--- a/eng/docx/021.content.docx
+++ b/eng/docx/021.content.docx
@@ -163,13 +163,6 @@
         <w:rPr>
           <w:lang w:val="en_US" w:bidi="en_US"/>
         </w:rPr>
-      </w:r>
-      <w:r>
-        <w:rPr>
-          <w:i/>
-          <w:lang w:val="en_US" w:bidi="en_US"/>
-        </w:rPr>
-        <w:t>Ucal, Uel, Ugarit, Ulai, Ulam, Ulcer, Ulla, Ummah, Uncircumcision, Unclean, Uncleanness, Unforgivable Sin, Unicorn, Unleavened Bread, Unleavened Bread, Festival of, Unni, Unno, Unpardonable Sin, the, Upharsin, Uphaz, Upper Gate, Upper Room, Ur (Person), Ur (Place), Urbanus, Uri, Uriah, Urias, Uriel, Urijah, Urim and Thummim, Uthai, Uz (Person), Uz (Place), Uzai, Uzal (Person), Uzal (Place), Uzza, Uzzah, Uzzen-Sheerah, Uzzi, Uzzia, Uzziah, Uzziel</w:t>
       </w:r>
       <w:r>
         <w:rPr>

--- a/eng/docx/021.content.docx
+++ b/eng/docx/021.content.docx
@@ -150,19 +150,6 @@
           <w:lang w:val="en_US" w:bidi="en_US"/>
         </w:rPr>
         <w:t>U</w:t>
-      </w:r>
-      <w:r>
-        <w:rPr>
-          <w:lang w:val="en_US" w:bidi="en_US"/>
-        </w:rPr>
-      </w:r>
-    </w:p>
-    <w:p>
-      <w:pPr/>
-      <w:r>
-        <w:rPr>
-          <w:lang w:val="en_US" w:bidi="en_US"/>
-        </w:rPr>
       </w:r>
       <w:r>
         <w:rPr>

--- a/eng/docx/021.content.docx
+++ b/eng/docx/021.content.docx
@@ -19,7 +19,7 @@
         <w:rPr>
           <w:lang w:val="en_US" w:bidi="en_US"/>
         </w:rPr>
-        <w:t>Resource: Bible Dictionary (Tyndale)</w:t>
+        <w:t>Resource: Tyndale Open Bible Dictionary</w:t>
       </w:r>
       <w:r>
         <w:rPr>
@@ -112,7 +112,7 @@
         <w:rPr>
           <w:lang w:val="en_US" w:bidi="en_US"/>
         </w:rPr>
-        <w:t>Bible Dictionary (Tyndale)</w:t>
+        <w:t>Tyndale Open Bible Dictionary</w:t>
       </w:r>
     </w:p>
     <w:p>

--- a/eng/docx/021.content.docx
+++ b/eng/docx/021.content.docx
@@ -965,21 +965,47 @@
         <w:rPr>
           <w:lang w:val="en_US" w:bidi="en_US"/>
         </w:rPr>
-        <w:t>). Because of this practice, the term "uncircumcision" came to mean "non-Jew" or "gentile" (Philistines, Greeks, and Romans did not practice circumcision, but Egyptians and many Semitic peoples did). The word was also used to describe "those outside the covenant."</w:t>
-      </w:r>
-    </w:p>
-    <w:p>
-      <w:pPr/>
-      <w:r>
-        <w:rPr>
-          <w:lang w:val="en_US" w:bidi="en_US"/>
-        </w:rPr>
-      </w:r>
-      <w:r>
-        <w:rPr>
-          <w:lang w:val="en_US" w:bidi="en_US"/>
-        </w:rPr>
-        <w:t>The term “uncircumcision” occurs 20 times in the New Testament, usually simply meaning "gentile," as opposed to Jew. Paul presents a compelling case against making such distinctions. Paul strongly argues against making such distinctions between people. For Paul, the attitude of a person's heart toward God is much more important than following ritual law, which has nothing to do with a person's salvation (</w:t>
+        <w:t xml:space="preserve">). Because of this practice, the term </w:t>
+      </w:r>
+      <w:r>
+        <w:rPr>
+          <w:i/>
+          <w:lang w:val="en_US" w:bidi="en_US"/>
+        </w:rPr>
+        <w:t>uncircumcision</w:t>
+      </w:r>
+      <w:r>
+        <w:rPr>
+          <w:lang w:val="en_US" w:bidi="en_US"/>
+        </w:rPr>
+        <w:t xml:space="preserve"> came to mean "non-Jew" or "Gentile" (Philistines, Greeks, and Romans did not practice circumcision, but Egyptians and many Semitic peoples did). The word was also used to describe "those outside the covenant."</w:t>
+      </w:r>
+    </w:p>
+    <w:p>
+      <w:pPr/>
+      <w:r>
+        <w:rPr>
+          <w:lang w:val="en_US" w:bidi="en_US"/>
+        </w:rPr>
+      </w:r>
+      <w:r>
+        <w:rPr>
+          <w:lang w:val="en_US" w:bidi="en_US"/>
+        </w:rPr>
+        <w:t xml:space="preserve">The term </w:t>
+      </w:r>
+      <w:r>
+        <w:rPr>
+          <w:i/>
+          <w:lang w:val="en_US" w:bidi="en_US"/>
+        </w:rPr>
+        <w:t>uncircumcision</w:t>
+      </w:r>
+      <w:r>
+        <w:rPr>
+          <w:lang w:val="en_US" w:bidi="en_US"/>
+        </w:rPr>
+        <w:t xml:space="preserve"> occurs 20 times in the New Testament, usually simply meaning "Gentile," as opposed to Jew. Paul presents a compelling case against making such distinctions. Paul strongly argues against making such distinctions between people. For Paul, the attitude of a person's heart toward God is much more important than following ritual law, which has nothing to do with a person's salvation (</w:t>
       </w:r>
       <w:hyperlink r:id="rId25">
         <w:r>
@@ -1033,7 +1059,7 @@
         <w:rPr>
           <w:lang w:val="en_US" w:bidi="en_US"/>
         </w:rPr>
-        <w:t>). In the past, gentiles were excluded from being God's people (</w:t>
+        <w:t>). In the past, Gentiles were excluded from being God's people (</w:t>
       </w:r>
       <w:hyperlink r:id="rId28">
         <w:r>
@@ -1051,7 +1077,7 @@
         <w:rPr>
           <w:lang w:val="en_US" w:bidi="en_US"/>
         </w:rPr>
-        <w:t>). Now, Jewish and gentile believers have become one people in Jesus Christ (</w:t>
+        <w:t>). Now, Jewish and Gentile believers have become one people in Jesus Christ (</w:t>
       </w:r>
       <w:hyperlink r:id="rId29">
         <w:r>
@@ -1155,7 +1181,59 @@
         <w:rPr>
           <w:lang w:val="en_US" w:bidi="en_US"/>
         </w:rPr>
-        <w:t>, Paul uses "uncircumcision" as a metaphor, meaning a person's state before knowing God. Here uncircumcision equals "the flesh" (meaning one's evil desires). It is the same as being uncircumcised. Just as physical flesh is cut away during circumcision, this spiritual "flesh" is cut away by Christ at the time of conversion, as shown in baptism. The baptized person is cleansed from "uncleanness" just as a circumcised gentile was considered cleansed from previous uncircumcised uncleanness.</w:t>
+        <w:t xml:space="preserve">, Paul uses </w:t>
+      </w:r>
+      <w:r>
+        <w:rPr>
+          <w:i/>
+          <w:lang w:val="en_US" w:bidi="en_US"/>
+        </w:rPr>
+        <w:t>uncircumcision</w:t>
+      </w:r>
+      <w:r>
+        <w:rPr>
+          <w:lang w:val="en_US" w:bidi="en_US"/>
+        </w:rPr>
+        <w:t xml:space="preserve"> as a metaphor, meaning a person's state before knowing God. Here uncircumcision is </w:t>
+      </w:r>
+      <w:r>
+        <w:rPr>
+          <w:i/>
+          <w:lang w:val="en_US" w:bidi="en_US"/>
+        </w:rPr>
+        <w:t>the flesh</w:t>
+      </w:r>
+      <w:r>
+        <w:rPr>
+          <w:lang w:val="en_US" w:bidi="en_US"/>
+        </w:rPr>
+        <w:t xml:space="preserve"> (meaning one's evil desires). It is the same as being uncircumcised. Just as physical flesh is cut away during circumcision, this spiritual </w:t>
+      </w:r>
+      <w:r>
+        <w:rPr>
+          <w:i/>
+          <w:lang w:val="en_US" w:bidi="en_US"/>
+        </w:rPr>
+        <w:t>flesh</w:t>
+      </w:r>
+      <w:r>
+        <w:rPr>
+          <w:lang w:val="en_US" w:bidi="en_US"/>
+        </w:rPr>
+        <w:t xml:space="preserve"> is cut away by Christ at the time of conversion, as shown in baptism. The baptized person is cleansed from </w:t>
+      </w:r>
+      <w:r>
+        <w:rPr>
+          <w:i/>
+          <w:lang w:val="en_US" w:bidi="en_US"/>
+        </w:rPr>
+        <w:t>uncleanness</w:t>
+      </w:r>
+      <w:r>
+        <w:rPr>
+          <w:lang w:val="en_US" w:bidi="en_US"/>
+        </w:rPr>
+        <w:t xml:space="preserve"> just as a circumcised Gentile was considered cleansed from previous uncircumcised uncleanness.</w:t>
       </w:r>
     </w:p>
     <w:p>
@@ -3166,7 +3244,7 @@
         <w:rPr>
           <w:lang w:val="en_US" w:bidi="en_US"/>
         </w:rPr>
-        <w:t>). Following Jesus's ascension, the disciples went to the upper room where they all stayed before. This reference again shows the potentially large size of some upper rooms. The congregation attending the meeting in Troas was not a small one either (</w:t>
+        <w:t>). Following the ascension of Jesus, the disciples went to the upper room where they all stayed before. This reference again shows the potentially large size of some upper rooms. The congregation attending the meeting in Troas was not a small one either (</w:t>
       </w:r>
       <w:hyperlink r:id="rId70">
         <w:r>

--- a/eng/docx/021.content.docx
+++ b/eng/docx/021.content.docx
@@ -19,7 +19,7 @@
         <w:rPr>
           <w:lang w:val="en_US" w:bidi="en_US"/>
         </w:rPr>
-        <w:t>Resource: Tyndale Open Bible Dictionary</w:t>
+        <w:t>Resource: Aquifer Open Bible Dictionary</w:t>
       </w:r>
       <w:r>
         <w:rPr>
@@ -112,7 +112,7 @@
         <w:rPr>
           <w:lang w:val="en_US" w:bidi="en_US"/>
         </w:rPr>
-        <w:t>Tyndale Open Bible Dictionary</w:t>
+        <w:t>Aquifer Open Bible Dictionary</w:t>
       </w:r>
     </w:p>
     <w:p>
@@ -911,7 +911,7 @@
         <w:rPr>
           <w:lang w:val="en_US" w:bidi="en_US"/>
         </w:rPr>
-        <w:t>The natural condition of a male, with the foreskin covering his penis. The Jewish people, along with many other groups, surgically removed this foreskin as a sign of their covenant (agreement) with God (</w:t>
+        <w:t>Uncircumcision is the natural condition of a male, with the foreskin covering his penis. The Jewish people, along with many other groups, surgically removed this foreskin as a sign of their covenant (agreement) with God (</w:t>
       </w:r>
       <w:hyperlink r:id="rId22">
         <w:r>
@@ -965,47 +965,35 @@
         <w:rPr>
           <w:lang w:val="en_US" w:bidi="en_US"/>
         </w:rPr>
-        <w:t xml:space="preserve">). Because of this practice, the term </w:t>
-      </w:r>
-      <w:r>
-        <w:rPr>
-          <w:i/>
-          <w:lang w:val="en_US" w:bidi="en_US"/>
-        </w:rPr>
-        <w:t>uncircumcision</w:t>
-      </w:r>
-      <w:r>
-        <w:rPr>
-          <w:lang w:val="en_US" w:bidi="en_US"/>
-        </w:rPr>
-        <w:t xml:space="preserve"> came to mean "non-Jew" or "Gentile" (Philistines, Greeks, and Romans did not practice circumcision, but Egyptians and many Semitic peoples did). The word was also used to describe "those outside the covenant."</w:t>
-      </w:r>
-    </w:p>
-    <w:p>
-      <w:pPr/>
-      <w:r>
-        <w:rPr>
-          <w:lang w:val="en_US" w:bidi="en_US"/>
-        </w:rPr>
-      </w:r>
-      <w:r>
-        <w:rPr>
-          <w:lang w:val="en_US" w:bidi="en_US"/>
-        </w:rPr>
-        <w:t xml:space="preserve">The term </w:t>
-      </w:r>
-      <w:r>
-        <w:rPr>
-          <w:i/>
-          <w:lang w:val="en_US" w:bidi="en_US"/>
-        </w:rPr>
-        <w:t>uncircumcision</w:t>
-      </w:r>
-      <w:r>
-        <w:rPr>
-          <w:lang w:val="en_US" w:bidi="en_US"/>
-        </w:rPr>
-        <w:t xml:space="preserve"> occurs 20 times in the New Testament, usually simply meaning "Gentile," as opposed to Jew. Paul presents a compelling case against making such distinctions. Paul strongly argues against making such distinctions between people. For Paul, the attitude of a person's heart toward God is much more important than following ritual law, which has nothing to do with a person's salvation (</w:t>
+        <w:t>). Because of this practice, the term "uncircumcision" came to mean "non-Jew" or "Gentile" (Philistines, Greeks, and Romans did not practice circumcision, but Egyptians and many Semitic peoples did). The word was also used to describe "those outside the covenant."</w:t>
+      </w:r>
+    </w:p>
+    <w:p>
+      <w:pPr/>
+      <w:r>
+        <w:rPr>
+          <w:lang w:val="en_US" w:bidi="en_US"/>
+        </w:rPr>
+      </w:r>
+      <w:r>
+        <w:rPr>
+          <w:lang w:val="en_US" w:bidi="en_US"/>
+        </w:rPr>
+        <w:t xml:space="preserve">The term "uncircumcision" occurs 20 times in the New Testament, usually simply meaning "Gentile," as opposed to Jew. Paul presents a compelling case against making such distinctions. Paul strongly argues against making such distinctions between people. </w:t>
+      </w:r>
+    </w:p>
+    <w:p>
+      <w:pPr/>
+      <w:r>
+        <w:rPr>
+          <w:lang w:val="en_US" w:bidi="en_US"/>
+        </w:rPr>
+      </w:r>
+      <w:r>
+        <w:rPr>
+          <w:lang w:val="en_US" w:bidi="en_US"/>
+        </w:rPr>
+        <w:t>For Paul, the attitude of a person's heart toward God is much more important than following ritual law, which has nothing to do with a person's salvation (</w:t>
       </w:r>
       <w:hyperlink r:id="rId25">
         <w:r>
@@ -1059,7 +1047,21 @@
         <w:rPr>
           <w:lang w:val="en_US" w:bidi="en_US"/>
         </w:rPr>
-        <w:t>). In the past, Gentiles were excluded from being God's people (</w:t>
+        <w:t xml:space="preserve">). </w:t>
+      </w:r>
+    </w:p>
+    <w:p>
+      <w:pPr/>
+      <w:r>
+        <w:rPr>
+          <w:lang w:val="en_US" w:bidi="en_US"/>
+        </w:rPr>
+      </w:r>
+      <w:r>
+        <w:rPr>
+          <w:lang w:val="en_US" w:bidi="en_US"/>
+        </w:rPr>
+        <w:t>In the past, Gentiles were excluded from being God's people (</w:t>
       </w:r>
       <w:hyperlink r:id="rId28">
         <w:r>
@@ -1181,59 +1183,7 @@
         <w:rPr>
           <w:lang w:val="en_US" w:bidi="en_US"/>
         </w:rPr>
-        <w:t xml:space="preserve">, Paul uses </w:t>
-      </w:r>
-      <w:r>
-        <w:rPr>
-          <w:i/>
-          <w:lang w:val="en_US" w:bidi="en_US"/>
-        </w:rPr>
-        <w:t>uncircumcision</w:t>
-      </w:r>
-      <w:r>
-        <w:rPr>
-          <w:lang w:val="en_US" w:bidi="en_US"/>
-        </w:rPr>
-        <w:t xml:space="preserve"> as a metaphor, meaning a person's state before knowing God. Here uncircumcision is </w:t>
-      </w:r>
-      <w:r>
-        <w:rPr>
-          <w:i/>
-          <w:lang w:val="en_US" w:bidi="en_US"/>
-        </w:rPr>
-        <w:t>the flesh</w:t>
-      </w:r>
-      <w:r>
-        <w:rPr>
-          <w:lang w:val="en_US" w:bidi="en_US"/>
-        </w:rPr>
-        <w:t xml:space="preserve"> (meaning one's evil desires). It is the same as being uncircumcised. Just as physical flesh is cut away during circumcision, this spiritual </w:t>
-      </w:r>
-      <w:r>
-        <w:rPr>
-          <w:i/>
-          <w:lang w:val="en_US" w:bidi="en_US"/>
-        </w:rPr>
-        <w:t>flesh</w:t>
-      </w:r>
-      <w:r>
-        <w:rPr>
-          <w:lang w:val="en_US" w:bidi="en_US"/>
-        </w:rPr>
-        <w:t xml:space="preserve"> is cut away by Christ at the time of conversion, as shown in baptism. The baptized person is cleansed from </w:t>
-      </w:r>
-      <w:r>
-        <w:rPr>
-          <w:i/>
-          <w:lang w:val="en_US" w:bidi="en_US"/>
-        </w:rPr>
-        <w:t>uncleanness</w:t>
-      </w:r>
-      <w:r>
-        <w:rPr>
-          <w:lang w:val="en_US" w:bidi="en_US"/>
-        </w:rPr>
-        <w:t xml:space="preserve"> just as a circumcised Gentile was considered cleansed from previous uncircumcised uncleanness.</w:t>
+        <w:t>, Paul uses "uncircumcision" as a metaphor, meaning a person's state before knowing God. Here uncircumcision "is the flesh" (meaning one's evil desires). It is the same as being uncircumcised. Just as physical flesh is cut away during circumcision, this spiritual "flesh" is cut away by Christ at the time of conversion, as shown in baptism. The baptized person is cleansed from "uncleanness" just as a circumcised Gentile was considered cleansed from previous uncircumcised uncleanness.</w:t>
       </w:r>
     </w:p>
     <w:p>

--- a/eng/docx/021.content.docx
+++ b/eng/docx/021.content.docx
@@ -1245,6 +1245,117 @@
         <w:rPr>
           <w:lang w:val="en_US" w:bidi="en_US"/>
         </w:rPr>
+        <w:t>Unclean Spirits</w:t>
+      </w:r>
+      <w:r>
+        <w:rPr>
+          <w:lang w:val="en_US" w:bidi="en_US"/>
+        </w:rPr>
+      </w:r>
+    </w:p>
+    <w:p>
+      <w:pPr/>
+      <w:r>
+        <w:rPr>
+          <w:lang w:val="en_US" w:bidi="en_US"/>
+        </w:rPr>
+      </w:r>
+      <w:r>
+        <w:rPr>
+          <w:lang w:val="en_US" w:bidi="en_US"/>
+        </w:rPr>
+        <w:t>Unclean spirits are evil spiritual beings that oppose God. In the Bible, they can enter or control people and cause suffering. They are also called demons. Jesus showed his authority over unclean spirits and gave his disciples authority to drive them out (</w:t>
+      </w:r>
+      <w:hyperlink r:id="rId34">
+        <w:r>
+          <w:rPr>
+            <w:lang w:val="en_US" w:bidi="en_US"/>
+          </w:rPr>
+          <w:rPr>
+            <w:color w:val="0000EE"/>
+            <w:u w:val="single"/>
+          </w:rPr>
+          <w:t>Matthew 10:1</w:t>
+        </w:r>
+      </w:hyperlink>
+      <w:r>
+        <w:rPr>
+          <w:lang w:val="en_US" w:bidi="en_US"/>
+        </w:rPr>
+        <w:t>).</w:t>
+      </w:r>
+    </w:p>
+    <w:p>
+      <w:pPr/>
+      <w:r>
+        <w:rPr>
+          <w:lang w:val="en_US" w:bidi="en_US"/>
+        </w:rPr>
+      </w:r>
+      <w:r>
+        <w:rPr>
+          <w:i/>
+          <w:lang w:val="en_US" w:bidi="en_US"/>
+        </w:rPr>
+        <w:t>See</w:t>
+      </w:r>
+      <w:r>
+        <w:rPr>
+          <w:lang w:val="en_US" w:bidi="en_US"/>
+        </w:rPr>
+        <w:t xml:space="preserve"> </w:t>
+      </w:r>
+      <w:r>
+        <w:rPr>
+          <w:lang w:val="en_US" w:bidi="en_US"/>
+        </w:rPr>
+        <w:t>Demon</w:t>
+      </w:r>
+      <w:r>
+        <w:rPr>
+          <w:lang w:val="en_US" w:bidi="en_US"/>
+        </w:rPr>
+        <w:t xml:space="preserve">; </w:t>
+      </w:r>
+      <w:r>
+        <w:rPr>
+          <w:lang w:val="en_US" w:bidi="en_US"/>
+        </w:rPr>
+        <w:t>Demon-possession</w:t>
+      </w:r>
+      <w:r>
+        <w:rPr>
+          <w:lang w:val="en_US" w:bidi="en_US"/>
+        </w:rPr>
+        <w:t>.</w:t>
+      </w:r>
+      <w:r>
+        <w:rPr>
+          <w:lang w:val="en_US" w:bidi="en_US"/>
+        </w:rPr>
+      </w:r>
+      <w:r>
+        <w:rPr>
+          <w:lang w:val="en_US" w:bidi="en_US"/>
+        </w:rPr>
+      </w:r>
+    </w:p>
+    <w:p>
+      <w:pPr/>
+      <w:r>
+        <w:rPr>
+          <w:lang w:val="en_US" w:bidi="en_US"/>
+        </w:rPr>
+      </w:r>
+    </w:p>
+    <w:p>
+      <w:pPr>
+        <w:pStyle w:val="Heading2"/>
+      </w:pPr>
+      <w:r>
+        <w:rPr>
+          <w:lang w:val="en_US" w:bidi="en_US"/>
+        </w:rPr>
         <w:t>Unclean, Uncleanness</w:t>
       </w:r>
       <w:r>
@@ -1400,7 +1511,7 @@
         </w:rPr>
         <w:t>KJV rendering for an animal called a “wild ox” in the nlt and most modern translations (</w:t>
       </w:r>
-      <w:hyperlink r:id="rId34">
+      <w:hyperlink r:id="rId35">
         <w:r>
           <w:rPr>
             <w:lang w:val="en_US" w:bidi="en_US"/>
@@ -1418,7 +1529,7 @@
         </w:rPr>
         <w:t xml:space="preserve">; </w:t>
       </w:r>
-      <w:hyperlink r:id="rId35">
+      <w:hyperlink r:id="rId36">
         <w:r>
           <w:rPr>
             <w:lang w:val="en_US" w:bidi="en_US"/>
@@ -1523,7 +1634,7 @@
         </w:rPr>
         <w:t>By God's command, bread for the Jewish Passover must be unleavened. This applies to most other religious observances, too (</w:t>
       </w:r>
-      <w:hyperlink r:id="rId36">
+      <w:hyperlink r:id="rId37">
         <w:r>
           <w:rPr>
             <w:lang w:val="en_US" w:bidi="en_US"/>
@@ -1535,7 +1646,7 @@
           <w:t>Exodus 12:15</w:t>
         </w:r>
       </w:hyperlink>
-      <w:hyperlink r:id="rId36">
+      <w:hyperlink r:id="rId37">
         <w:r>
           <w:rPr>
             <w:lang w:val="en_US" w:bidi="en_US"/>
@@ -1547,7 +1658,7 @@
           <w:t>–</w:t>
         </w:r>
       </w:hyperlink>
-      <w:hyperlink r:id="rId36">
+      <w:hyperlink r:id="rId37">
         <w:r>
           <w:rPr>
             <w:lang w:val="en_US" w:bidi="en_US"/>
@@ -1565,7 +1676,7 @@
         </w:rPr>
         <w:t xml:space="preserve">; </w:t>
       </w:r>
-      <w:hyperlink r:id="rId37">
+      <w:hyperlink r:id="rId38">
         <w:r>
           <w:rPr>
             <w:lang w:val="en_US" w:bidi="en_US"/>
@@ -1583,7 +1694,7 @@
         </w:rPr>
         <w:t>). The people could use leavened bread for spiritual purposes only in certain cases (</w:t>
       </w:r>
-      <w:hyperlink r:id="rId38">
+      <w:hyperlink r:id="rId39">
         <w:r>
           <w:rPr>
             <w:lang w:val="en_US" w:bidi="en_US"/>
@@ -1601,7 +1712,7 @@
         </w:rPr>
         <w:t xml:space="preserve">; </w:t>
       </w:r>
-      <w:hyperlink r:id="rId39">
+      <w:hyperlink r:id="rId40">
         <w:r>
           <w:rPr>
             <w:lang w:val="en_US" w:bidi="en_US"/>
@@ -1633,7 +1744,7 @@
         </w:rPr>
         <w:t>The New Testament speaks of leaven negatively, except for Jesus' teaching on the kingdom of God (</w:t>
       </w:r>
-      <w:hyperlink r:id="rId40">
+      <w:hyperlink r:id="rId41">
         <w:r>
           <w:rPr>
             <w:lang w:val="en_US" w:bidi="en_US"/>
@@ -1669,7 +1780,7 @@
         </w:rPr>
         <w:t>Jesus warned of the leaven of the Pharisees and Sadducees (</w:t>
       </w:r>
-      <w:hyperlink r:id="rId41">
+      <w:hyperlink r:id="rId42">
         <w:r>
           <w:rPr>
             <w:lang w:val="en_US" w:bidi="en_US"/>
@@ -1705,7 +1816,7 @@
         </w:rPr>
         <w:t>Paul urged believers to guard against unhealthy values. They can spread like yeast in the dough (</w:t>
       </w:r>
-      <w:hyperlink r:id="rId42">
+      <w:hyperlink r:id="rId43">
         <w:r>
           <w:rPr>
             <w:lang w:val="en_US" w:bidi="en_US"/>
@@ -1717,7 +1828,7 @@
           <w:t>1 Corinthians 5:6</w:t>
         </w:r>
       </w:hyperlink>
-      <w:hyperlink r:id="rId42">
+      <w:hyperlink r:id="rId43">
         <w:r>
           <w:rPr>
             <w:lang w:val="en_US" w:bidi="en_US"/>
@@ -1729,7 +1840,7 @@
           <w:t>–</w:t>
         </w:r>
       </w:hyperlink>
-      <w:hyperlink r:id="rId42">
+      <w:hyperlink r:id="rId43">
         <w:r>
           <w:rPr>
             <w:lang w:val="en_US" w:bidi="en_US"/>
@@ -1927,7 +2038,7 @@
         </w:rPr>
         <w:t>One of the musicians that the chief of the Levites chose to sing and play the harp as part of the temple service during David’s reign (</w:t>
       </w:r>
-      <w:hyperlink r:id="rId43">
+      <w:hyperlink r:id="rId44">
         <w:r>
           <w:rPr>
             <w:lang w:val="en_US" w:bidi="en_US"/>
@@ -1963,7 +2074,7 @@
         </w:rPr>
         <w:t xml:space="preserve">The King James Version's spelling of Unno in </w:t>
       </w:r>
-      <w:hyperlink r:id="rId44">
+      <w:hyperlink r:id="rId45">
         <w:r>
           <w:rPr>
             <w:lang w:val="en_US" w:bidi="en_US"/>
@@ -2054,7 +2165,7 @@
         </w:rPr>
         <w:t>One of the Levites who participated in the temple service during the postexilic era (</w:t>
       </w:r>
-      <w:hyperlink r:id="rId44">
+      <w:hyperlink r:id="rId45">
         <w:r>
           <w:rPr>
             <w:lang w:val="en_US" w:bidi="en_US"/>
@@ -2145,7 +2256,7 @@
         </w:rPr>
         <w:t xml:space="preserve">The unpardonable sin must be defined by its context. In </w:t>
       </w:r>
-      <w:hyperlink r:id="rId45">
+      <w:hyperlink r:id="rId46">
         <w:r>
           <w:rPr>
             <w:lang w:val="en_US" w:bidi="en_US"/>
@@ -2163,7 +2274,7 @@
         </w:rPr>
         <w:t xml:space="preserve"> and </w:t>
       </w:r>
-      <w:hyperlink r:id="rId46">
+      <w:hyperlink r:id="rId47">
         <w:r>
           <w:rPr>
             <w:lang w:val="en_US" w:bidi="en_US"/>
@@ -2181,7 +2292,7 @@
         </w:rPr>
         <w:t>, Jesus had just cast a demon from a man who was blind and mute. Unmistakable evidence of God's power had just happened. But the Pharisees, with stubborn unbelief, gave credit for this display of God’s power to Beelzebul, the devil (</w:t>
       </w:r>
-      <w:hyperlink r:id="rId47">
+      <w:hyperlink r:id="rId48">
         <w:r>
           <w:rPr>
             <w:lang w:val="en_US" w:bidi="en_US"/>
@@ -2213,7 +2324,7 @@
         </w:rPr>
         <w:t>Other scriptures record this kind of response from many Jews. The suspicion was that Jesus was performing miracles by the power of the devil (</w:t>
       </w:r>
-      <w:hyperlink r:id="rId48">
+      <w:hyperlink r:id="rId49">
         <w:r>
           <w:rPr>
             <w:lang w:val="en_US" w:bidi="en_US"/>
@@ -2231,7 +2342,7 @@
         </w:rPr>
         <w:t xml:space="preserve">; </w:t>
       </w:r>
-      <w:hyperlink r:id="rId49">
+      <w:hyperlink r:id="rId50">
         <w:r>
           <w:rPr>
             <w:lang w:val="en_US" w:bidi="en_US"/>
@@ -2249,7 +2360,7 @@
         </w:rPr>
         <w:t xml:space="preserve">; </w:t>
       </w:r>
-      <w:hyperlink r:id="rId50">
+      <w:hyperlink r:id="rId51">
         <w:r>
           <w:rPr>
             <w:lang w:val="en_US" w:bidi="en_US"/>
@@ -2267,7 +2378,7 @@
         </w:rPr>
         <w:t xml:space="preserve">; </w:t>
       </w:r>
-      <w:hyperlink r:id="rId51">
+      <w:hyperlink r:id="rId52">
         <w:r>
           <w:rPr>
             <w:lang w:val="en_US" w:bidi="en_US"/>
@@ -2285,7 +2396,7 @@
         </w:rPr>
         <w:t xml:space="preserve">; </w:t>
       </w:r>
-      <w:hyperlink r:id="rId52">
+      <w:hyperlink r:id="rId53">
         <w:r>
           <w:rPr>
             <w:lang w:val="en_US" w:bidi="en_US"/>
@@ -2369,7 +2480,7 @@
         </w:rPr>
         <w:t>The "sin unto death" mentioned by John (</w:t>
       </w:r>
-      <w:hyperlink r:id="rId53">
+      <w:hyperlink r:id="rId54">
         <w:r>
           <w:rPr>
             <w:lang w:val="en_US" w:bidi="en_US"/>
@@ -2387,7 +2498,7 @@
         </w:rPr>
         <w:t>) is not the unpardonable sin. A redeemed and forgiven person (</w:t>
       </w:r>
-      <w:hyperlink r:id="rId54">
+      <w:hyperlink r:id="rId55">
         <w:r>
           <w:rPr>
             <w:lang w:val="en_US" w:bidi="en_US"/>
@@ -2405,7 +2516,7 @@
         </w:rPr>
         <w:t>) has cleansing for present and future sin (</w:t>
       </w:r>
-      <w:hyperlink r:id="rId55">
+      <w:hyperlink r:id="rId56">
         <w:r>
           <w:rPr>
             <w:lang w:val="en_US" w:bidi="en_US"/>
@@ -2423,7 +2534,7 @@
         </w:rPr>
         <w:t>) and eternal life (</w:t>
       </w:r>
-      <w:hyperlink r:id="rId56">
+      <w:hyperlink r:id="rId57">
         <w:r>
           <w:rPr>
             <w:lang w:val="en_US" w:bidi="en_US"/>
@@ -2441,7 +2552,7 @@
         </w:rPr>
         <w:t xml:space="preserve">). This person cannot commit an unpardonable sin. But those who commit the "sin unto death" are all Christians. </w:t>
       </w:r>
-      <w:hyperlink r:id="rId57">
+      <w:hyperlink r:id="rId58">
         <w:r>
           <w:rPr>
             <w:lang w:val="en_US" w:bidi="en_US"/>
@@ -2485,7 +2596,7 @@
         </w:rPr>
         <w:t xml:space="preserve"> (</w:t>
       </w:r>
-      <w:hyperlink r:id="rId58">
+      <w:hyperlink r:id="rId59">
         <w:r>
           <w:rPr>
             <w:lang w:val="en_US" w:bidi="en_US"/>
@@ -2517,7 +2628,7 @@
         </w:rPr>
         <w:t>Many passages repeat the warning that unbelief in the Savior results in eternal death (</w:t>
       </w:r>
-      <w:hyperlink r:id="rId59">
+      <w:hyperlink r:id="rId60">
         <w:r>
           <w:rPr>
             <w:lang w:val="en_US" w:bidi="en_US"/>
@@ -2535,7 +2646,7 @@
         </w:rPr>
         <w:t xml:space="preserve">; </w:t>
       </w:r>
-      <w:hyperlink r:id="rId60">
+      <w:hyperlink r:id="rId61">
         <w:r>
           <w:rPr>
             <w:lang w:val="en_US" w:bidi="en_US"/>
@@ -2553,7 +2664,7 @@
         </w:rPr>
         <w:t xml:space="preserve">; </w:t>
       </w:r>
-      <w:hyperlink r:id="rId61">
+      <w:hyperlink r:id="rId62">
         <w:r>
           <w:rPr>
             <w:lang w:val="en_US" w:bidi="en_US"/>
@@ -2571,7 +2682,7 @@
         </w:rPr>
         <w:t xml:space="preserve">; </w:t>
       </w:r>
-      <w:hyperlink r:id="rId62">
+      <w:hyperlink r:id="rId63">
         <w:r>
           <w:rPr>
             <w:lang w:val="en_US" w:bidi="en_US"/>
@@ -2682,7 +2793,7 @@
         </w:rPr>
         <w:t xml:space="preserve">An Aramaic word translated in the King James Version as "divided" in </w:t>
       </w:r>
-      <w:hyperlink r:id="rId63">
+      <w:hyperlink r:id="rId64">
         <w:r>
           <w:rPr>
             <w:lang w:val="en_US" w:bidi="en_US"/>
@@ -2773,7 +2884,7 @@
         </w:rPr>
         <w:t>A region well known for its gold (</w:t>
       </w:r>
-      <w:hyperlink r:id="rId64">
+      <w:hyperlink r:id="rId65">
         <w:r>
           <w:rPr>
             <w:lang w:val="en_US" w:bidi="en_US"/>
@@ -2791,7 +2902,7 @@
         </w:rPr>
         <w:t xml:space="preserve">; </w:t>
       </w:r>
-      <w:hyperlink r:id="rId65">
+      <w:hyperlink r:id="rId66">
         <w:r>
           <w:rPr>
             <w:lang w:val="en_US" w:bidi="en_US"/>
@@ -2890,7 +3001,7 @@
         </w:rPr>
         <w:t>One of the gates leading to the temple mount in Jerusalem. It was built by Jotham (</w:t>
       </w:r>
-      <w:hyperlink r:id="rId66">
+      <w:hyperlink r:id="rId67">
         <w:r>
           <w:rPr>
             <w:lang w:val="en_US" w:bidi="en_US"/>
@@ -2908,7 +3019,7 @@
         </w:rPr>
         <w:t xml:space="preserve">; </w:t>
       </w:r>
-      <w:hyperlink r:id="rId67">
+      <w:hyperlink r:id="rId68">
         <w:r>
           <w:rPr>
             <w:lang w:val="en_US" w:bidi="en_US"/>
@@ -2926,7 +3037,7 @@
         </w:rPr>
         <w:t>) and served as the principal access between the royal palace and the temple area (</w:t>
       </w:r>
-      <w:hyperlink r:id="rId68">
+      <w:hyperlink r:id="rId69">
         <w:r>
           <w:rPr>
             <w:lang w:val="en_US" w:bidi="en_US"/>
@@ -2944,7 +3055,7 @@
         </w:rPr>
         <w:t xml:space="preserve">; </w:t>
       </w:r>
-      <w:hyperlink r:id="rId69">
+      <w:hyperlink r:id="rId70">
         <w:r>
           <w:rPr>
             <w:lang w:val="en_US" w:bidi="en_US"/>
@@ -3024,7 +3135,7 @@
         </w:rPr>
         <w:t>Some upper rooms could accommodate large gatherings of people. In at least one example, the room was on the third story (</w:t>
       </w:r>
-      <w:hyperlink r:id="rId70">
+      <w:hyperlink r:id="rId71">
         <w:r>
           <w:rPr>
             <w:lang w:val="en_US" w:bidi="en_US"/>
@@ -3042,6 +3153,160 @@
         </w:rPr>
         <w:t xml:space="preserve">). Eutychus, sitting in the window, went to sleep and fell three stories to the street below (verses </w:t>
       </w:r>
+      <w:hyperlink r:id="rId72">
+        <w:r>
+          <w:rPr>
+            <w:lang w:val="en_US" w:bidi="en_US"/>
+          </w:rPr>
+          <w:rPr>
+            <w:color w:val="0000EE"/>
+            <w:u w:val="single"/>
+          </w:rPr>
+          <w:t>9–10</w:t>
+        </w:r>
+      </w:hyperlink>
+      <w:r>
+        <w:rPr>
+          <w:lang w:val="en_US" w:bidi="en_US"/>
+        </w:rPr>
+        <w:t>). It may have been a similar type of accident that caused Ahaziah’s fatal injury when he fell through the latticework of his upper room (</w:t>
+      </w:r>
+      <w:hyperlink r:id="rId73">
+        <w:r>
+          <w:rPr>
+            <w:lang w:val="en_US" w:bidi="en_US"/>
+          </w:rPr>
+          <w:rPr>
+            <w:color w:val="0000EE"/>
+            <w:u w:val="single"/>
+          </w:rPr>
+          <w:t>2 Kings 1:2</w:t>
+        </w:r>
+      </w:hyperlink>
+      <w:r>
+        <w:rPr>
+          <w:lang w:val="en_US" w:bidi="en_US"/>
+        </w:rPr>
+        <w:t>).</w:t>
+      </w:r>
+    </w:p>
+    <w:p>
+      <w:pPr/>
+      <w:r>
+        <w:rPr>
+          <w:lang w:val="en_US" w:bidi="en_US"/>
+        </w:rPr>
+      </w:r>
+      <w:r>
+        <w:rPr>
+          <w:lang w:val="en_US" w:bidi="en_US"/>
+        </w:rPr>
+        <w:t>Elijah took the dead son of the widow of Zarephath to an upper room where he had been staying and raised him from the dead (</w:t>
+      </w:r>
+      <w:hyperlink r:id="rId74">
+        <w:r>
+          <w:rPr>
+            <w:lang w:val="en_US" w:bidi="en_US"/>
+          </w:rPr>
+          <w:rPr>
+            <w:color w:val="0000EE"/>
+            <w:u w:val="single"/>
+          </w:rPr>
+          <w:t>1 Kings 17:19–23</w:t>
+        </w:r>
+      </w:hyperlink>
+      <w:r>
+        <w:rPr>
+          <w:lang w:val="en_US" w:bidi="en_US"/>
+        </w:rPr>
+        <w:t>). David went to an upper room for privacy to mourn the death of Absalom (</w:t>
+      </w:r>
+      <w:hyperlink r:id="rId75">
+        <w:r>
+          <w:rPr>
+            <w:lang w:val="en_US" w:bidi="en_US"/>
+          </w:rPr>
+          <w:rPr>
+            <w:color w:val="0000EE"/>
+            <w:u w:val="single"/>
+          </w:rPr>
+          <w:t>2 Samuel 18:33</w:t>
+        </w:r>
+      </w:hyperlink>
+      <w:r>
+        <w:rPr>
+          <w:lang w:val="en_US" w:bidi="en_US"/>
+        </w:rPr>
+        <w:t>). The kings of Judah built strange altars near the upper room of Ahaz, which Josiah pulled down as part of his reform program (</w:t>
+      </w:r>
+      <w:hyperlink r:id="rId76">
+        <w:r>
+          <w:rPr>
+            <w:lang w:val="en_US" w:bidi="en_US"/>
+          </w:rPr>
+          <w:rPr>
+            <w:color w:val="0000EE"/>
+            <w:u w:val="single"/>
+          </w:rPr>
+          <w:t>2 Kings 23:12</w:t>
+        </w:r>
+      </w:hyperlink>
+      <w:r>
+        <w:rPr>
+          <w:lang w:val="en_US" w:bidi="en_US"/>
+        </w:rPr>
+        <w:t>).</w:t>
+      </w:r>
+    </w:p>
+    <w:p>
+      <w:pPr/>
+      <w:r>
+        <w:rPr>
+          <w:lang w:val="en_US" w:bidi="en_US"/>
+        </w:rPr>
+      </w:r>
+      <w:r>
+        <w:rPr>
+          <w:lang w:val="en_US" w:bidi="en_US"/>
+        </w:rPr>
+        <w:t>Jesus ate the Passover supper in an upper room with his disciples (</w:t>
+      </w:r>
+      <w:hyperlink r:id="rId77">
+        <w:r>
+          <w:rPr>
+            <w:lang w:val="en_US" w:bidi="en_US"/>
+          </w:rPr>
+          <w:rPr>
+            <w:color w:val="0000EE"/>
+            <w:u w:val="single"/>
+          </w:rPr>
+          <w:t>Mark 14:15</w:t>
+        </w:r>
+      </w:hyperlink>
+      <w:r>
+        <w:rPr>
+          <w:lang w:val="en_US" w:bidi="en_US"/>
+        </w:rPr>
+        <w:t xml:space="preserve">; </w:t>
+      </w:r>
+      <w:hyperlink r:id="rId78">
+        <w:r>
+          <w:rPr>
+            <w:lang w:val="en_US" w:bidi="en_US"/>
+          </w:rPr>
+          <w:rPr>
+            <w:color w:val="0000EE"/>
+            <w:u w:val="single"/>
+          </w:rPr>
+          <w:t>Luke 22:12</w:t>
+        </w:r>
+      </w:hyperlink>
+      <w:r>
+        <w:rPr>
+          <w:lang w:val="en_US" w:bidi="en_US"/>
+        </w:rPr>
+        <w:t>). Following the ascension of Jesus, the disciples went to the upper room where they all stayed before. This reference again shows the potentially large size of some upper rooms. The congregation attending the meeting in Troas was not a small one either (</w:t>
+      </w:r>
       <w:hyperlink r:id="rId71">
         <w:r>
           <w:rPr>
@@ -3051,25 +3316,25 @@
             <w:color w:val="0000EE"/>
             <w:u w:val="single"/>
           </w:rPr>
-          <w:t>9–10</w:t>
-        </w:r>
-      </w:hyperlink>
-      <w:r>
-        <w:rPr>
-          <w:lang w:val="en_US" w:bidi="en_US"/>
-        </w:rPr>
-        <w:t>). It may have been a similar type of accident that caused Ahaziah’s fatal injury when he fell through the latticework of his upper room (</w:t>
-      </w:r>
-      <w:hyperlink r:id="rId72">
-        <w:r>
-          <w:rPr>
-            <w:lang w:val="en_US" w:bidi="en_US"/>
-          </w:rPr>
-          <w:rPr>
-            <w:color w:val="0000EE"/>
-            <w:u w:val="single"/>
-          </w:rPr>
-          <w:t>2 Kings 1:2</w:t>
+          <w:t>Acts 20:8</w:t>
+        </w:r>
+      </w:hyperlink>
+      <w:r>
+        <w:rPr>
+          <w:lang w:val="en_US" w:bidi="en_US"/>
+        </w:rPr>
+        <w:t>). Dorcas was laid in an upper room after she had died. Later, Peter was taken up to the same room to pray for her restoration to life (</w:t>
+      </w:r>
+      <w:hyperlink r:id="rId79">
+        <w:r>
+          <w:rPr>
+            <w:lang w:val="en_US" w:bidi="en_US"/>
+          </w:rPr>
+          <w:rPr>
+            <w:color w:val="0000EE"/>
+            <w:u w:val="single"/>
+          </w:rPr>
+          <w:t>Acts 9:36–41</w:t>
         </w:r>
       </w:hyperlink>
       <w:r>
@@ -3088,56 +3353,117 @@
       </w:r>
       <w:r>
         <w:rPr>
-          <w:lang w:val="en_US" w:bidi="en_US"/>
-        </w:rPr>
-        <w:t>Elijah took the dead son of the widow of Zarephath to an upper room where he had been staying and raised him from the dead (</w:t>
-      </w:r>
-      <w:hyperlink r:id="rId73">
-        <w:r>
-          <w:rPr>
-            <w:lang w:val="en_US" w:bidi="en_US"/>
-          </w:rPr>
-          <w:rPr>
-            <w:color w:val="0000EE"/>
-            <w:u w:val="single"/>
-          </w:rPr>
-          <w:t>1 Kings 17:19–23</w:t>
-        </w:r>
-      </w:hyperlink>
-      <w:r>
-        <w:rPr>
-          <w:lang w:val="en_US" w:bidi="en_US"/>
-        </w:rPr>
-        <w:t>). David went to an upper room for privacy to mourn the death of Absalom (</w:t>
-      </w:r>
-      <w:hyperlink r:id="rId74">
-        <w:r>
-          <w:rPr>
-            <w:lang w:val="en_US" w:bidi="en_US"/>
-          </w:rPr>
-          <w:rPr>
-            <w:color w:val="0000EE"/>
-            <w:u w:val="single"/>
-          </w:rPr>
-          <w:t>2 Samuel 18:33</w:t>
-        </w:r>
-      </w:hyperlink>
-      <w:r>
-        <w:rPr>
-          <w:lang w:val="en_US" w:bidi="en_US"/>
-        </w:rPr>
-        <w:t>). The kings of Judah built strange altars near the upper room of Ahaz, which Josiah pulled down as part of his reform program (</w:t>
-      </w:r>
-      <w:hyperlink r:id="rId75">
-        <w:r>
-          <w:rPr>
-            <w:lang w:val="en_US" w:bidi="en_US"/>
-          </w:rPr>
-          <w:rPr>
-            <w:color w:val="0000EE"/>
-            <w:u w:val="single"/>
-          </w:rPr>
-          <w:t>2 Kings 23:12</w:t>
+          <w:i/>
+          <w:lang w:val="en_US" w:bidi="en_US"/>
+        </w:rPr>
+        <w:t>See also</w:t>
+      </w:r>
+      <w:r>
+        <w:rPr>
+          <w:lang w:val="en_US" w:bidi="en_US"/>
+        </w:rPr>
+        <w:t xml:space="preserve"> </w:t>
+      </w:r>
+      <w:r>
+        <w:rPr>
+          <w:lang w:val="en_US" w:bidi="en_US"/>
+        </w:rPr>
+        <w:t>Architecture</w:t>
+      </w:r>
+      <w:r>
+        <w:rPr>
+          <w:lang w:val="en_US" w:bidi="en_US"/>
+        </w:rPr>
+        <w:t xml:space="preserve">; </w:t>
+      </w:r>
+      <w:r>
+        <w:rPr>
+          <w:lang w:val="en_US" w:bidi="en_US"/>
+        </w:rPr>
+        <w:t>Homes and Dwellings</w:t>
+      </w:r>
+      <w:r>
+        <w:rPr>
+          <w:lang w:val="en_US" w:bidi="en_US"/>
+        </w:rPr>
+        <w:t>.</w:t>
+      </w:r>
+      <w:r>
+        <w:rPr>
+          <w:lang w:val="en_US" w:bidi="en_US"/>
+        </w:rPr>
+      </w:r>
+      <w:r>
+        <w:rPr>
+          <w:lang w:val="en_US" w:bidi="en_US"/>
+        </w:rPr>
+      </w:r>
+    </w:p>
+    <w:p>
+      <w:pPr/>
+      <w:r>
+        <w:rPr>
+          <w:lang w:val="en_US" w:bidi="en_US"/>
+        </w:rPr>
+      </w:r>
+    </w:p>
+    <w:p>
+      <w:pPr>
+        <w:pStyle w:val="Heading2"/>
+      </w:pPr>
+      <w:r>
+        <w:rPr>
+          <w:lang w:val="en_US" w:bidi="en_US"/>
+        </w:rPr>
+        <w:t>Ur (Person)</w:t>
+      </w:r>
+      <w:r>
+        <w:rPr>
+          <w:lang w:val="en_US" w:bidi="en_US"/>
+        </w:rPr>
+      </w:r>
+    </w:p>
+    <w:p>
+      <w:pPr/>
+      <w:r>
+        <w:rPr>
+          <w:lang w:val="en_US" w:bidi="en_US"/>
+        </w:rPr>
+      </w:r>
+      <w:r>
+        <w:rPr>
+          <w:lang w:val="en_US" w:bidi="en_US"/>
+        </w:rPr>
+        <w:t>The father of Eliphal, one of the mighty men of King David (</w:t>
+      </w:r>
+      <w:hyperlink r:id="rId80">
+        <w:r>
+          <w:rPr>
+            <w:lang w:val="en_US" w:bidi="en_US"/>
+          </w:rPr>
+          <w:rPr>
+            <w:color w:val="0000EE"/>
+            <w:u w:val="single"/>
+          </w:rPr>
+          <w:t>1 Chronicles 11:35</w:t>
+        </w:r>
+      </w:hyperlink>
+      <w:r>
+        <w:rPr>
+          <w:lang w:val="en_US" w:bidi="en_US"/>
+        </w:rPr>
+        <w:t>). Ur is probably the same person as Ahasbai in the parallel passage (</w:t>
+      </w:r>
+      <w:hyperlink r:id="rId81">
+        <w:r>
+          <w:rPr>
+            <w:lang w:val="en_US" w:bidi="en_US"/>
+          </w:rPr>
+          <w:rPr>
+            <w:color w:val="0000EE"/>
+            <w:u w:val="single"/>
+          </w:rPr>
+          <w:t>2 Samuel 23:34</w:t>
         </w:r>
       </w:hyperlink>
       <w:r>
@@ -3146,30 +3472,64 @@
         </w:rPr>
         <w:t>).</w:t>
       </w:r>
-    </w:p>
-    <w:p>
-      <w:pPr/>
-      <w:r>
-        <w:rPr>
-          <w:lang w:val="en_US" w:bidi="en_US"/>
-        </w:rPr>
-      </w:r>
-      <w:r>
-        <w:rPr>
-          <w:lang w:val="en_US" w:bidi="en_US"/>
-        </w:rPr>
-        <w:t>Jesus ate the Passover supper in an upper room with his disciples (</w:t>
-      </w:r>
-      <w:hyperlink r:id="rId76">
-        <w:r>
-          <w:rPr>
-            <w:lang w:val="en_US" w:bidi="en_US"/>
-          </w:rPr>
-          <w:rPr>
-            <w:color w:val="0000EE"/>
-            <w:u w:val="single"/>
-          </w:rPr>
-          <w:t>Mark 14:15</w:t>
+      <w:r>
+        <w:rPr>
+          <w:lang w:val="en_US" w:bidi="en_US"/>
+        </w:rPr>
+      </w:r>
+      <w:r>
+        <w:rPr>
+          <w:lang w:val="en_US" w:bidi="en_US"/>
+        </w:rPr>
+      </w:r>
+    </w:p>
+    <w:p>
+      <w:pPr/>
+      <w:r>
+        <w:rPr>
+          <w:lang w:val="en_US" w:bidi="en_US"/>
+        </w:rPr>
+      </w:r>
+    </w:p>
+    <w:p>
+      <w:pPr>
+        <w:pStyle w:val="Heading2"/>
+      </w:pPr>
+      <w:r>
+        <w:rPr>
+          <w:lang w:val="en_US" w:bidi="en_US"/>
+        </w:rPr>
+        <w:t>Ur (Place)</w:t>
+      </w:r>
+      <w:r>
+        <w:rPr>
+          <w:lang w:val="en_US" w:bidi="en_US"/>
+        </w:rPr>
+      </w:r>
+    </w:p>
+    <w:p>
+      <w:pPr/>
+      <w:r>
+        <w:rPr>
+          <w:lang w:val="en_US" w:bidi="en_US"/>
+        </w:rPr>
+      </w:r>
+      <w:r>
+        <w:rPr>
+          <w:lang w:val="en_US" w:bidi="en_US"/>
+        </w:rPr>
+        <w:t>Hometown of Terah, the father of Abraham, and the birthplace of Abraham and Sarah. It is mentioned by name only four times in the Bible (</w:t>
+      </w:r>
+      <w:hyperlink r:id="rId82">
+        <w:r>
+          <w:rPr>
+            <w:lang w:val="en_US" w:bidi="en_US"/>
+          </w:rPr>
+          <w:rPr>
+            <w:color w:val="0000EE"/>
+            <w:u w:val="single"/>
+          </w:rPr>
+          <w:t>Gn 11:28, 31</w:t>
         </w:r>
       </w:hyperlink>
       <w:r>
@@ -3178,104 +3538,83 @@
         </w:rPr>
         <w:t xml:space="preserve">; </w:t>
       </w:r>
-      <w:hyperlink r:id="rId77">
-        <w:r>
-          <w:rPr>
-            <w:lang w:val="en_US" w:bidi="en_US"/>
-          </w:rPr>
-          <w:rPr>
-            <w:color w:val="0000EE"/>
-            <w:u w:val="single"/>
-          </w:rPr>
-          <w:t>Luke 22:12</w:t>
-        </w:r>
-      </w:hyperlink>
-      <w:r>
-        <w:rPr>
-          <w:lang w:val="en_US" w:bidi="en_US"/>
-        </w:rPr>
-        <w:t>). Following the ascension of Jesus, the disciples went to the upper room where they all stayed before. This reference again shows the potentially large size of some upper rooms. The congregation attending the meeting in Troas was not a small one either (</w:t>
-      </w:r>
-      <w:hyperlink r:id="rId70">
-        <w:r>
-          <w:rPr>
-            <w:lang w:val="en_US" w:bidi="en_US"/>
-          </w:rPr>
-          <w:rPr>
-            <w:color w:val="0000EE"/>
-            <w:u w:val="single"/>
-          </w:rPr>
-          <w:t>Acts 20:8</w:t>
-        </w:r>
-      </w:hyperlink>
-      <w:r>
-        <w:rPr>
-          <w:lang w:val="en_US" w:bidi="en_US"/>
-        </w:rPr>
-        <w:t>). Dorcas was laid in an upper room after she had died. Later, Peter was taken up to the same room to pray for her restoration to life (</w:t>
-      </w:r>
-      <w:hyperlink r:id="rId78">
-        <w:r>
-          <w:rPr>
-            <w:lang w:val="en_US" w:bidi="en_US"/>
-          </w:rPr>
-          <w:rPr>
-            <w:color w:val="0000EE"/>
-            <w:u w:val="single"/>
-          </w:rPr>
-          <w:t>Acts 9:36–41</w:t>
-        </w:r>
-      </w:hyperlink>
-      <w:r>
-        <w:rPr>
-          <w:lang w:val="en_US" w:bidi="en_US"/>
-        </w:rPr>
-        <w:t>).</w:t>
-      </w:r>
-    </w:p>
-    <w:p>
-      <w:pPr/>
-      <w:r>
-        <w:rPr>
-          <w:lang w:val="en_US" w:bidi="en_US"/>
-        </w:rPr>
-      </w:r>
-      <w:r>
-        <w:rPr>
-          <w:i/>
-          <w:lang w:val="en_US" w:bidi="en_US"/>
-        </w:rPr>
-        <w:t>See also</w:t>
-      </w:r>
-      <w:r>
-        <w:rPr>
-          <w:lang w:val="en_US" w:bidi="en_US"/>
-        </w:rPr>
-        <w:t xml:space="preserve"> </w:t>
-      </w:r>
-      <w:r>
-        <w:rPr>
-          <w:lang w:val="en_US" w:bidi="en_US"/>
-        </w:rPr>
-        <w:t>Architecture</w:t>
-      </w:r>
+      <w:hyperlink r:id="rId83">
+        <w:r>
+          <w:rPr>
+            <w:lang w:val="en_US" w:bidi="en_US"/>
+          </w:rPr>
+          <w:rPr>
+            <w:color w:val="0000EE"/>
+            <w:u w:val="single"/>
+          </w:rPr>
+          <w:t>15:7</w:t>
+        </w:r>
+      </w:hyperlink>
       <w:r>
         <w:rPr>
           <w:lang w:val="en_US" w:bidi="en_US"/>
         </w:rPr>
         <w:t xml:space="preserve">; </w:t>
       </w:r>
-      <w:r>
-        <w:rPr>
-          <w:lang w:val="en_US" w:bidi="en_US"/>
-        </w:rPr>
-        <w:t>Homes and Dwellings</w:t>
-      </w:r>
-      <w:r>
-        <w:rPr>
-          <w:lang w:val="en_US" w:bidi="en_US"/>
-        </w:rPr>
-        <w:t>.</w:t>
+      <w:hyperlink r:id="rId84">
+        <w:r>
+          <w:rPr>
+            <w:lang w:val="en_US" w:bidi="en_US"/>
+          </w:rPr>
+          <w:rPr>
+            <w:color w:val="0000EE"/>
+            <w:u w:val="single"/>
+          </w:rPr>
+          <w:t>Neh 9:7</w:t>
+        </w:r>
+      </w:hyperlink>
+      <w:r>
+        <w:rPr>
+          <w:lang w:val="en_US" w:bidi="en_US"/>
+        </w:rPr>
+        <w:t>), always with the full name “Ur of the Chaldeans.”</w:t>
+      </w:r>
+    </w:p>
+    <w:p>
+      <w:pPr/>
+      <w:r>
+        <w:rPr>
+          <w:lang w:val="en_US" w:bidi="en_US"/>
+        </w:rPr>
+      </w:r>
+      <w:r>
+        <w:rPr>
+          <w:lang w:val="en_US" w:bidi="en_US"/>
+        </w:rPr>
+        <w:t>The modern site is known as Tell el Muqayyar, “The Mound of Bitumen.” The results of archaeological investigations demonstrate that Abraham came from a great city, cultured, sophisticated, and powerful. The landscape was dominated by the ziggurat, or temple tower, and the life of the city was controlled by a religion with a multiplicity of gods. The chief deity was Nannar, or Sin, the moon god, who was also worshiped at Haran. Near his ziggurat was a temple dedicated to his consort, the moon goddess, Ningal.</w:t>
+      </w:r>
+    </w:p>
+    <w:p>
+      <w:pPr/>
+      <w:r>
+        <w:rPr>
+          <w:lang w:val="en_US" w:bidi="en_US"/>
+        </w:rPr>
+      </w:r>
+      <w:r>
+        <w:rPr>
+          <w:lang w:val="en_US" w:bidi="en_US"/>
+        </w:rPr>
+        <w:t>Many clay tablets found at Ur tell of the business life of the city, which focused on the temples and their income. There were factories here, such as the weaving establishment for the manufacture of woolen cloth. Some tablets dealt with religion, history, law, and education. Students were instructed in reading and writing in cuneiform script. They were taught multiplication and division, and some were even able to extract square roots and cube roots.</w:t>
+      </w:r>
+    </w:p>
+    <w:p>
+      <w:pPr/>
+      <w:r>
+        <w:rPr>
+          <w:lang w:val="en_US" w:bidi="en_US"/>
+        </w:rPr>
+      </w:r>
+      <w:r>
+        <w:rPr>
+          <w:lang w:val="en_US" w:bidi="en_US"/>
+        </w:rPr>
+        <w:t>Domestic architecture was highly developed. Houses had two stories and many rooms (10 to 20), sometimes with a private chapel. Small clay religious figures (teraphim or household idols) were discovered. Many art objects made of precious metals and other costly materials have been excavated, especially in the royal tombs. These tombs also contained the remains of a number of retainers who must have been put to death at the time of the royal burials in order to accompany their masters in the afterlife.</w:t>
       </w:r>
       <w:r>
         <w:rPr>
@@ -3304,234 +3643,6 @@
         <w:rPr>
           <w:lang w:val="en_US" w:bidi="en_US"/>
         </w:rPr>
-        <w:t>Ur (Person)</w:t>
-      </w:r>
-      <w:r>
-        <w:rPr>
-          <w:lang w:val="en_US" w:bidi="en_US"/>
-        </w:rPr>
-      </w:r>
-    </w:p>
-    <w:p>
-      <w:pPr/>
-      <w:r>
-        <w:rPr>
-          <w:lang w:val="en_US" w:bidi="en_US"/>
-        </w:rPr>
-      </w:r>
-      <w:r>
-        <w:rPr>
-          <w:lang w:val="en_US" w:bidi="en_US"/>
-        </w:rPr>
-        <w:t>The father of Eliphal, one of the mighty men of King David (</w:t>
-      </w:r>
-      <w:hyperlink r:id="rId79">
-        <w:r>
-          <w:rPr>
-            <w:lang w:val="en_US" w:bidi="en_US"/>
-          </w:rPr>
-          <w:rPr>
-            <w:color w:val="0000EE"/>
-            <w:u w:val="single"/>
-          </w:rPr>
-          <w:t>1 Chronicles 11:35</w:t>
-        </w:r>
-      </w:hyperlink>
-      <w:r>
-        <w:rPr>
-          <w:lang w:val="en_US" w:bidi="en_US"/>
-        </w:rPr>
-        <w:t>). Ur is probably the same person as Ahasbai in the parallel passage (</w:t>
-      </w:r>
-      <w:hyperlink r:id="rId80">
-        <w:r>
-          <w:rPr>
-            <w:lang w:val="en_US" w:bidi="en_US"/>
-          </w:rPr>
-          <w:rPr>
-            <w:color w:val="0000EE"/>
-            <w:u w:val="single"/>
-          </w:rPr>
-          <w:t>2 Samuel 23:34</w:t>
-        </w:r>
-      </w:hyperlink>
-      <w:r>
-        <w:rPr>
-          <w:lang w:val="en_US" w:bidi="en_US"/>
-        </w:rPr>
-        <w:t>).</w:t>
-      </w:r>
-      <w:r>
-        <w:rPr>
-          <w:lang w:val="en_US" w:bidi="en_US"/>
-        </w:rPr>
-      </w:r>
-      <w:r>
-        <w:rPr>
-          <w:lang w:val="en_US" w:bidi="en_US"/>
-        </w:rPr>
-      </w:r>
-    </w:p>
-    <w:p>
-      <w:pPr/>
-      <w:r>
-        <w:rPr>
-          <w:lang w:val="en_US" w:bidi="en_US"/>
-        </w:rPr>
-      </w:r>
-    </w:p>
-    <w:p>
-      <w:pPr>
-        <w:pStyle w:val="Heading2"/>
-      </w:pPr>
-      <w:r>
-        <w:rPr>
-          <w:lang w:val="en_US" w:bidi="en_US"/>
-        </w:rPr>
-        <w:t>Ur (Place)</w:t>
-      </w:r>
-      <w:r>
-        <w:rPr>
-          <w:lang w:val="en_US" w:bidi="en_US"/>
-        </w:rPr>
-      </w:r>
-    </w:p>
-    <w:p>
-      <w:pPr/>
-      <w:r>
-        <w:rPr>
-          <w:lang w:val="en_US" w:bidi="en_US"/>
-        </w:rPr>
-      </w:r>
-      <w:r>
-        <w:rPr>
-          <w:lang w:val="en_US" w:bidi="en_US"/>
-        </w:rPr>
-        <w:t>Hometown of Terah, the father of Abraham, and the birthplace of Abraham and Sarah. It is mentioned by name only four times in the Bible (</w:t>
-      </w:r>
-      <w:hyperlink r:id="rId81">
-        <w:r>
-          <w:rPr>
-            <w:lang w:val="en_US" w:bidi="en_US"/>
-          </w:rPr>
-          <w:rPr>
-            <w:color w:val="0000EE"/>
-            <w:u w:val="single"/>
-          </w:rPr>
-          <w:t>Gn 11:28, 31</w:t>
-        </w:r>
-      </w:hyperlink>
-      <w:r>
-        <w:rPr>
-          <w:lang w:val="en_US" w:bidi="en_US"/>
-        </w:rPr>
-        <w:t xml:space="preserve">; </w:t>
-      </w:r>
-      <w:hyperlink r:id="rId82">
-        <w:r>
-          <w:rPr>
-            <w:lang w:val="en_US" w:bidi="en_US"/>
-          </w:rPr>
-          <w:rPr>
-            <w:color w:val="0000EE"/>
-            <w:u w:val="single"/>
-          </w:rPr>
-          <w:t>15:7</w:t>
-        </w:r>
-      </w:hyperlink>
-      <w:r>
-        <w:rPr>
-          <w:lang w:val="en_US" w:bidi="en_US"/>
-        </w:rPr>
-        <w:t xml:space="preserve">; </w:t>
-      </w:r>
-      <w:hyperlink r:id="rId83">
-        <w:r>
-          <w:rPr>
-            <w:lang w:val="en_US" w:bidi="en_US"/>
-          </w:rPr>
-          <w:rPr>
-            <w:color w:val="0000EE"/>
-            <w:u w:val="single"/>
-          </w:rPr>
-          <w:t>Neh 9:7</w:t>
-        </w:r>
-      </w:hyperlink>
-      <w:r>
-        <w:rPr>
-          <w:lang w:val="en_US" w:bidi="en_US"/>
-        </w:rPr>
-        <w:t>), always with the full name “Ur of the Chaldeans.”</w:t>
-      </w:r>
-    </w:p>
-    <w:p>
-      <w:pPr/>
-      <w:r>
-        <w:rPr>
-          <w:lang w:val="en_US" w:bidi="en_US"/>
-        </w:rPr>
-      </w:r>
-      <w:r>
-        <w:rPr>
-          <w:lang w:val="en_US" w:bidi="en_US"/>
-        </w:rPr>
-        <w:t>The modern site is known as Tell el Muqayyar, “The Mound of Bitumen.” The results of archaeological investigations demonstrate that Abraham came from a great city, cultured, sophisticated, and powerful. The landscape was dominated by the ziggurat, or temple tower, and the life of the city was controlled by a religion with a multiplicity of gods. The chief deity was Nannar, or Sin, the moon god, who was also worshiped at Haran. Near his ziggurat was a temple dedicated to his consort, the moon goddess, Ningal.</w:t>
-      </w:r>
-    </w:p>
-    <w:p>
-      <w:pPr/>
-      <w:r>
-        <w:rPr>
-          <w:lang w:val="en_US" w:bidi="en_US"/>
-        </w:rPr>
-      </w:r>
-      <w:r>
-        <w:rPr>
-          <w:lang w:val="en_US" w:bidi="en_US"/>
-        </w:rPr>
-        <w:t>Many clay tablets found at Ur tell of the business life of the city, which focused on the temples and their income. There were factories here, such as the weaving establishment for the manufacture of woolen cloth. Some tablets dealt with religion, history, law, and education. Students were instructed in reading and writing in cuneiform script. They were taught multiplication and division, and some were even able to extract square roots and cube roots.</w:t>
-      </w:r>
-    </w:p>
-    <w:p>
-      <w:pPr/>
-      <w:r>
-        <w:rPr>
-          <w:lang w:val="en_US" w:bidi="en_US"/>
-        </w:rPr>
-      </w:r>
-      <w:r>
-        <w:rPr>
-          <w:lang w:val="en_US" w:bidi="en_US"/>
-        </w:rPr>
-        <w:t>Domestic architecture was highly developed. Houses had two stories and many rooms (10 to 20), sometimes with a private chapel. Small clay religious figures (teraphim or household idols) were discovered. Many art objects made of precious metals and other costly materials have been excavated, especially in the royal tombs. These tombs also contained the remains of a number of retainers who must have been put to death at the time of the royal burials in order to accompany their masters in the afterlife.</w:t>
-      </w:r>
-      <w:r>
-        <w:rPr>
-          <w:lang w:val="en_US" w:bidi="en_US"/>
-        </w:rPr>
-      </w:r>
-      <w:r>
-        <w:rPr>
-          <w:lang w:val="en_US" w:bidi="en_US"/>
-        </w:rPr>
-      </w:r>
-    </w:p>
-    <w:p>
-      <w:pPr/>
-      <w:r>
-        <w:rPr>
-          <w:lang w:val="en_US" w:bidi="en_US"/>
-        </w:rPr>
-      </w:r>
-    </w:p>
-    <w:p>
-      <w:pPr>
-        <w:pStyle w:val="Heading2"/>
-      </w:pPr>
-      <w:r>
-        <w:rPr>
-          <w:lang w:val="en_US" w:bidi="en_US"/>
-        </w:rPr>
         <w:t>Urbanus</w:t>
       </w:r>
       <w:r>
@@ -3553,7 +3664,7 @@
         </w:rPr>
         <w:t>Believer greeted as one of Paul’s coworkers in Christ (</w:t>
       </w:r>
-      <w:hyperlink r:id="rId84">
+      <w:hyperlink r:id="rId85">
         <w:r>
           <w:rPr>
             <w:lang w:val="en_US" w:bidi="en_US"/>
@@ -3627,7 +3738,7 @@
         </w:rPr>
         <w:t>The father of Bezalel from Judah’s tribe, and a builder of the tabernacle (</w:t>
       </w:r>
-      <w:hyperlink r:id="rId85">
+      <w:hyperlink r:id="rId86">
         <w:r>
           <w:rPr>
             <w:lang w:val="en_US" w:bidi="en_US"/>
@@ -3645,7 +3756,7 @@
         </w:rPr>
         <w:t xml:space="preserve">; </w:t>
       </w:r>
-      <w:hyperlink r:id="rId86">
+      <w:hyperlink r:id="rId87">
         <w:r>
           <w:rPr>
             <w:lang w:val="en_US" w:bidi="en_US"/>
@@ -3663,7 +3774,7 @@
         </w:rPr>
         <w:t xml:space="preserve">; </w:t>
       </w:r>
-      <w:hyperlink r:id="rId87">
+      <w:hyperlink r:id="rId88">
         <w:r>
           <w:rPr>
             <w:lang w:val="en_US" w:bidi="en_US"/>
@@ -3681,7 +3792,7 @@
         </w:rPr>
         <w:t xml:space="preserve">; </w:t>
       </w:r>
-      <w:hyperlink r:id="rId88">
+      <w:hyperlink r:id="rId89">
         <w:r>
           <w:rPr>
             <w:lang w:val="en_US" w:bidi="en_US"/>
@@ -3699,7 +3810,7 @@
         </w:rPr>
         <w:t xml:space="preserve">; </w:t>
       </w:r>
-      <w:hyperlink r:id="rId89">
+      <w:hyperlink r:id="rId90">
         <w:r>
           <w:rPr>
             <w:lang w:val="en_US" w:bidi="en_US"/>
@@ -3735,7 +3846,7 @@
         </w:rPr>
         <w:t>The father of Geber, one of Solomon’s officers in Gilead (</w:t>
       </w:r>
-      <w:hyperlink r:id="rId90">
+      <w:hyperlink r:id="rId91">
         <w:r>
           <w:rPr>
             <w:lang w:val="en_US" w:bidi="en_US"/>
@@ -3771,7 +3882,7 @@
         </w:rPr>
         <w:t>One of the temple gatekeepers who divorced his non-Jewish wife at Ezra’s request (</w:t>
       </w:r>
-      <w:hyperlink r:id="rId91">
+      <w:hyperlink r:id="rId92">
         <w:r>
           <w:rPr>
             <w:lang w:val="en_US" w:bidi="en_US"/>
@@ -3845,7 +3956,7 @@
         </w:rPr>
         <w:t>A Hittite who joined Israel, became a leader in David's army, and was listed among the king's mighty men (</w:t>
       </w:r>
-      <w:hyperlink r:id="rId92">
+      <w:hyperlink r:id="rId93">
         <w:r>
           <w:rPr>
             <w:lang w:val="en_US" w:bidi="en_US"/>
@@ -3863,7 +3974,7 @@
         </w:rPr>
         <w:t xml:space="preserve">; </w:t>
       </w:r>
-      <w:hyperlink r:id="rId93">
+      <w:hyperlink r:id="rId94">
         <w:r>
           <w:rPr>
             <w:lang w:val="en_US" w:bidi="en_US"/>
@@ -3881,7 +3992,7 @@
         </w:rPr>
         <w:t>). Uriah's wife was Bathsheba. David had an affair with her while Uriah was fighting the Ammonites. Upon learning of her pregnancy, David summoned Uriah to Jerusalem. He hoped Uriah would sleep with his wife and consider himself the father. Uriah slept in the servants' quarters. He would not enjoy home while his companions were at war. The second night David again tried to entice him to sleep with his wife. Uriah, despite a drunken stupor, would not go home. So, he spent the night at the palace. To deepen the intrigue, David sent Uriah back to the battle. He ordered Uriah to a vulnerable spot, where he was killed (</w:t>
       </w:r>
-      <w:hyperlink r:id="rId94">
+      <w:hyperlink r:id="rId95">
         <w:r>
           <w:rPr>
             <w:lang w:val="en_US" w:bidi="en_US"/>
@@ -3899,7 +4010,7 @@
         </w:rPr>
         <w:t xml:space="preserve">; </w:t>
       </w:r>
-      <w:hyperlink r:id="rId95">
+      <w:hyperlink r:id="rId96">
         <w:r>
           <w:rPr>
             <w:lang w:val="en_US" w:bidi="en_US"/>
@@ -3973,7 +4084,7 @@
         </w:rPr>
         <w:t>A priest who built an altar at Jerusalem in imitation of an Assyrian model at King Ahaz of Judah’s request (</w:t>
       </w:r>
-      <w:hyperlink r:id="rId96">
+      <w:hyperlink r:id="rId97">
         <w:r>
           <w:rPr>
             <w:lang w:val="en_US" w:bidi="en_US"/>
@@ -3985,7 +4096,7 @@
           <w:t>2 Kings 16:10</w:t>
         </w:r>
       </w:hyperlink>
-      <w:hyperlink r:id="rId96">
+      <w:hyperlink r:id="rId97">
         <w:r>
           <w:rPr>
             <w:lang w:val="en_US" w:bidi="en_US"/>
@@ -3997,7 +4108,7 @@
           <w:t>–</w:t>
         </w:r>
       </w:hyperlink>
-      <w:hyperlink r:id="rId96">
+      <w:hyperlink r:id="rId97">
         <w:r>
           <w:rPr>
             <w:lang w:val="en_US" w:bidi="en_US"/>
@@ -4033,7 +4144,7 @@
         </w:rPr>
         <w:t>A priest who was the father of Meremoth. Meremoth weighed the silver, gold, and vessels for the temple (</w:t>
       </w:r>
-      <w:hyperlink r:id="rId97">
+      <w:hyperlink r:id="rId98">
         <w:r>
           <w:rPr>
             <w:lang w:val="en_US" w:bidi="en_US"/>
@@ -4051,7 +4162,7 @@
         </w:rPr>
         <w:t>) and built parts of the Jerusalem wall during the days of Nehemiah (</w:t>
       </w:r>
-      <w:hyperlink r:id="rId98">
+      <w:hyperlink r:id="rId99">
         <w:r>
           <w:rPr>
             <w:lang w:val="en_US" w:bidi="en_US"/>
@@ -4087,7 +4198,7 @@
         </w:rPr>
         <w:t>One of the men who stood to Ezra’s right when Ezra read the law to the people (</w:t>
       </w:r>
-      <w:hyperlink r:id="rId99">
+      <w:hyperlink r:id="rId100">
         <w:r>
           <w:rPr>
             <w:lang w:val="en_US" w:bidi="en_US"/>
@@ -4123,7 +4234,7 @@
         </w:rPr>
         <w:t>A priest whom Isaiah took as a witness (</w:t>
       </w:r>
-      <w:hyperlink r:id="rId100">
+      <w:hyperlink r:id="rId101">
         <w:r>
           <w:rPr>
             <w:lang w:val="en_US" w:bidi="en_US"/>
@@ -4159,7 +4270,7 @@
         </w:rPr>
         <w:t>A prophet and Shemaiah’s son from Kiriath-jearim. Uriah angered King Jehoiakim by prophesying against Judah and Jerusalem. Fearing for his life, Uriah fled to Egypt but was eventually abducted and brought back to King Jehoiakim, who put him to death (</w:t>
       </w:r>
-      <w:hyperlink r:id="rId101">
+      <w:hyperlink r:id="rId102">
         <w:r>
           <w:rPr>
             <w:lang w:val="en_US" w:bidi="en_US"/>
@@ -4171,7 +4282,7 @@
           <w:t>Jeremiah 26:20</w:t>
         </w:r>
       </w:hyperlink>
-      <w:hyperlink r:id="rId101">
+      <w:hyperlink r:id="rId102">
         <w:r>
           <w:rPr>
             <w:lang w:val="en_US" w:bidi="en_US"/>
@@ -4183,7 +4294,7 @@
           <w:t>–</w:t>
         </w:r>
       </w:hyperlink>
-      <w:hyperlink r:id="rId101">
+      <w:hyperlink r:id="rId102">
         <w:r>
           <w:rPr>
             <w:lang w:val="en_US" w:bidi="en_US"/>
@@ -4249,7 +4360,7 @@
         </w:rPr>
         <w:t xml:space="preserve">The King James Version spelling (in </w:t>
       </w:r>
-      <w:hyperlink r:id="rId95">
+      <w:hyperlink r:id="rId96">
         <w:r>
           <w:rPr>
             <w:lang w:val="en_US" w:bidi="en_US"/>
@@ -4356,7 +4467,7 @@
         </w:rPr>
         <w:t>A member of the Levite tribe, the people who served in God's temple. He belonged to a family group called the Kohathites. His father was Tahath, and his son was Uzziah (</w:t>
       </w:r>
-      <w:hyperlink r:id="rId102">
+      <w:hyperlink r:id="rId103">
         <w:r>
           <w:rPr>
             <w:lang w:val="en_US" w:bidi="en_US"/>
@@ -4392,7 +4503,7 @@
         </w:rPr>
         <w:t>A Levite who watched over the moving of the ark from the house of Obed-edom to Jerusalem (</w:t>
       </w:r>
-      <w:hyperlink r:id="rId103">
+      <w:hyperlink r:id="rId104">
         <w:r>
           <w:rPr>
             <w:lang w:val="en_US" w:bidi="en_US"/>
@@ -4441,7 +4552,7 @@
         </w:rPr>
         <w:t>), the favorite wife of Rehoboam (</w:t>
       </w:r>
-      <w:hyperlink r:id="rId104">
+      <w:hyperlink r:id="rId105">
         <w:r>
           <w:rPr>
             <w:lang w:val="en_US" w:bidi="en_US"/>
@@ -4459,7 +4570,7 @@
         </w:rPr>
         <w:t>). There is some question about Maacah's family history. One Bible passage says her father was Uriel, but another says her father was Absalom (</w:t>
       </w:r>
-      <w:hyperlink r:id="rId105">
+      <w:hyperlink r:id="rId106">
         <w:r>
           <w:rPr>
             <w:lang w:val="en_US" w:bidi="en_US"/>
@@ -4642,7 +4753,7 @@
         </w:rPr>
         <w:t>The Urim and Thummim were special objects used by the ancient high priests of Israel to discover God's will. (</w:t>
       </w:r>
-      <w:hyperlink r:id="rId106">
+      <w:hyperlink r:id="rId107">
         <w:r>
           <w:rPr>
             <w:lang w:val="en_US" w:bidi="en_US"/>
@@ -4674,7 +4785,7 @@
         </w:rPr>
         <w:t xml:space="preserve">According to </w:t>
       </w:r>
-      <w:hyperlink r:id="rId107">
+      <w:hyperlink r:id="rId108">
         <w:r>
           <w:rPr>
             <w:lang w:val="en_US" w:bidi="en_US"/>
@@ -4692,7 +4803,7 @@
         </w:rPr>
         <w:t>, the high priest kept these objects on or in his breastpiece. The Bible does not mention their use from the time of King Saul (</w:t>
       </w:r>
-      <w:hyperlink r:id="rId108">
+      <w:hyperlink r:id="rId109">
         <w:r>
           <w:rPr>
             <w:lang w:val="en_US" w:bidi="en_US"/>
@@ -4710,7 +4821,7 @@
         </w:rPr>
         <w:t>) until the time of Ezra and Nehemiah (</w:t>
       </w:r>
-      <w:hyperlink r:id="rId109">
+      <w:hyperlink r:id="rId110">
         <w:r>
           <w:rPr>
             <w:lang w:val="en_US" w:bidi="en_US"/>
@@ -4728,7 +4839,7 @@
         </w:rPr>
         <w:t xml:space="preserve">; </w:t>
       </w:r>
-      <w:hyperlink r:id="rId110">
+      <w:hyperlink r:id="rId111">
         <w:r>
           <w:rPr>
             <w:lang w:val="en_US" w:bidi="en_US"/>
@@ -4760,7 +4871,7 @@
         </w:rPr>
         <w:t xml:space="preserve">In </w:t>
       </w:r>
-      <w:hyperlink r:id="rId111">
+      <w:hyperlink r:id="rId112">
         <w:r>
           <w:rPr>
             <w:lang w:val="en_US" w:bidi="en_US"/>
@@ -4881,7 +4992,7 @@
         </w:rPr>
         <w:t>One who returned to Israel after the exile in Babylon. He is listed as the son of Ammihud from the Perez branch of the tribe of Judah (</w:t>
       </w:r>
-      <w:hyperlink r:id="rId112">
+      <w:hyperlink r:id="rId113">
         <w:r>
           <w:rPr>
             <w:lang w:val="en_US" w:bidi="en_US"/>
@@ -4917,7 +5028,7 @@
         </w:rPr>
         <w:t>One of Bigvai’s sons who returned to Jerusalem with Ezra (</w:t>
       </w:r>
-      <w:hyperlink r:id="rId113">
+      <w:hyperlink r:id="rId114">
         <w:r>
           <w:rPr>
             <w:lang w:val="en_US" w:bidi="en_US"/>
@@ -4983,7 +5094,7 @@
         </w:rPr>
         <w:t>1. Aram’s firstborn son and a descendant of Shem (</w:t>
       </w:r>
-      <w:hyperlink r:id="rId114">
+      <w:hyperlink r:id="rId115">
         <w:r>
           <w:rPr>
             <w:lang w:val="en_US" w:bidi="en_US"/>
@@ -5001,6 +5112,271 @@
         </w:rPr>
         <w:t xml:space="preserve">). In the parallel passage in </w:t>
       </w:r>
+      <w:hyperlink r:id="rId116">
+        <w:r>
+          <w:rPr>
+            <w:lang w:val="en_US" w:bidi="en_US"/>
+          </w:rPr>
+          <w:rPr>
+            <w:color w:val="0000EE"/>
+            <w:u w:val="single"/>
+          </w:rPr>
+          <w:t>1 Chronicles 1:17</w:t>
+        </w:r>
+      </w:hyperlink>
+      <w:r>
+        <w:rPr>
+          <w:lang w:val="en_US" w:bidi="en_US"/>
+        </w:rPr>
+        <w:t>, Uz is linked directly to Shem without mention of Aram. He is perhaps the forefather of the Aramean nation situated in the Syrian desert regions.</w:t>
+      </w:r>
+    </w:p>
+    <w:p>
+      <w:pPr/>
+      <w:r>
+        <w:rPr>
+          <w:lang w:val="en_US" w:bidi="en_US"/>
+        </w:rPr>
+      </w:r>
+      <w:r>
+        <w:rPr>
+          <w:lang w:val="en_US" w:bidi="en_US"/>
+        </w:rPr>
+        <w:t>2. Firstborn son of Abraham’s brother Nahor by his concubine, Milcah (</w:t>
+      </w:r>
+      <w:hyperlink r:id="rId117">
+        <w:r>
+          <w:rPr>
+            <w:lang w:val="en_US" w:bidi="en_US"/>
+          </w:rPr>
+          <w:rPr>
+            <w:color w:val="0000EE"/>
+            <w:u w:val="single"/>
+          </w:rPr>
+          <w:t>Gn 22:21</w:t>
+        </w:r>
+      </w:hyperlink>
+      <w:r>
+        <w:rPr>
+          <w:lang w:val="en_US" w:bidi="en_US"/>
+        </w:rPr>
+        <w:t>).</w:t>
+      </w:r>
+    </w:p>
+    <w:p>
+      <w:pPr/>
+      <w:r>
+        <w:rPr>
+          <w:lang w:val="en_US" w:bidi="en_US"/>
+        </w:rPr>
+      </w:r>
+      <w:r>
+        <w:rPr>
+          <w:lang w:val="en_US" w:bidi="en_US"/>
+        </w:rPr>
+        <w:t>3. Son of Dishan and the grandson of Seir the Horite (</w:t>
+      </w:r>
+      <w:hyperlink r:id="rId118">
+        <w:r>
+          <w:rPr>
+            <w:lang w:val="en_US" w:bidi="en_US"/>
+          </w:rPr>
+          <w:rPr>
+            <w:color w:val="0000EE"/>
+            <w:u w:val="single"/>
+          </w:rPr>
+          <w:t>Gn 36:28</w:t>
+        </w:r>
+      </w:hyperlink>
+      <w:r>
+        <w:rPr>
+          <w:lang w:val="en_US" w:bidi="en_US"/>
+        </w:rPr>
+        <w:t xml:space="preserve">; </w:t>
+      </w:r>
+      <w:hyperlink r:id="rId119">
+        <w:r>
+          <w:rPr>
+            <w:lang w:val="en_US" w:bidi="en_US"/>
+          </w:rPr>
+          <w:rPr>
+            <w:color w:val="0000EE"/>
+            <w:u w:val="single"/>
+          </w:rPr>
+          <w:t>1 Chr 1:42</w:t>
+        </w:r>
+      </w:hyperlink>
+      <w:r>
+        <w:rPr>
+          <w:lang w:val="en_US" w:bidi="en_US"/>
+        </w:rPr>
+        <w:t>).</w:t>
+      </w:r>
+      <w:r>
+        <w:rPr>
+          <w:lang w:val="en_US" w:bidi="en_US"/>
+        </w:rPr>
+      </w:r>
+      <w:r>
+        <w:rPr>
+          <w:lang w:val="en_US" w:bidi="en_US"/>
+        </w:rPr>
+      </w:r>
+    </w:p>
+    <w:p>
+      <w:pPr/>
+      <w:r>
+        <w:rPr>
+          <w:lang w:val="en_US" w:bidi="en_US"/>
+        </w:rPr>
+      </w:r>
+    </w:p>
+    <w:p>
+      <w:pPr>
+        <w:pStyle w:val="Heading2"/>
+      </w:pPr>
+      <w:r>
+        <w:rPr>
+          <w:lang w:val="en_US" w:bidi="en_US"/>
+        </w:rPr>
+        <w:t>Uz (Place)</w:t>
+      </w:r>
+      <w:r>
+        <w:rPr>
+          <w:lang w:val="en_US" w:bidi="en_US"/>
+        </w:rPr>
+      </w:r>
+    </w:p>
+    <w:p>
+      <w:pPr/>
+      <w:r>
+        <w:rPr>
+          <w:lang w:val="en_US" w:bidi="en_US"/>
+        </w:rPr>
+      </w:r>
+      <w:r>
+        <w:rPr>
+          <w:lang w:val="en_US" w:bidi="en_US"/>
+        </w:rPr>
+        <w:t>Homeland of Job (</w:t>
+      </w:r>
+      <w:hyperlink r:id="rId120">
+        <w:r>
+          <w:rPr>
+            <w:lang w:val="en_US" w:bidi="en_US"/>
+          </w:rPr>
+          <w:rPr>
+            <w:color w:val="0000EE"/>
+            <w:u w:val="single"/>
+          </w:rPr>
+          <w:t>Jb 1:1</w:t>
+        </w:r>
+      </w:hyperlink>
+      <w:r>
+        <w:rPr>
+          <w:lang w:val="en_US" w:bidi="en_US"/>
+        </w:rPr>
+        <w:t>). The name appears in parallels with Edom and is associated with the Uz in the family tree of the original Horites in Seir (</w:t>
+      </w:r>
+      <w:hyperlink r:id="rId121">
+        <w:r>
+          <w:rPr>
+            <w:lang w:val="en_US" w:bidi="en_US"/>
+          </w:rPr>
+          <w:rPr>
+            <w:color w:val="0000EE"/>
+            <w:u w:val="single"/>
+          </w:rPr>
+          <w:t>Lam 4:21</w:t>
+        </w:r>
+      </w:hyperlink>
+      <w:r>
+        <w:rPr>
+          <w:lang w:val="en_US" w:bidi="en_US"/>
+        </w:rPr>
+        <w:t>). The book of Job does not locate the land of Uz, but it does say that the sons of the East (Kedem) lived there (</w:t>
+      </w:r>
+      <w:hyperlink r:id="rId122">
+        <w:r>
+          <w:rPr>
+            <w:lang w:val="en_US" w:bidi="en_US"/>
+          </w:rPr>
+          <w:rPr>
+            <w:color w:val="0000EE"/>
+            <w:u w:val="single"/>
+          </w:rPr>
+          <w:t>Jb 1:3</w:t>
+        </w:r>
+      </w:hyperlink>
+      <w:r>
+        <w:rPr>
+          <w:lang w:val="en_US" w:bidi="en_US"/>
+        </w:rPr>
+        <w:t xml:space="preserve">). Uz is also said to be close to the desert (v </w:t>
+      </w:r>
+      <w:hyperlink r:id="rId123">
+        <w:r>
+          <w:rPr>
+            <w:lang w:val="en_US" w:bidi="en_US"/>
+          </w:rPr>
+          <w:rPr>
+            <w:color w:val="0000EE"/>
+            <w:u w:val="single"/>
+          </w:rPr>
+          <w:t>15</w:t>
+        </w:r>
+      </w:hyperlink>
+      <w:r>
+        <w:rPr>
+          <w:lang w:val="en_US" w:bidi="en_US"/>
+        </w:rPr>
+        <w:t xml:space="preserve">) and to the Chasdim (v </w:t>
+      </w:r>
+      <w:hyperlink r:id="rId124">
+        <w:r>
+          <w:rPr>
+            <w:lang w:val="en_US" w:bidi="en_US"/>
+          </w:rPr>
+          <w:rPr>
+            <w:color w:val="0000EE"/>
+            <w:u w:val="single"/>
+          </w:rPr>
+          <w:t>17</w:t>
+        </w:r>
+      </w:hyperlink>
+      <w:r>
+        <w:rPr>
+          <w:lang w:val="en_US" w:bidi="en_US"/>
+        </w:rPr>
+        <w:t>). This indicates that it was located to the east of the land of Israel.</w:t>
+      </w:r>
+    </w:p>
+    <w:p>
+      <w:pPr/>
+      <w:r>
+        <w:rPr>
+          <w:lang w:val="en_US" w:bidi="en_US"/>
+        </w:rPr>
+      </w:r>
+      <w:r>
+        <w:rPr>
+          <w:lang w:val="en_US" w:bidi="en_US"/>
+        </w:rPr>
+        <w:t>The associations with Edom strongly suggest that the land of Uz was populated by descendants of the Horites of Seir. Further support for this view is a verse in the Greek version at the end of the book of Job: “since he had lived in the land of Uz on the borders of Edom and Arabia.” Certain ancient traditions place the home of Job in Bashan. Josephus also says that Job lived in Traconitis and Damascus (</w:t>
+      </w:r>
+      <w:r>
+        <w:rPr>
+          <w:i/>
+          <w:lang w:val="en_US" w:bidi="en_US"/>
+        </w:rPr>
+        <w:t>Antiquities</w:t>
+      </w:r>
+      <w:r>
+        <w:rPr>
+          <w:lang w:val="en_US" w:bidi="en_US"/>
+        </w:rPr>
+        <w:t xml:space="preserve"> 1.6.4), with reference to the Uz of the Aramean genealogy (</w:t>
+      </w:r>
       <w:hyperlink r:id="rId115">
         <w:r>
           <w:rPr>
@@ -5010,39 +5386,7 @@
             <w:color w:val="0000EE"/>
             <w:u w:val="single"/>
           </w:rPr>
-          <w:t>1 Chronicles 1:17</w:t>
-        </w:r>
-      </w:hyperlink>
-      <w:r>
-        <w:rPr>
-          <w:lang w:val="en_US" w:bidi="en_US"/>
-        </w:rPr>
-        <w:t>, Uz is linked directly to Shem without mention of Aram. He is perhaps the forefather of the Aramean nation situated in the Syrian desert regions.</w:t>
-      </w:r>
-    </w:p>
-    <w:p>
-      <w:pPr/>
-      <w:r>
-        <w:rPr>
-          <w:lang w:val="en_US" w:bidi="en_US"/>
-        </w:rPr>
-      </w:r>
-      <w:r>
-        <w:rPr>
-          <w:lang w:val="en_US" w:bidi="en_US"/>
-        </w:rPr>
-        <w:t>2. Firstborn son of Abraham’s brother Nahor by his concubine, Milcah (</w:t>
-      </w:r>
-      <w:hyperlink r:id="rId116">
-        <w:r>
-          <w:rPr>
-            <w:lang w:val="en_US" w:bidi="en_US"/>
-          </w:rPr>
-          <w:rPr>
-            <w:color w:val="0000EE"/>
-            <w:u w:val="single"/>
-          </w:rPr>
-          <w:t>Gn 22:21</w:t>
+          <w:t>Gn 10:23</w:t>
         </w:r>
       </w:hyperlink>
       <w:r>
@@ -5051,30 +5395,130 @@
         </w:rPr>
         <w:t>).</w:t>
       </w:r>
-    </w:p>
-    <w:p>
-      <w:pPr/>
-      <w:r>
-        <w:rPr>
-          <w:lang w:val="en_US" w:bidi="en_US"/>
-        </w:rPr>
-      </w:r>
-      <w:r>
-        <w:rPr>
-          <w:lang w:val="en_US" w:bidi="en_US"/>
-        </w:rPr>
-        <w:t>3. Son of Dishan and the grandson of Seir the Horite (</w:t>
-      </w:r>
-      <w:hyperlink r:id="rId117">
-        <w:r>
-          <w:rPr>
-            <w:lang w:val="en_US" w:bidi="en_US"/>
-          </w:rPr>
-          <w:rPr>
-            <w:color w:val="0000EE"/>
-            <w:u w:val="single"/>
-          </w:rPr>
-          <w:t>Gn 36:28</w:t>
+      <w:r>
+        <w:rPr>
+          <w:lang w:val="en_US" w:bidi="en_US"/>
+        </w:rPr>
+      </w:r>
+      <w:r>
+        <w:rPr>
+          <w:lang w:val="en_US" w:bidi="en_US"/>
+        </w:rPr>
+      </w:r>
+    </w:p>
+    <w:p>
+      <w:pPr/>
+      <w:r>
+        <w:rPr>
+          <w:lang w:val="en_US" w:bidi="en_US"/>
+        </w:rPr>
+      </w:r>
+    </w:p>
+    <w:p>
+      <w:pPr>
+        <w:pStyle w:val="Heading2"/>
+      </w:pPr>
+      <w:r>
+        <w:rPr>
+          <w:lang w:val="en_US" w:bidi="en_US"/>
+        </w:rPr>
+        <w:t>Uzai</w:t>
+      </w:r>
+      <w:r>
+        <w:rPr>
+          <w:lang w:val="en_US" w:bidi="en_US"/>
+        </w:rPr>
+      </w:r>
+    </w:p>
+    <w:p>
+      <w:pPr/>
+      <w:r>
+        <w:rPr>
+          <w:lang w:val="en_US" w:bidi="en_US"/>
+        </w:rPr>
+      </w:r>
+      <w:r>
+        <w:rPr>
+          <w:lang w:val="en_US" w:bidi="en_US"/>
+        </w:rPr>
+        <w:t>Father of Palal, a repairer of the Jerusalem wall during Nehemiah’s day (</w:t>
+      </w:r>
+      <w:hyperlink r:id="rId125">
+        <w:r>
+          <w:rPr>
+            <w:lang w:val="en_US" w:bidi="en_US"/>
+          </w:rPr>
+          <w:rPr>
+            <w:color w:val="0000EE"/>
+            <w:u w:val="single"/>
+          </w:rPr>
+          <w:t>Neh 3:25</w:t>
+        </w:r>
+      </w:hyperlink>
+      <w:r>
+        <w:rPr>
+          <w:lang w:val="en_US" w:bidi="en_US"/>
+        </w:rPr>
+        <w:t>).</w:t>
+      </w:r>
+      <w:r>
+        <w:rPr>
+          <w:lang w:val="en_US" w:bidi="en_US"/>
+        </w:rPr>
+      </w:r>
+      <w:r>
+        <w:rPr>
+          <w:lang w:val="en_US" w:bidi="en_US"/>
+        </w:rPr>
+      </w:r>
+    </w:p>
+    <w:p>
+      <w:pPr/>
+      <w:r>
+        <w:rPr>
+          <w:lang w:val="en_US" w:bidi="en_US"/>
+        </w:rPr>
+      </w:r>
+    </w:p>
+    <w:p>
+      <w:pPr>
+        <w:pStyle w:val="Heading2"/>
+      </w:pPr>
+      <w:r>
+        <w:rPr>
+          <w:lang w:val="en_US" w:bidi="en_US"/>
+        </w:rPr>
+        <w:t>Uzal (Person)</w:t>
+      </w:r>
+      <w:r>
+        <w:rPr>
+          <w:lang w:val="en_US" w:bidi="en_US"/>
+        </w:rPr>
+      </w:r>
+    </w:p>
+    <w:p>
+      <w:pPr/>
+      <w:r>
+        <w:rPr>
+          <w:lang w:val="en_US" w:bidi="en_US"/>
+        </w:rPr>
+      </w:r>
+      <w:r>
+        <w:rPr>
+          <w:lang w:val="en_US" w:bidi="en_US"/>
+        </w:rPr>
+        <w:t>Son of Joktan, a descendant of Eber through Shem’s line (</w:t>
+      </w:r>
+      <w:hyperlink r:id="rId126">
+        <w:r>
+          <w:rPr>
+            <w:lang w:val="en_US" w:bidi="en_US"/>
+          </w:rPr>
+          <w:rPr>
+            <w:color w:val="0000EE"/>
+            <w:u w:val="single"/>
+          </w:rPr>
+          <w:t>Gn 10:27</w:t>
         </w:r>
       </w:hyperlink>
       <w:r>
@@ -5083,16 +5527,16 @@
         </w:rPr>
         <w:t xml:space="preserve">; </w:t>
       </w:r>
-      <w:hyperlink r:id="rId118">
-        <w:r>
-          <w:rPr>
-            <w:lang w:val="en_US" w:bidi="en_US"/>
-          </w:rPr>
-          <w:rPr>
-            <w:color w:val="0000EE"/>
-            <w:u w:val="single"/>
-          </w:rPr>
-          <w:t>1 Chr 1:42</w:t>
+      <w:hyperlink r:id="rId127">
+        <w:r>
+          <w:rPr>
+            <w:lang w:val="en_US" w:bidi="en_US"/>
+          </w:rPr>
+          <w:rPr>
+            <w:color w:val="0000EE"/>
+            <w:u w:val="single"/>
+          </w:rPr>
+          <w:t>1 Chr 1:21</w:t>
         </w:r>
       </w:hyperlink>
       <w:r>
@@ -5128,286 +5572,281 @@
         <w:rPr>
           <w:lang w:val="en_US" w:bidi="en_US"/>
         </w:rPr>
-        <w:t>Uz (Place)</w:t>
-      </w:r>
-      <w:r>
-        <w:rPr>
-          <w:lang w:val="en_US" w:bidi="en_US"/>
-        </w:rPr>
-      </w:r>
-    </w:p>
-    <w:p>
-      <w:pPr/>
-      <w:r>
-        <w:rPr>
-          <w:lang w:val="en_US" w:bidi="en_US"/>
-        </w:rPr>
-      </w:r>
-      <w:r>
-        <w:rPr>
-          <w:lang w:val="en_US" w:bidi="en_US"/>
-        </w:rPr>
-        <w:t>Homeland of Job (</w:t>
-      </w:r>
-      <w:hyperlink r:id="rId119">
-        <w:r>
-          <w:rPr>
-            <w:lang w:val="en_US" w:bidi="en_US"/>
-          </w:rPr>
-          <w:rPr>
-            <w:color w:val="0000EE"/>
-            <w:u w:val="single"/>
-          </w:rPr>
-          <w:t>Jb 1:1</w:t>
-        </w:r>
-      </w:hyperlink>
-      <w:r>
-        <w:rPr>
-          <w:lang w:val="en_US" w:bidi="en_US"/>
-        </w:rPr>
-        <w:t>). The name appears in parallels with Edom and is associated with the Uz in the family tree of the original Horites in Seir (</w:t>
-      </w:r>
-      <w:hyperlink r:id="rId120">
-        <w:r>
-          <w:rPr>
-            <w:lang w:val="en_US" w:bidi="en_US"/>
-          </w:rPr>
-          <w:rPr>
-            <w:color w:val="0000EE"/>
-            <w:u w:val="single"/>
-          </w:rPr>
-          <w:t>Lam 4:21</w:t>
-        </w:r>
-      </w:hyperlink>
-      <w:r>
-        <w:rPr>
-          <w:lang w:val="en_US" w:bidi="en_US"/>
-        </w:rPr>
-        <w:t>). The book of Job does not locate the land of Uz, but it does say that the sons of the East (Kedem) lived there (</w:t>
-      </w:r>
-      <w:hyperlink r:id="rId121">
-        <w:r>
-          <w:rPr>
-            <w:lang w:val="en_US" w:bidi="en_US"/>
-          </w:rPr>
-          <w:rPr>
-            <w:color w:val="0000EE"/>
-            <w:u w:val="single"/>
-          </w:rPr>
-          <w:t>Jb 1:3</w:t>
-        </w:r>
-      </w:hyperlink>
-      <w:r>
-        <w:rPr>
-          <w:lang w:val="en_US" w:bidi="en_US"/>
-        </w:rPr>
-        <w:t xml:space="preserve">). Uz is also said to be close to the desert (v </w:t>
-      </w:r>
-      <w:hyperlink r:id="rId122">
-        <w:r>
-          <w:rPr>
-            <w:lang w:val="en_US" w:bidi="en_US"/>
-          </w:rPr>
-          <w:rPr>
-            <w:color w:val="0000EE"/>
-            <w:u w:val="single"/>
-          </w:rPr>
-          <w:t>15</w:t>
-        </w:r>
-      </w:hyperlink>
-      <w:r>
-        <w:rPr>
-          <w:lang w:val="en_US" w:bidi="en_US"/>
-        </w:rPr>
-        <w:t xml:space="preserve">) and to the Chasdim (v </w:t>
-      </w:r>
-      <w:hyperlink r:id="rId123">
-        <w:r>
-          <w:rPr>
-            <w:lang w:val="en_US" w:bidi="en_US"/>
-          </w:rPr>
-          <w:rPr>
-            <w:color w:val="0000EE"/>
-            <w:u w:val="single"/>
-          </w:rPr>
-          <w:t>17</w:t>
-        </w:r>
-      </w:hyperlink>
-      <w:r>
-        <w:rPr>
-          <w:lang w:val="en_US" w:bidi="en_US"/>
-        </w:rPr>
-        <w:t>). This indicates that it was located to the east of the land of Israel.</w:t>
-      </w:r>
-    </w:p>
-    <w:p>
-      <w:pPr/>
-      <w:r>
-        <w:rPr>
-          <w:lang w:val="en_US" w:bidi="en_US"/>
-        </w:rPr>
-      </w:r>
-      <w:r>
-        <w:rPr>
-          <w:lang w:val="en_US" w:bidi="en_US"/>
-        </w:rPr>
-        <w:t>The associations with Edom strongly suggest that the land of Uz was populated by descendants of the Horites of Seir. Further support for this view is a verse in the Greek version at the end of the book of Job: “since he had lived in the land of Uz on the borders of Edom and Arabia.” Certain ancient traditions place the home of Job in Bashan. Josephus also says that Job lived in Traconitis and Damascus (</w:t>
+        <w:t>Uzal (Place)</w:t>
+      </w:r>
+      <w:r>
+        <w:rPr>
+          <w:lang w:val="en_US" w:bidi="en_US"/>
+        </w:rPr>
+      </w:r>
+    </w:p>
+    <w:p>
+      <w:pPr/>
+      <w:r>
+        <w:rPr>
+          <w:lang w:val="en_US" w:bidi="en_US"/>
+        </w:rPr>
+      </w:r>
+      <w:r>
+        <w:rPr>
+          <w:lang w:val="en_US" w:bidi="en_US"/>
+        </w:rPr>
+        <w:t>Place mentioned with Dan and Javan in an obscure passage (</w:t>
+      </w:r>
+      <w:hyperlink r:id="rId128">
+        <w:r>
+          <w:rPr>
+            <w:lang w:val="en_US" w:bidi="en_US"/>
+          </w:rPr>
+          <w:rPr>
+            <w:color w:val="0000EE"/>
+            <w:u w:val="single"/>
+          </w:rPr>
+          <w:t>Ez 27:19</w:t>
+        </w:r>
+      </w:hyperlink>
+      <w:r>
+        <w:rPr>
+          <w:lang w:val="en_US" w:bidi="en_US"/>
+        </w:rPr>
+        <w:t>); it is identifiable with modern Sana (ancient Awzal), the capital of Yemen.</w:t>
+      </w:r>
+      <w:r>
+        <w:rPr>
+          <w:lang w:val="en_US" w:bidi="en_US"/>
+        </w:rPr>
+      </w:r>
+      <w:r>
+        <w:rPr>
+          <w:lang w:val="en_US" w:bidi="en_US"/>
+        </w:rPr>
+      </w:r>
+    </w:p>
+    <w:p>
+      <w:pPr/>
+      <w:r>
+        <w:rPr>
+          <w:lang w:val="en_US" w:bidi="en_US"/>
+        </w:rPr>
+      </w:r>
+    </w:p>
+    <w:p>
+      <w:pPr>
+        <w:pStyle w:val="Heading2"/>
+      </w:pPr>
+      <w:r>
+        <w:rPr>
+          <w:lang w:val="en_US" w:bidi="en_US"/>
+        </w:rPr>
+        <w:t>Uzza</w:t>
+      </w:r>
+      <w:r>
+        <w:rPr>
+          <w:lang w:val="en_US" w:bidi="en_US"/>
+        </w:rPr>
+      </w:r>
+    </w:p>
+    <w:p>
+      <w:pPr/>
+      <w:r>
+        <w:rPr>
+          <w:lang w:val="en_US" w:bidi="en_US"/>
+        </w:rPr>
+      </w:r>
+      <w:r>
+        <w:rPr>
+          <w:lang w:val="en_US" w:bidi="en_US"/>
+        </w:rPr>
+        <w:t>1. Owner or initial planter of a garden that served as the burial place for kings Manasseh and Amon of Judah (</w:t>
+      </w:r>
+      <w:hyperlink r:id="rId129">
+        <w:r>
+          <w:rPr>
+            <w:lang w:val="en_US" w:bidi="en_US"/>
+          </w:rPr>
+          <w:rPr>
+            <w:color w:val="0000EE"/>
+            <w:u w:val="single"/>
+          </w:rPr>
+          <w:t>2 Kgs 21:18, 26</w:t>
+        </w:r>
+      </w:hyperlink>
+      <w:r>
+        <w:rPr>
+          <w:lang w:val="en_US" w:bidi="en_US"/>
+        </w:rPr>
+        <w:t>). The “garden of Uzza” was apparently adjacent to Manasseh’s royal residence.</w:t>
+      </w:r>
+    </w:p>
+    <w:p>
+      <w:pPr/>
+      <w:r>
+        <w:rPr>
+          <w:lang w:val="en_US" w:bidi="en_US"/>
+        </w:rPr>
+      </w:r>
+      <w:r>
+        <w:rPr>
+          <w:lang w:val="en_US" w:bidi="en_US"/>
+        </w:rPr>
+        <w:t xml:space="preserve">2. KJV spelling for Uzzah, Shimei’s son, in </w:t>
+      </w:r>
+      <w:hyperlink r:id="rId130">
+        <w:r>
+          <w:rPr>
+            <w:lang w:val="en_US" w:bidi="en_US"/>
+          </w:rPr>
+          <w:rPr>
+            <w:color w:val="0000EE"/>
+            <w:u w:val="single"/>
+          </w:rPr>
+          <w:t>1 Chronicles 6:29</w:t>
+        </w:r>
+      </w:hyperlink>
+      <w:r>
+        <w:rPr>
+          <w:lang w:val="en_US" w:bidi="en_US"/>
+        </w:rPr>
+        <w:t xml:space="preserve">. </w:t>
       </w:r>
       <w:r>
         <w:rPr>
           <w:i/>
           <w:lang w:val="en_US" w:bidi="en_US"/>
         </w:rPr>
-        <w:t>Antiquities</w:t>
-      </w:r>
-      <w:r>
-        <w:rPr>
-          <w:lang w:val="en_US" w:bidi="en_US"/>
-        </w:rPr>
-        <w:t xml:space="preserve"> 1.6.4), with reference to the Uz of the Aramean genealogy (</w:t>
-      </w:r>
-      <w:hyperlink r:id="rId114">
-        <w:r>
-          <w:rPr>
-            <w:lang w:val="en_US" w:bidi="en_US"/>
-          </w:rPr>
-          <w:rPr>
-            <w:color w:val="0000EE"/>
-            <w:u w:val="single"/>
-          </w:rPr>
-          <w:t>Gn 10:23</w:t>
-        </w:r>
-      </w:hyperlink>
-      <w:r>
-        <w:rPr>
-          <w:lang w:val="en_US" w:bidi="en_US"/>
-        </w:rPr>
-        <w:t>).</w:t>
-      </w:r>
-      <w:r>
-        <w:rPr>
-          <w:lang w:val="en_US" w:bidi="en_US"/>
-        </w:rPr>
-      </w:r>
-      <w:r>
-        <w:rPr>
-          <w:lang w:val="en_US" w:bidi="en_US"/>
-        </w:rPr>
-      </w:r>
-    </w:p>
-    <w:p>
-      <w:pPr/>
-      <w:r>
-        <w:rPr>
-          <w:lang w:val="en_US" w:bidi="en_US"/>
-        </w:rPr>
-      </w:r>
-    </w:p>
-    <w:p>
-      <w:pPr>
-        <w:pStyle w:val="Heading2"/>
-      </w:pPr>
-      <w:r>
-        <w:rPr>
-          <w:lang w:val="en_US" w:bidi="en_US"/>
-        </w:rPr>
-        <w:t>Uzai</w:t>
-      </w:r>
-      <w:r>
-        <w:rPr>
-          <w:lang w:val="en_US" w:bidi="en_US"/>
-        </w:rPr>
-      </w:r>
-    </w:p>
-    <w:p>
-      <w:pPr/>
-      <w:r>
-        <w:rPr>
-          <w:lang w:val="en_US" w:bidi="en_US"/>
-        </w:rPr>
-      </w:r>
-      <w:r>
-        <w:rPr>
-          <w:lang w:val="en_US" w:bidi="en_US"/>
-        </w:rPr>
-        <w:t>Father of Palal, a repairer of the Jerusalem wall during Nehemiah’s day (</w:t>
-      </w:r>
-      <w:hyperlink r:id="rId124">
-        <w:r>
-          <w:rPr>
-            <w:lang w:val="en_US" w:bidi="en_US"/>
-          </w:rPr>
-          <w:rPr>
-            <w:color w:val="0000EE"/>
-            <w:u w:val="single"/>
-          </w:rPr>
-          <w:t>Neh 3:25</w:t>
-        </w:r>
-      </w:hyperlink>
-      <w:r>
-        <w:rPr>
-          <w:lang w:val="en_US" w:bidi="en_US"/>
-        </w:rPr>
-        <w:t>).</w:t>
-      </w:r>
-      <w:r>
-        <w:rPr>
-          <w:lang w:val="en_US" w:bidi="en_US"/>
-        </w:rPr>
-      </w:r>
-      <w:r>
-        <w:rPr>
-          <w:lang w:val="en_US" w:bidi="en_US"/>
-        </w:rPr>
-      </w:r>
-    </w:p>
-    <w:p>
-      <w:pPr/>
-      <w:r>
-        <w:rPr>
-          <w:lang w:val="en_US" w:bidi="en_US"/>
-        </w:rPr>
-      </w:r>
-    </w:p>
-    <w:p>
-      <w:pPr>
-        <w:pStyle w:val="Heading2"/>
-      </w:pPr>
-      <w:r>
-        <w:rPr>
-          <w:lang w:val="en_US" w:bidi="en_US"/>
-        </w:rPr>
-        <w:t>Uzal (Person)</w:t>
-      </w:r>
-      <w:r>
-        <w:rPr>
-          <w:lang w:val="en_US" w:bidi="en_US"/>
-        </w:rPr>
-      </w:r>
-    </w:p>
-    <w:p>
-      <w:pPr/>
-      <w:r>
-        <w:rPr>
-          <w:lang w:val="en_US" w:bidi="en_US"/>
-        </w:rPr>
-      </w:r>
-      <w:r>
-        <w:rPr>
-          <w:lang w:val="en_US" w:bidi="en_US"/>
-        </w:rPr>
-        <w:t>Son of Joktan, a descendant of Eber through Shem’s line (</w:t>
-      </w:r>
-      <w:hyperlink r:id="rId125">
-        <w:r>
-          <w:rPr>
-            <w:lang w:val="en_US" w:bidi="en_US"/>
-          </w:rPr>
-          <w:rPr>
-            <w:color w:val="0000EE"/>
-            <w:u w:val="single"/>
-          </w:rPr>
-          <w:t>Gn 10:27</w:t>
+        <w:t>See</w:t>
+      </w:r>
+      <w:r>
+        <w:rPr>
+          <w:lang w:val="en_US" w:bidi="en_US"/>
+        </w:rPr>
+        <w:t xml:space="preserve"> </w:t>
+      </w:r>
+      <w:r>
+        <w:rPr>
+          <w:lang w:val="en_US" w:bidi="en_US"/>
+        </w:rPr>
+        <w:t>Uzzah #2</w:t>
+      </w:r>
+      <w:r>
+        <w:rPr>
+          <w:lang w:val="en_US" w:bidi="en_US"/>
+        </w:rPr>
+        <w:t>.</w:t>
+      </w:r>
+    </w:p>
+    <w:p>
+      <w:pPr/>
+      <w:r>
+        <w:rPr>
+          <w:lang w:val="en_US" w:bidi="en_US"/>
+        </w:rPr>
+      </w:r>
+      <w:r>
+        <w:rPr>
+          <w:lang w:val="en_US" w:bidi="en_US"/>
+        </w:rPr>
+        <w:t>3. Son or descendant of Ehud from Benjamin’s tribe (</w:t>
+      </w:r>
+      <w:hyperlink r:id="rId131">
+        <w:r>
+          <w:rPr>
+            <w:lang w:val="en_US" w:bidi="en_US"/>
+          </w:rPr>
+          <w:rPr>
+            <w:color w:val="0000EE"/>
+            <w:u w:val="single"/>
+          </w:rPr>
+          <w:t>1 Chr 8:7</w:t>
+        </w:r>
+      </w:hyperlink>
+      <w:r>
+        <w:rPr>
+          <w:lang w:val="en_US" w:bidi="en_US"/>
+        </w:rPr>
+        <w:t>), listed as an ancestor of Mordecai in extrabiblical texts.</w:t>
+      </w:r>
+    </w:p>
+    <w:p>
+      <w:pPr/>
+      <w:r>
+        <w:rPr>
+          <w:lang w:val="en_US" w:bidi="en_US"/>
+        </w:rPr>
+      </w:r>
+      <w:r>
+        <w:rPr>
+          <w:lang w:val="en_US" w:bidi="en_US"/>
+        </w:rPr>
+        <w:t xml:space="preserve">4. KJV spelling for Uzzah, Abinadab’s son, in </w:t>
+      </w:r>
+      <w:hyperlink r:id="rId132">
+        <w:r>
+          <w:rPr>
+            <w:lang w:val="en_US" w:bidi="en_US"/>
+          </w:rPr>
+          <w:rPr>
+            <w:color w:val="0000EE"/>
+            <w:u w:val="single"/>
+          </w:rPr>
+          <w:t>1 Chronicles 13:7–11</w:t>
+        </w:r>
+      </w:hyperlink>
+      <w:r>
+        <w:rPr>
+          <w:lang w:val="en_US" w:bidi="en_US"/>
+        </w:rPr>
+        <w:t xml:space="preserve">. </w:t>
+      </w:r>
+      <w:r>
+        <w:rPr>
+          <w:i/>
+          <w:lang w:val="en_US" w:bidi="en_US"/>
+        </w:rPr>
+        <w:t>See</w:t>
+      </w:r>
+      <w:r>
+        <w:rPr>
+          <w:lang w:val="en_US" w:bidi="en_US"/>
+        </w:rPr>
+        <w:t xml:space="preserve"> </w:t>
+      </w:r>
+      <w:r>
+        <w:rPr>
+          <w:lang w:val="en_US" w:bidi="en_US"/>
+        </w:rPr>
+        <w:t>Uzzah #1</w:t>
+      </w:r>
+      <w:r>
+        <w:rPr>
+          <w:lang w:val="en_US" w:bidi="en_US"/>
+        </w:rPr>
+        <w:t>.</w:t>
+      </w:r>
+    </w:p>
+    <w:p>
+      <w:pPr/>
+      <w:r>
+        <w:rPr>
+          <w:lang w:val="en_US" w:bidi="en_US"/>
+        </w:rPr>
+      </w:r>
+      <w:r>
+        <w:rPr>
+          <w:lang w:val="en_US" w:bidi="en_US"/>
+        </w:rPr>
+        <w:t>5. Forefather of a family of temple servants who returned to Jerusalem with Zerubbabel following the exile (</w:t>
+      </w:r>
+      <w:hyperlink r:id="rId133">
+        <w:r>
+          <w:rPr>
+            <w:lang w:val="en_US" w:bidi="en_US"/>
+          </w:rPr>
+          <w:rPr>
+            <w:color w:val="0000EE"/>
+            <w:u w:val="single"/>
+          </w:rPr>
+          <w:t>Ezr 2:49</w:t>
         </w:r>
       </w:hyperlink>
       <w:r>
@@ -5416,335 +5855,7 @@
         </w:rPr>
         <w:t xml:space="preserve">; </w:t>
       </w:r>
-      <w:hyperlink r:id="rId126">
-        <w:r>
-          <w:rPr>
-            <w:lang w:val="en_US" w:bidi="en_US"/>
-          </w:rPr>
-          <w:rPr>
-            <w:color w:val="0000EE"/>
-            <w:u w:val="single"/>
-          </w:rPr>
-          <w:t>1 Chr 1:21</w:t>
-        </w:r>
-      </w:hyperlink>
-      <w:r>
-        <w:rPr>
-          <w:lang w:val="en_US" w:bidi="en_US"/>
-        </w:rPr>
-        <w:t>).</w:t>
-      </w:r>
-      <w:r>
-        <w:rPr>
-          <w:lang w:val="en_US" w:bidi="en_US"/>
-        </w:rPr>
-      </w:r>
-      <w:r>
-        <w:rPr>
-          <w:lang w:val="en_US" w:bidi="en_US"/>
-        </w:rPr>
-      </w:r>
-    </w:p>
-    <w:p>
-      <w:pPr/>
-      <w:r>
-        <w:rPr>
-          <w:lang w:val="en_US" w:bidi="en_US"/>
-        </w:rPr>
-      </w:r>
-    </w:p>
-    <w:p>
-      <w:pPr>
-        <w:pStyle w:val="Heading2"/>
-      </w:pPr>
-      <w:r>
-        <w:rPr>
-          <w:lang w:val="en_US" w:bidi="en_US"/>
-        </w:rPr>
-        <w:t>Uzal (Place)</w:t>
-      </w:r>
-      <w:r>
-        <w:rPr>
-          <w:lang w:val="en_US" w:bidi="en_US"/>
-        </w:rPr>
-      </w:r>
-    </w:p>
-    <w:p>
-      <w:pPr/>
-      <w:r>
-        <w:rPr>
-          <w:lang w:val="en_US" w:bidi="en_US"/>
-        </w:rPr>
-      </w:r>
-      <w:r>
-        <w:rPr>
-          <w:lang w:val="en_US" w:bidi="en_US"/>
-        </w:rPr>
-        <w:t>Place mentioned with Dan and Javan in an obscure passage (</w:t>
-      </w:r>
-      <w:hyperlink r:id="rId127">
-        <w:r>
-          <w:rPr>
-            <w:lang w:val="en_US" w:bidi="en_US"/>
-          </w:rPr>
-          <w:rPr>
-            <w:color w:val="0000EE"/>
-            <w:u w:val="single"/>
-          </w:rPr>
-          <w:t>Ez 27:19</w:t>
-        </w:r>
-      </w:hyperlink>
-      <w:r>
-        <w:rPr>
-          <w:lang w:val="en_US" w:bidi="en_US"/>
-        </w:rPr>
-        <w:t>); it is identifiable with modern Sana (ancient Awzal), the capital of Yemen.</w:t>
-      </w:r>
-      <w:r>
-        <w:rPr>
-          <w:lang w:val="en_US" w:bidi="en_US"/>
-        </w:rPr>
-      </w:r>
-      <w:r>
-        <w:rPr>
-          <w:lang w:val="en_US" w:bidi="en_US"/>
-        </w:rPr>
-      </w:r>
-    </w:p>
-    <w:p>
-      <w:pPr/>
-      <w:r>
-        <w:rPr>
-          <w:lang w:val="en_US" w:bidi="en_US"/>
-        </w:rPr>
-      </w:r>
-    </w:p>
-    <w:p>
-      <w:pPr>
-        <w:pStyle w:val="Heading2"/>
-      </w:pPr>
-      <w:r>
-        <w:rPr>
-          <w:lang w:val="en_US" w:bidi="en_US"/>
-        </w:rPr>
-        <w:t>Uzza</w:t>
-      </w:r>
-      <w:r>
-        <w:rPr>
-          <w:lang w:val="en_US" w:bidi="en_US"/>
-        </w:rPr>
-      </w:r>
-    </w:p>
-    <w:p>
-      <w:pPr/>
-      <w:r>
-        <w:rPr>
-          <w:lang w:val="en_US" w:bidi="en_US"/>
-        </w:rPr>
-      </w:r>
-      <w:r>
-        <w:rPr>
-          <w:lang w:val="en_US" w:bidi="en_US"/>
-        </w:rPr>
-        <w:t>1. Owner or initial planter of a garden that served as the burial place for kings Manasseh and Amon of Judah (</w:t>
-      </w:r>
-      <w:hyperlink r:id="rId128">
-        <w:r>
-          <w:rPr>
-            <w:lang w:val="en_US" w:bidi="en_US"/>
-          </w:rPr>
-          <w:rPr>
-            <w:color w:val="0000EE"/>
-            <w:u w:val="single"/>
-          </w:rPr>
-          <w:t>2 Kgs 21:18, 26</w:t>
-        </w:r>
-      </w:hyperlink>
-      <w:r>
-        <w:rPr>
-          <w:lang w:val="en_US" w:bidi="en_US"/>
-        </w:rPr>
-        <w:t>). The “garden of Uzza” was apparently adjacent to Manasseh’s royal residence.</w:t>
-      </w:r>
-    </w:p>
-    <w:p>
-      <w:pPr/>
-      <w:r>
-        <w:rPr>
-          <w:lang w:val="en_US" w:bidi="en_US"/>
-        </w:rPr>
-      </w:r>
-      <w:r>
-        <w:rPr>
-          <w:lang w:val="en_US" w:bidi="en_US"/>
-        </w:rPr>
-        <w:t xml:space="preserve">2. KJV spelling for Uzzah, Shimei’s son, in </w:t>
-      </w:r>
-      <w:hyperlink r:id="rId129">
-        <w:r>
-          <w:rPr>
-            <w:lang w:val="en_US" w:bidi="en_US"/>
-          </w:rPr>
-          <w:rPr>
-            <w:color w:val="0000EE"/>
-            <w:u w:val="single"/>
-          </w:rPr>
-          <w:t>1 Chronicles 6:29</w:t>
-        </w:r>
-      </w:hyperlink>
-      <w:r>
-        <w:rPr>
-          <w:lang w:val="en_US" w:bidi="en_US"/>
-        </w:rPr>
-        <w:t xml:space="preserve">. </w:t>
-      </w:r>
-      <w:r>
-        <w:rPr>
-          <w:i/>
-          <w:lang w:val="en_US" w:bidi="en_US"/>
-        </w:rPr>
-        <w:t>See</w:t>
-      </w:r>
-      <w:r>
-        <w:rPr>
-          <w:lang w:val="en_US" w:bidi="en_US"/>
-        </w:rPr>
-        <w:t xml:space="preserve"> </w:t>
-      </w:r>
-      <w:r>
-        <w:rPr>
-          <w:lang w:val="en_US" w:bidi="en_US"/>
-        </w:rPr>
-        <w:t>Uzzah #2</w:t>
-      </w:r>
-      <w:r>
-        <w:rPr>
-          <w:lang w:val="en_US" w:bidi="en_US"/>
-        </w:rPr>
-        <w:t>.</w:t>
-      </w:r>
-    </w:p>
-    <w:p>
-      <w:pPr/>
-      <w:r>
-        <w:rPr>
-          <w:lang w:val="en_US" w:bidi="en_US"/>
-        </w:rPr>
-      </w:r>
-      <w:r>
-        <w:rPr>
-          <w:lang w:val="en_US" w:bidi="en_US"/>
-        </w:rPr>
-        <w:t>3. Son or descendant of Ehud from Benjamin’s tribe (</w:t>
-      </w:r>
-      <w:hyperlink r:id="rId130">
-        <w:r>
-          <w:rPr>
-            <w:lang w:val="en_US" w:bidi="en_US"/>
-          </w:rPr>
-          <w:rPr>
-            <w:color w:val="0000EE"/>
-            <w:u w:val="single"/>
-          </w:rPr>
-          <w:t>1 Chr 8:7</w:t>
-        </w:r>
-      </w:hyperlink>
-      <w:r>
-        <w:rPr>
-          <w:lang w:val="en_US" w:bidi="en_US"/>
-        </w:rPr>
-        <w:t>), listed as an ancestor of Mordecai in extrabiblical texts.</w:t>
-      </w:r>
-    </w:p>
-    <w:p>
-      <w:pPr/>
-      <w:r>
-        <w:rPr>
-          <w:lang w:val="en_US" w:bidi="en_US"/>
-        </w:rPr>
-      </w:r>
-      <w:r>
-        <w:rPr>
-          <w:lang w:val="en_US" w:bidi="en_US"/>
-        </w:rPr>
-        <w:t xml:space="preserve">4. KJV spelling for Uzzah, Abinadab’s son, in </w:t>
-      </w:r>
-      <w:hyperlink r:id="rId131">
-        <w:r>
-          <w:rPr>
-            <w:lang w:val="en_US" w:bidi="en_US"/>
-          </w:rPr>
-          <w:rPr>
-            <w:color w:val="0000EE"/>
-            <w:u w:val="single"/>
-          </w:rPr>
-          <w:t>1 Chronicles 13:7–11</w:t>
-        </w:r>
-      </w:hyperlink>
-      <w:r>
-        <w:rPr>
-          <w:lang w:val="en_US" w:bidi="en_US"/>
-        </w:rPr>
-        <w:t xml:space="preserve">. </w:t>
-      </w:r>
-      <w:r>
-        <w:rPr>
-          <w:i/>
-          <w:lang w:val="en_US" w:bidi="en_US"/>
-        </w:rPr>
-        <w:t>See</w:t>
-      </w:r>
-      <w:r>
-        <w:rPr>
-          <w:lang w:val="en_US" w:bidi="en_US"/>
-        </w:rPr>
-        <w:t xml:space="preserve"> </w:t>
-      </w:r>
-      <w:r>
-        <w:rPr>
-          <w:lang w:val="en_US" w:bidi="en_US"/>
-        </w:rPr>
-        <w:t>Uzzah #1</w:t>
-      </w:r>
-      <w:r>
-        <w:rPr>
-          <w:lang w:val="en_US" w:bidi="en_US"/>
-        </w:rPr>
-        <w:t>.</w:t>
-      </w:r>
-    </w:p>
-    <w:p>
-      <w:pPr/>
-      <w:r>
-        <w:rPr>
-          <w:lang w:val="en_US" w:bidi="en_US"/>
-        </w:rPr>
-      </w:r>
-      <w:r>
-        <w:rPr>
-          <w:lang w:val="en_US" w:bidi="en_US"/>
-        </w:rPr>
-        <w:t>5. Forefather of a family of temple servants who returned to Jerusalem with Zerubbabel following the exile (</w:t>
-      </w:r>
-      <w:hyperlink r:id="rId132">
-        <w:r>
-          <w:rPr>
-            <w:lang w:val="en_US" w:bidi="en_US"/>
-          </w:rPr>
-          <w:rPr>
-            <w:color w:val="0000EE"/>
-            <w:u w:val="single"/>
-          </w:rPr>
-          <w:t>Ezr 2:49</w:t>
-        </w:r>
-      </w:hyperlink>
-      <w:r>
-        <w:rPr>
-          <w:lang w:val="en_US" w:bidi="en_US"/>
-        </w:rPr>
-        <w:t xml:space="preserve">; </w:t>
-      </w:r>
-      <w:hyperlink r:id="rId133">
+      <w:hyperlink r:id="rId134">
         <w:r>
           <w:rPr>
             <w:lang w:val="en_US" w:bidi="en_US"/>
@@ -5818,7 +5929,7 @@
         </w:rPr>
         <w:t>A son of Abinadab who died while helping transport the ark of the covenant when it was returned from the Philistines (</w:t>
       </w:r>
-      <w:hyperlink r:id="rId134">
+      <w:hyperlink r:id="rId135">
         <w:r>
           <w:rPr>
             <w:lang w:val="en_US" w:bidi="en_US"/>
@@ -5836,7 +5947,7 @@
         </w:rPr>
         <w:t xml:space="preserve">; </w:t>
       </w:r>
-      <w:hyperlink r:id="rId131">
+      <w:hyperlink r:id="rId132">
         <w:r>
           <w:rPr>
             <w:lang w:val="en_US" w:bidi="en_US"/>
@@ -5854,7 +5965,7 @@
         </w:rPr>
         <w:t xml:space="preserve">). Uzzah was struck dead by the Lord because he reached out and took hold of the ark when he tried to steady it. This action went against the instructions of </w:t>
       </w:r>
-      <w:hyperlink r:id="rId135">
+      <w:hyperlink r:id="rId136">
         <w:r>
           <w:rPr>
             <w:lang w:val="en_US" w:bidi="en_US"/>
@@ -5890,7 +6001,7 @@
         </w:rPr>
         <w:t xml:space="preserve">A Levite from the clan of Merari. </w:t>
       </w:r>
-      <w:hyperlink r:id="rId129">
+      <w:hyperlink r:id="rId130">
         <w:r>
           <w:rPr>
             <w:lang w:val="en_US" w:bidi="en_US"/>
@@ -5956,7 +6067,7 @@
         </w:rPr>
         <w:t>A town built by Sheerah, who was either the daughter or granddaughter of Ephraim (</w:t>
       </w:r>
-      <w:hyperlink r:id="rId136">
+      <w:hyperlink r:id="rId137">
         <w:r>
           <w:rPr>
             <w:lang w:val="en_US" w:bidi="en_US"/>
@@ -6030,7 +6141,7 @@
         </w:rPr>
         <w:t>A descendant of Eliezer, a direct ancestor of the high priests. Though, he never served as a high priest (</w:t>
       </w:r>
-      <w:hyperlink r:id="rId137">
+      <w:hyperlink r:id="rId138">
         <w:r>
           <w:rPr>
             <w:lang w:val="en_US" w:bidi="en_US"/>
@@ -6048,7 +6159,7 @@
         </w:rPr>
         <w:t>). He is listed as the son of Bukki and the father of Zerahiah. He was an ancestor of Zadok and later Ezra (</w:t>
       </w:r>
-      <w:hyperlink r:id="rId138">
+      <w:hyperlink r:id="rId139">
         <w:r>
           <w:rPr>
             <w:lang w:val="en_US" w:bidi="en_US"/>
@@ -6084,7 +6195,7 @@
         </w:rPr>
         <w:t>A clan chief and mighty warrior of the tribe of Issachar. He was one of the six sons of Tola and the father of Izrahiah, who was clan chief after him (</w:t>
       </w:r>
-      <w:hyperlink r:id="rId139">
+      <w:hyperlink r:id="rId140">
         <w:r>
           <w:rPr>
             <w:lang w:val="en_US" w:bidi="en_US"/>
@@ -6120,7 +6231,7 @@
         </w:rPr>
         <w:t>A clan chief and mighty warrior of the tribe of Benjamin, listed as one of the sons of Bela (</w:t>
       </w:r>
-      <w:hyperlink r:id="rId140">
+      <w:hyperlink r:id="rId141">
         <w:r>
           <w:rPr>
             <w:lang w:val="en_US" w:bidi="en_US"/>
@@ -6156,7 +6267,7 @@
         </w:rPr>
         <w:t>The head of one of the Benjaminite clans that returned from Babylon, listed as the son of Micri and the father of Elah (</w:t>
       </w:r>
-      <w:hyperlink r:id="rId141">
+      <w:hyperlink r:id="rId142">
         <w:r>
           <w:rPr>
             <w:lang w:val="en_US" w:bidi="en_US"/>
@@ -6192,7 +6303,7 @@
         </w:rPr>
         <w:t>One of the leaders of the Levites in Jerusalem, listed as the son of Bani from the clan of Asaph (</w:t>
       </w:r>
-      <w:hyperlink r:id="rId142">
+      <w:hyperlink r:id="rId143">
         <w:r>
           <w:rPr>
             <w:lang w:val="en_US" w:bidi="en_US"/>
@@ -6228,7 +6339,7 @@
         </w:rPr>
         <w:t>The head of the priestly house of Jedaiah during the days of Joiakim the high priest (</w:t>
       </w:r>
-      <w:hyperlink r:id="rId143">
+      <w:hyperlink r:id="rId144">
         <w:r>
           <w:rPr>
             <w:lang w:val="en_US" w:bidi="en_US"/>
@@ -6264,7 +6375,7 @@
         </w:rPr>
         <w:t>One of the priests (or Levites) who helped dedicate the rebuilt temple (</w:t>
       </w:r>
-      <w:hyperlink r:id="rId144">
+      <w:hyperlink r:id="rId145">
         <w:r>
           <w:rPr>
             <w:lang w:val="en_US" w:bidi="en_US"/>
@@ -6330,7 +6441,7 @@
         </w:rPr>
         <w:t>One of David’s mighty men (</w:t>
       </w:r>
-      <w:hyperlink r:id="rId145">
+      <w:hyperlink r:id="rId146">
         <w:r>
           <w:rPr>
             <w:lang w:val="en_US" w:bidi="en_US"/>
@@ -6396,7 +6507,7 @@
         </w:rPr>
         <w:t xml:space="preserve">1. Judah’s king from around 792 to 740 BC (cf. </w:t>
       </w:r>
-      <w:hyperlink r:id="rId146">
+      <w:hyperlink r:id="rId147">
         <w:r>
           <w:rPr>
             <w:lang w:val="en_US" w:bidi="en_US"/>
@@ -6414,7 +6525,7 @@
         </w:rPr>
         <w:t xml:space="preserve">; </w:t>
       </w:r>
-      <w:hyperlink r:id="rId147">
+      <w:hyperlink r:id="rId148">
         <w:r>
           <w:rPr>
             <w:lang w:val="en_US" w:bidi="en_US"/>
@@ -6432,7 +6543,7 @@
         </w:rPr>
         <w:t xml:space="preserve">; </w:t>
       </w:r>
-      <w:hyperlink r:id="rId148">
+      <w:hyperlink r:id="rId149">
         <w:r>
           <w:rPr>
             <w:lang w:val="en_US" w:bidi="en_US"/>
@@ -6464,7 +6575,7 @@
         </w:rPr>
         <w:t>Uzziah was a capable, energetic, and well-organized person, with many diverse interests. The Lord blessed him in all of his undertakings, so that he prospered. He is characterized as one who “did what was right in the eyes of the Lord” (</w:t>
       </w:r>
-      <w:hyperlink r:id="rId149">
+      <w:hyperlink r:id="rId150">
         <w:r>
           <w:rPr>
             <w:lang w:val="en_US" w:bidi="en_US"/>
@@ -6482,7 +6593,7 @@
         </w:rPr>
         <w:t xml:space="preserve">; </w:t>
       </w:r>
-      <w:hyperlink r:id="rId150">
+      <w:hyperlink r:id="rId151">
         <w:r>
           <w:rPr>
             <w:lang w:val="en_US" w:bidi="en_US"/>
@@ -6500,7 +6611,7 @@
         </w:rPr>
         <w:t>). He determined to seek God and went to Zechariah (not the postexilic prophet) for spiritual instruction. Consequently, “as long as he sought the Lord, God made him prosper” (</w:t>
       </w:r>
-      <w:hyperlink r:id="rId151">
+      <w:hyperlink r:id="rId152">
         <w:r>
           <w:rPr>
             <w:lang w:val="en_US" w:bidi="en_US"/>
@@ -6532,7 +6643,7 @@
         </w:rPr>
         <w:t>The prophets of the Lord were active during his reign. Isaiah, Hosea, and Amos began their prophetic work in the time of Uzziah (</w:t>
       </w:r>
-      <w:hyperlink r:id="rId152">
+      <w:hyperlink r:id="rId153">
         <w:r>
           <w:rPr>
             <w:lang w:val="en_US" w:bidi="en_US"/>
@@ -6550,7 +6661,7 @@
         </w:rPr>
         <w:t xml:space="preserve">; </w:t>
       </w:r>
-      <w:hyperlink r:id="rId153">
+      <w:hyperlink r:id="rId154">
         <w:r>
           <w:rPr>
             <w:lang w:val="en_US" w:bidi="en_US"/>
@@ -6568,7 +6679,7 @@
         </w:rPr>
         <w:t xml:space="preserve">; </w:t>
       </w:r>
-      <w:hyperlink r:id="rId154">
+      <w:hyperlink r:id="rId155">
         <w:r>
           <w:rPr>
             <w:lang w:val="en_US" w:bidi="en_US"/>
@@ -6586,7 +6697,7 @@
         </w:rPr>
         <w:t>). Uzziah was also active with military campaigns. His primary success was against Israel’s strong historical enemy, the Philistines. He broke down the walls of Gath, Jabneh, and Ashdod and built his own cities in Philistia. He also built many fortifications, such as fortified towers in Jerusalem and in the wilderness. He defeated some Arabs and also the Meunites, and he brought the Ammonites under tribute (</w:t>
       </w:r>
-      <w:hyperlink r:id="rId155">
+      <w:hyperlink r:id="rId156">
         <w:r>
           <w:rPr>
             <w:lang w:val="en_US" w:bidi="en_US"/>
@@ -6604,7 +6715,7 @@
         </w:rPr>
         <w:t>). Uzziah had an army “fit for war,” which was drafted according to census and organized into divisions. There were 2,600 officers and 307,500 fighting men who could wage war with mighty power. The army was well outfitted, with weapons, such as spears, bows, and sling stones, and with defensive equipment, including shields, helmets, and coats of armor (</w:t>
       </w:r>
-      <w:hyperlink r:id="rId156">
+      <w:hyperlink r:id="rId157">
         <w:r>
           <w:rPr>
             <w:lang w:val="en_US" w:bidi="en_US"/>
@@ -6622,7 +6733,7 @@
         </w:rPr>
         <w:t xml:space="preserve">). </w:t>
       </w:r>
-      <w:hyperlink r:id="rId157">
+      <w:hyperlink r:id="rId158">
         <w:r>
           <w:rPr>
             <w:lang w:val="en_US" w:bidi="en_US"/>
@@ -6654,7 +6765,7 @@
         </w:rPr>
         <w:t xml:space="preserve">But Uzziah had a sad downfall. As </w:t>
       </w:r>
-      <w:hyperlink r:id="rId158">
+      <w:hyperlink r:id="rId159">
         <w:r>
           <w:rPr>
             <w:lang w:val="en_US" w:bidi="en_US"/>
@@ -6686,7 +6797,7 @@
         </w:rPr>
         <w:t>2. Kohathite Levite and forefather of Samuel (</w:t>
       </w:r>
-      <w:hyperlink r:id="rId102">
+      <w:hyperlink r:id="rId103">
         <w:r>
           <w:rPr>
             <w:lang w:val="en_US" w:bidi="en_US"/>
@@ -6718,7 +6829,7 @@
         </w:rPr>
         <w:t>3. Father of Jonathan, David’s treasurer (</w:t>
       </w:r>
-      <w:hyperlink r:id="rId159">
+      <w:hyperlink r:id="rId160">
         <w:r>
           <w:rPr>
             <w:lang w:val="en_US" w:bidi="en_US"/>
@@ -6750,7 +6861,7 @@
         </w:rPr>
         <w:t>4. One of Harim’s five sons who was encouraged by Ezra to divorce his foreign wife during the postexilic period (</w:t>
       </w:r>
-      <w:hyperlink r:id="rId160">
+      <w:hyperlink r:id="rId161">
         <w:r>
           <w:rPr>
             <w:lang w:val="en_US" w:bidi="en_US"/>
@@ -6768,7 +6879,7 @@
         </w:rPr>
         <w:t xml:space="preserve">; </w:t>
       </w:r>
-      <w:hyperlink r:id="rId161">
+      <w:hyperlink r:id="rId162">
         <w:r>
           <w:rPr>
             <w:lang w:val="en_US" w:bidi="en_US"/>
@@ -6800,7 +6911,7 @@
         </w:rPr>
         <w:t>5. Descendant of Perez from Judah’s tribe (</w:t>
       </w:r>
-      <w:hyperlink r:id="rId162">
+      <w:hyperlink r:id="rId163">
         <w:r>
           <w:rPr>
             <w:lang w:val="en_US" w:bidi="en_US"/>
@@ -6874,7 +6985,7 @@
         </w:rPr>
         <w:t>The youngest son of Kohath from the tribe of Levi. Uzziel became the leader of the Uzzielite family group within the larger Kohathite clan (</w:t>
       </w:r>
-      <w:hyperlink r:id="rId163">
+      <w:hyperlink r:id="rId164">
         <w:r>
           <w:rPr>
             <w:lang w:val="en_US" w:bidi="en_US"/>
@@ -6892,7 +7003,7 @@
         </w:rPr>
         <w:t xml:space="preserve">; </w:t>
       </w:r>
-      <w:hyperlink r:id="rId164">
+      <w:hyperlink r:id="rId165">
         <w:r>
           <w:rPr>
             <w:lang w:val="en_US" w:bidi="en_US"/>
@@ -6910,7 +7021,7 @@
         </w:rPr>
         <w:t xml:space="preserve">; </w:t>
       </w:r>
-      <w:hyperlink r:id="rId165">
+      <w:hyperlink r:id="rId166">
         <w:r>
           <w:rPr>
             <w:lang w:val="en_US" w:bidi="en_US"/>
@@ -6928,7 +7039,7 @@
         </w:rPr>
         <w:t>). He was the uncle of Aaron, and his sons Mishael and Elzaphan carried the bodies of Nadab and Abihu outside the camp after they disobeyed Aaron's authority (</w:t>
       </w:r>
-      <w:hyperlink r:id="rId166">
+      <w:hyperlink r:id="rId167">
         <w:r>
           <w:rPr>
             <w:lang w:val="en_US" w:bidi="en_US"/>
@@ -6946,7 +7057,7 @@
         </w:rPr>
         <w:t xml:space="preserve">; </w:t>
       </w:r>
-      <w:hyperlink r:id="rId167">
+      <w:hyperlink r:id="rId168">
         <w:r>
           <w:rPr>
             <w:lang w:val="en_US" w:bidi="en_US"/>
@@ -6964,7 +7075,7 @@
         </w:rPr>
         <w:t>). Several of his descendants were important in Israel's history. Amminadab led the ceremony when David moved the ark to Jerusalem (</w:t>
       </w:r>
-      <w:hyperlink r:id="rId168">
+      <w:hyperlink r:id="rId169">
         <w:r>
           <w:rPr>
             <w:lang w:val="en_US" w:bidi="en_US"/>
@@ -6982,7 +7093,7 @@
         </w:rPr>
         <w:t>). Micah and Isshiah were leaders among the Levites during King Solomon's reign (</w:t>
       </w:r>
-      <w:hyperlink r:id="rId169">
+      <w:hyperlink r:id="rId170">
         <w:r>
           <w:rPr>
             <w:lang w:val="en_US" w:bidi="en_US"/>
@@ -7018,7 +7129,7 @@
         </w:rPr>
         <w:t>The son of Ishi who was one of the leaders of the Simeonite warriors. These warriors defeated the Amalekites at Seir during the time when Hezekiah was king (</w:t>
       </w:r>
-      <w:hyperlink r:id="rId170">
+      <w:hyperlink r:id="rId171">
         <w:r>
           <w:rPr>
             <w:lang w:val="en_US" w:bidi="en_US"/>
@@ -7054,7 +7165,7 @@
         </w:rPr>
         <w:t>A Benjaminite clan chief who is listed as the son of Bela, the son of Benjamin (</w:t>
       </w:r>
-      <w:hyperlink r:id="rId140">
+      <w:hyperlink r:id="rId141">
         <w:r>
           <w:rPr>
             <w:lang w:val="en_US" w:bidi="en_US"/>
@@ -7090,7 +7201,7 @@
         </w:rPr>
         <w:t>The son of Heman of the Levite clan of Asaph (</w:t>
       </w:r>
-      <w:hyperlink r:id="rId171">
+      <w:hyperlink r:id="rId172">
         <w:r>
           <w:rPr>
             <w:lang w:val="en_US" w:bidi="en_US"/>
@@ -7108,7 +7219,7 @@
         </w:rPr>
         <w:t>). He is also called Azarel (</w:t>
       </w:r>
-      <w:hyperlink r:id="rId172">
+      <w:hyperlink r:id="rId173">
         <w:r>
           <w:rPr>
             <w:lang w:val="en_US" w:bidi="en_US"/>
@@ -7144,7 +7255,7 @@
         </w:rPr>
         <w:t>A Levite who helped with the reconsecration (the ceremony to make holy again) of the temple during King Hezekiah's time (</w:t>
       </w:r>
-      <w:hyperlink r:id="rId173">
+      <w:hyperlink r:id="rId174">
         <w:r>
           <w:rPr>
             <w:lang w:val="en_US" w:bidi="en_US"/>
@@ -7180,7 +7291,7 @@
         </w:rPr>
         <w:t>A goldsmith who worked on rebuilding the gates of Jerusalem (</w:t>
       </w:r>
-      <w:hyperlink r:id="rId174">
+      <w:hyperlink r:id="rId175">
         <w:r>
           <w:rPr>
             <w:lang w:val="en_US" w:bidi="en_US"/>
@@ -7198,7 +7309,7 @@
         </w:rPr>
         <w:t xml:space="preserve">). His name suggests he was probably a priest who had the job of making and repairing the instruments and containers used in the temple (compare </w:t>
       </w:r>
-      <w:hyperlink r:id="rId175">
+      <w:hyperlink r:id="rId176">
         <w:r>
           <w:rPr>
             <w:lang w:val="en_US" w:bidi="en_US"/>

--- a/eng/docx/021.content.docx
+++ b/eng/docx/021.content.docx
@@ -1373,6 +1373,34 @@
       </w:r>
       <w:r>
         <w:rPr>
+          <w:lang w:val="en_US" w:bidi="en_US"/>
+        </w:rPr>
+        <w:t>In the Bible, “unclean” can describe a person, animal, object, or place that was not fit for certain forms of worship or community life. “Uncleanness” could result from disease, contact with a dead body, certain foods, or other conditions named in the law of Moses.</w:t>
+      </w:r>
+    </w:p>
+    <w:p>
+      <w:pPr/>
+      <w:r>
+        <w:rPr>
+          <w:lang w:val="en_US" w:bidi="en_US"/>
+        </w:rPr>
+      </w:r>
+      <w:r>
+        <w:rPr>
+          <w:lang w:val="en_US" w:bidi="en_US"/>
+        </w:rPr>
+        <w:t>Being unclean did not always mean that a person had sinned. In many cases, the person had to wait for a set time, wash, or complete a ritual before becoming clean again.</w:t>
+      </w:r>
+    </w:p>
+    <w:p>
+      <w:pPr/>
+      <w:r>
+        <w:rPr>
+          <w:lang w:val="en_US" w:bidi="en_US"/>
+        </w:rPr>
+      </w:r>
+      <w:r>
+        <w:rPr>
           <w:i/>
           <w:lang w:val="en_US" w:bidi="en_US"/>
         </w:rPr>
@@ -1388,7 +1416,13 @@
         <w:rPr>
           <w:lang w:val="en_US" w:bidi="en_US"/>
         </w:rPr>
-        <w:t>Cleanness and Uncleanness, Regulations Concerning</w:t>
+        <w:t xml:space="preserve">Regulations Concerning </w:t>
+      </w:r>
+      <w:r>
+        <w:rPr>
+          <w:lang w:val="en_US" w:bidi="en_US"/>
+        </w:rPr>
+        <w:t>Cleanness and Uncleanness</w:t>
       </w:r>
       <w:r>
         <w:rPr>
@@ -2210,26 +2244,26 @@
         <w:rPr>
           <w:lang w:val="en_US" w:bidi="en_US"/>
         </w:rPr>
-        <w:t>Unpardonable Sin, the</w:t>
-      </w:r>
-      <w:r>
-        <w:rPr>
-          <w:lang w:val="en_US" w:bidi="en_US"/>
-        </w:rPr>
-      </w:r>
-    </w:p>
-    <w:p>
-      <w:pPr/>
-      <w:r>
-        <w:rPr>
-          <w:lang w:val="en_US" w:bidi="en_US"/>
-        </w:rPr>
-      </w:r>
-      <w:r>
-        <w:rPr>
-          <w:lang w:val="en_US" w:bidi="en_US"/>
-        </w:rPr>
-        <w:t>Giving Satan the credit for what is actually the work of the Holy Spirit as demonstrated through Jesus Christ. This sin is also known as blasphemy against the Holy Spirit.</w:t>
+        <w:t>Unpardonable Sin</w:t>
+      </w:r>
+      <w:r>
+        <w:rPr>
+          <w:lang w:val="en_US" w:bidi="en_US"/>
+        </w:rPr>
+      </w:r>
+    </w:p>
+    <w:p>
+      <w:pPr/>
+      <w:r>
+        <w:rPr>
+          <w:lang w:val="en_US" w:bidi="en_US"/>
+        </w:rPr>
+      </w:r>
+      <w:r>
+        <w:rPr>
+          <w:lang w:val="en_US" w:bidi="en_US"/>
+        </w:rPr>
+        <w:t>The unpardonable sin is blasphemy against the Holy Spirit. It means saying that the work of the Holy Spirit, shown through Jesus Christ, comes from Satan.</w:t>
       </w:r>
     </w:p>
     <w:p>
@@ -3990,7 +4024,14 @@
         <w:rPr>
           <w:lang w:val="en_US" w:bidi="en_US"/>
         </w:rPr>
-        <w:t>). Uriah's wife was Bathsheba. David had an affair with her while Uriah was fighting the Ammonites. Upon learning of her pregnancy, David summoned Uriah to Jerusalem. He hoped Uriah would sleep with his wife and consider himself the father. Uriah slept in the servants' quarters. He would not enjoy home while his companions were at war. The second night David again tried to entice him to sleep with his wife. Uriah, despite a drunken stupor, would not go home. So, he spent the night at the palace. To deepen the intrigue, David sent Uriah back to the battle. He ordered Uriah to a vulnerable spot, where he was killed (</w:t>
+        <w:t xml:space="preserve">). Uriah's wife was Bathsheba. David had an affair with her while Uriah was fighting the Ammonites. Upon learning of her pregnancy, David summoned Uriah to Jerusalem. He hoped Uriah would sleep with his wife and consider himself the father. Uriah slept in the servants' quarters. He would not enjoy home while his companions were at war. </w:t>
+        <w:br/>
+      </w:r>
+      <w:r>
+        <w:rPr>
+          <w:lang w:val="en_US" w:bidi="en_US"/>
+        </w:rPr>
+        <w:t>The second night David again tried to entice him to sleep with his wife. Uriah, despite a drunken stupor, would not go home. So, he spent the night at the palace. To deepen the intrigue, David sent Uriah back to the battle. He ordered Uriah to a vulnerable spot, where he was killed (</w:t>
       </w:r>
       <w:hyperlink r:id="rId95">
         <w:r>
@@ -4678,7 +4719,15 @@
         <w:rPr>
           <w:lang w:val="en_US" w:bidi="en_US"/>
         </w:rPr>
-        <w:t xml:space="preserve">KJV spelling of Uriah. </w:t>
+        <w:t>Urijah is the King James Version spelling of Uriah.</w:t>
+      </w:r>
+    </w:p>
+    <w:p>
+      <w:pPr/>
+      <w:r>
+        <w:rPr>
+          <w:lang w:val="en_US" w:bidi="en_US"/>
+        </w:rPr>
       </w:r>
       <w:r>
         <w:rPr>

--- a/eng/docx/021.content.docx
+++ b/eng/docx/021.content.docx
@@ -2244,26 +2244,26 @@
         <w:rPr>
           <w:lang w:val="en_US" w:bidi="en_US"/>
         </w:rPr>
-        <w:t>Unpardonable Sin</w:t>
-      </w:r>
-      <w:r>
-        <w:rPr>
-          <w:lang w:val="en_US" w:bidi="en_US"/>
-        </w:rPr>
-      </w:r>
-    </w:p>
-    <w:p>
-      <w:pPr/>
-      <w:r>
-        <w:rPr>
-          <w:lang w:val="en_US" w:bidi="en_US"/>
-        </w:rPr>
-      </w:r>
-      <w:r>
-        <w:rPr>
-          <w:lang w:val="en_US" w:bidi="en_US"/>
-        </w:rPr>
-        <w:t>The unpardonable sin is blasphemy against the Holy Spirit. It means saying that the work of the Holy Spirit, shown through Jesus Christ, comes from Satan.</w:t>
+        <w:t>Unpardonable Sin, Unforgivable Sin</w:t>
+      </w:r>
+      <w:r>
+        <w:rPr>
+          <w:lang w:val="en_US" w:bidi="en_US"/>
+        </w:rPr>
+      </w:r>
+    </w:p>
+    <w:p>
+      <w:pPr/>
+      <w:r>
+        <w:rPr>
+          <w:lang w:val="en_US" w:bidi="en_US"/>
+        </w:rPr>
+      </w:r>
+      <w:r>
+        <w:rPr>
+          <w:lang w:val="en_US" w:bidi="en_US"/>
+        </w:rPr>
+        <w:t>The unpardonable sin, or unforgivable sin, is calling the work of the Holy Spirit the work of Satan. Jesus Christ showed the power of the Holy Spirit, but some people said that his power came from Satan. This sin is also called blasphemy against the Holy Spirit.</w:t>
       </w:r>
     </w:p>
     <w:p>
@@ -2754,6 +2754,18 @@
           <w:lang w:val="en_US" w:bidi="en_US"/>
         </w:rPr>
         <w:t xml:space="preserve"> </w:t>
+      </w:r>
+      <w:r>
+        <w:rPr>
+          <w:lang w:val="en_US" w:bidi="en_US"/>
+        </w:rPr>
+        <w:t>Blasphemy</w:t>
+      </w:r>
+      <w:r>
+        <w:rPr>
+          <w:lang w:val="en_US" w:bidi="en_US"/>
+        </w:rPr>
+        <w:t xml:space="preserve">; </w:t>
       </w:r>
       <w:r>
         <w:rPr>

--- a/eng/docx/021.content.docx
+++ b/eng/docx/021.content.docx
@@ -1942,73 +1942,6 @@
           <w:lang w:val="en_US" w:bidi="en_US"/>
         </w:rPr>
         <w:t>Leaven</w:t>
-      </w:r>
-      <w:r>
-        <w:rPr>
-          <w:lang w:val="en_US" w:bidi="en_US"/>
-        </w:rPr>
-        <w:t>.</w:t>
-      </w:r>
-      <w:r>
-        <w:rPr>
-          <w:lang w:val="en_US" w:bidi="en_US"/>
-        </w:rPr>
-      </w:r>
-      <w:r>
-        <w:rPr>
-          <w:lang w:val="en_US" w:bidi="en_US"/>
-        </w:rPr>
-      </w:r>
-    </w:p>
-    <w:p>
-      <w:pPr/>
-      <w:r>
-        <w:rPr>
-          <w:lang w:val="en_US" w:bidi="en_US"/>
-        </w:rPr>
-      </w:r>
-    </w:p>
-    <w:p>
-      <w:pPr>
-        <w:pStyle w:val="Heading2"/>
-      </w:pPr>
-      <w:r>
-        <w:rPr>
-          <w:lang w:val="en_US" w:bidi="en_US"/>
-        </w:rPr>
-        <w:t>Unleavened Bread, Festival of</w:t>
-      </w:r>
-      <w:r>
-        <w:rPr>
-          <w:lang w:val="en_US" w:bidi="en_US"/>
-        </w:rPr>
-      </w:r>
-    </w:p>
-    <w:p>
-      <w:pPr/>
-      <w:r>
-        <w:rPr>
-          <w:lang w:val="en_US" w:bidi="en_US"/>
-        </w:rPr>
-      </w:r>
-      <w:r>
-        <w:rPr>
-          <w:i/>
-          <w:lang w:val="en_US" w:bidi="en_US"/>
-        </w:rPr>
-        <w:t>See</w:t>
-      </w:r>
-      <w:r>
-        <w:rPr>
-          <w:lang w:val="en_US" w:bidi="en_US"/>
-        </w:rPr>
-        <w:t xml:space="preserve"> </w:t>
-      </w:r>
-      <w:r>
-        <w:rPr>
-          <w:lang w:val="en_US" w:bidi="en_US"/>
-        </w:rPr>
-        <w:t>Feasts and Festivals of Israel</w:t>
       </w:r>
       <w:r>
         <w:rPr>

--- a/eng/docx/021.content.docx
+++ b/eng/docx/021.content.docx
@@ -233,18 +233,12 @@
         </w:rPr>
         <w:t>Disciple of Agur, the wise man whose sayings are recorded in the book of Proverbs (</w:t>
       </w:r>
-      <w:hyperlink r:id="rId13">
-        <w:r>
-          <w:rPr>
-            <w:lang w:val="en_US" w:bidi="en_US"/>
-          </w:rPr>
-          <w:rPr>
-            <w:color w:val="0000EE"/>
-            <w:u w:val="single"/>
-          </w:rPr>
-          <w:t>Prv 30:1</w:t>
-        </w:r>
-      </w:hyperlink>
+      <w:r>
+        <w:rPr>
+          <w:lang w:val="en_US" w:bidi="en_US"/>
+        </w:rPr>
+        <w:t>Prv 30:1</w:t>
+      </w:r>
       <w:r>
         <w:rPr>
           <w:lang w:val="en_US" w:bidi="en_US"/>
@@ -299,18 +293,12 @@
         </w:rPr>
         <w:t>Uel was a priest who came from Bani's family. He lived during the time when the Jewish people had returned from being forced to live in Babylon (called the exile). Ezra, a Jewish leader, told Uel and others to divorce their non-Jewish wives because these marriages went against God's law (</w:t>
       </w:r>
-      <w:hyperlink r:id="rId14">
-        <w:r>
-          <w:rPr>
-            <w:lang w:val="en_US" w:bidi="en_US"/>
-          </w:rPr>
-          <w:rPr>
-            <w:color w:val="0000EE"/>
-            <w:u w:val="single"/>
-          </w:rPr>
-          <w:t>Ezra 10:34</w:t>
-        </w:r>
-      </w:hyperlink>
+      <w:r>
+        <w:rPr>
+          <w:lang w:val="en_US" w:bidi="en_US"/>
+        </w:rPr>
+        <w:t>Ezra 10:34</w:t>
+      </w:r>
       <w:r>
         <w:rPr>
           <w:lang w:val="en_US" w:bidi="en_US"/>
@@ -407,36 +395,24 @@
         </w:rPr>
         <w:t>Finally, the Ugaritic texts potentially illuminate some historical questions relating to the OT. For instance, when Hezekiah was sick with a boil, he was instructed by Isaiah to treat it with a poultice of figs (</w:t>
       </w:r>
-      <w:hyperlink r:id="rId15">
-        <w:r>
-          <w:rPr>
-            <w:lang w:val="en_US" w:bidi="en_US"/>
-          </w:rPr>
-          <w:rPr>
-            <w:color w:val="0000EE"/>
-            <w:u w:val="single"/>
-          </w:rPr>
-          <w:t>2 Kgs 20:7</w:t>
-        </w:r>
-      </w:hyperlink>
+      <w:r>
+        <w:rPr>
+          <w:lang w:val="en_US" w:bidi="en_US"/>
+        </w:rPr>
+        <w:t>2 Kgs 20:7</w:t>
+      </w:r>
       <w:r>
         <w:rPr>
           <w:lang w:val="en_US" w:bidi="en_US"/>
         </w:rPr>
         <w:t xml:space="preserve">; </w:t>
       </w:r>
-      <w:hyperlink r:id="rId16">
-        <w:r>
-          <w:rPr>
-            <w:lang w:val="en_US" w:bidi="en_US"/>
-          </w:rPr>
-          <w:rPr>
-            <w:color w:val="0000EE"/>
-            <w:u w:val="single"/>
-          </w:rPr>
-          <w:t>Is 38:21</w:t>
-        </w:r>
-      </w:hyperlink>
+      <w:r>
+        <w:rPr>
+          <w:lang w:val="en_US" w:bidi="en_US"/>
+        </w:rPr>
+        <w:t>Is 38:21</w:t>
+      </w:r>
       <w:r>
         <w:rPr>
           <w:lang w:val="en_US" w:bidi="en_US"/>
@@ -524,18 +500,12 @@
         </w:rPr>
         <w:t>A river near the Persian capital city of Susa where Daniel received a vision about the end times (</w:t>
       </w:r>
-      <w:hyperlink r:id="rId17">
-        <w:r>
-          <w:rPr>
-            <w:lang w:val="en_US" w:bidi="en_US"/>
-          </w:rPr>
-          <w:rPr>
-            <w:color w:val="0000EE"/>
-            <w:u w:val="single"/>
-          </w:rPr>
-          <w:t>Daniel 8:2–16</w:t>
-        </w:r>
-      </w:hyperlink>
+      <w:r>
+        <w:rPr>
+          <w:lang w:val="en_US" w:bidi="en_US"/>
+        </w:rPr>
+        <w:t>Daniel 8:2–16</w:t>
+      </w:r>
       <w:r>
         <w:rPr>
           <w:lang w:val="en_US" w:bidi="en_US"/>
@@ -598,18 +568,12 @@
         </w:rPr>
         <w:t>A clan in the tribe of Manasseh (</w:t>
       </w:r>
-      <w:hyperlink r:id="rId18">
-        <w:r>
-          <w:rPr>
-            <w:lang w:val="en_US" w:bidi="en_US"/>
-          </w:rPr>
-          <w:rPr>
-            <w:color w:val="0000EE"/>
-            <w:u w:val="single"/>
-          </w:rPr>
-          <w:t>1 Chronicles 7:16–17</w:t>
-        </w:r>
-      </w:hyperlink>
+      <w:r>
+        <w:rPr>
+          <w:lang w:val="en_US" w:bidi="en_US"/>
+        </w:rPr>
+        <w:t>1 Chronicles 7:16–17</w:t>
+      </w:r>
       <w:r>
         <w:rPr>
           <w:lang w:val="en_US" w:bidi="en_US"/>
@@ -634,18 +598,12 @@
         </w:rPr>
         <w:t>Eshek’s firstborn son and a mighty warrior in the tribe of Benjamin (</w:t>
       </w:r>
-      <w:hyperlink r:id="rId19">
-        <w:r>
-          <w:rPr>
-            <w:lang w:val="en_US" w:bidi="en_US"/>
-          </w:rPr>
-          <w:rPr>
-            <w:color w:val="0000EE"/>
-            <w:u w:val="single"/>
-          </w:rPr>
-          <w:t>1 Chronicles 8:39–40</w:t>
-        </w:r>
-      </w:hyperlink>
+      <w:r>
+        <w:rPr>
+          <w:lang w:val="en_US" w:bidi="en_US"/>
+        </w:rPr>
+        <w:t>1 Chronicles 8:39–40</w:t>
+      </w:r>
       <w:r>
         <w:rPr>
           <w:lang w:val="en_US" w:bidi="en_US"/>
@@ -781,18 +739,12 @@
         </w:rPr>
         <w:t>A family in the tribe of Asher (</w:t>
       </w:r>
-      <w:hyperlink r:id="rId20">
-        <w:r>
-          <w:rPr>
-            <w:lang w:val="en_US" w:bidi="en_US"/>
-          </w:rPr>
-          <w:rPr>
-            <w:color w:val="0000EE"/>
-            <w:u w:val="single"/>
-          </w:rPr>
-          <w:t>1 Chronicles 7:39</w:t>
-        </w:r>
-      </w:hyperlink>
+      <w:r>
+        <w:rPr>
+          <w:lang w:val="en_US" w:bidi="en_US"/>
+        </w:rPr>
+        <w:t>1 Chronicles 7:39</w:t>
+      </w:r>
       <w:r>
         <w:rPr>
           <w:lang w:val="en_US" w:bidi="en_US"/>
@@ -847,18 +799,12 @@
         </w:rPr>
         <w:t>One of the villages given to the tribe of Asher after the conquest of Canaan (</w:t>
       </w:r>
-      <w:hyperlink r:id="rId21">
-        <w:r>
-          <w:rPr>
-            <w:lang w:val="en_US" w:bidi="en_US"/>
-          </w:rPr>
-          <w:rPr>
-            <w:color w:val="0000EE"/>
-            <w:u w:val="single"/>
-          </w:rPr>
-          <w:t>Joshua 19:30</w:t>
-        </w:r>
-      </w:hyperlink>
+      <w:r>
+        <w:rPr>
+          <w:lang w:val="en_US" w:bidi="en_US"/>
+        </w:rPr>
+        <w:t>Joshua 19:30</w:t>
+      </w:r>
       <w:r>
         <w:rPr>
           <w:lang w:val="en_US" w:bidi="en_US"/>
@@ -913,54 +859,36 @@
         </w:rPr>
         <w:t>Uncircumcision is the natural condition of a male, with the foreskin covering his penis. The Jewish people, along with many other groups, surgically removed this foreskin as a sign of their covenant (agreement) with God (</w:t>
       </w:r>
-      <w:hyperlink r:id="rId22">
-        <w:r>
-          <w:rPr>
-            <w:lang w:val="en_US" w:bidi="en_US"/>
-          </w:rPr>
-          <w:rPr>
-            <w:color w:val="0000EE"/>
-            <w:u w:val="single"/>
-          </w:rPr>
-          <w:t>Genesis 17:9–14</w:t>
-        </w:r>
-      </w:hyperlink>
+      <w:r>
+        <w:rPr>
+          <w:lang w:val="en_US" w:bidi="en_US"/>
+        </w:rPr>
+        <w:t>Genesis 17:9–14</w:t>
+      </w:r>
       <w:r>
         <w:rPr>
           <w:lang w:val="en_US" w:bidi="en_US"/>
         </w:rPr>
         <w:t xml:space="preserve">; </w:t>
       </w:r>
-      <w:hyperlink r:id="rId23">
-        <w:r>
-          <w:rPr>
-            <w:lang w:val="en_US" w:bidi="en_US"/>
-          </w:rPr>
-          <w:rPr>
-            <w:color w:val="0000EE"/>
-            <w:u w:val="single"/>
-          </w:rPr>
-          <w:t>Exodus 12:48</w:t>
-        </w:r>
-      </w:hyperlink>
+      <w:r>
+        <w:rPr>
+          <w:lang w:val="en_US" w:bidi="en_US"/>
+        </w:rPr>
+        <w:t>Exodus 12:48</w:t>
+      </w:r>
       <w:r>
         <w:rPr>
           <w:lang w:val="en_US" w:bidi="en_US"/>
         </w:rPr>
         <w:t xml:space="preserve">; </w:t>
       </w:r>
-      <w:hyperlink r:id="rId24">
-        <w:r>
-          <w:rPr>
-            <w:lang w:val="en_US" w:bidi="en_US"/>
-          </w:rPr>
-          <w:rPr>
-            <w:color w:val="0000EE"/>
-            <w:u w:val="single"/>
-          </w:rPr>
-          <w:t>Leviticus 12:3</w:t>
-        </w:r>
-      </w:hyperlink>
+      <w:r>
+        <w:rPr>
+          <w:lang w:val="en_US" w:bidi="en_US"/>
+        </w:rPr>
+        <w:t>Leviticus 12:3</w:t>
+      </w:r>
       <w:r>
         <w:rPr>
           <w:lang w:val="en_US" w:bidi="en_US"/>
@@ -995,54 +923,36 @@
         </w:rPr>
         <w:t>For Paul, the attitude of a person's heart toward God is much more important than following ritual law, which has nothing to do with a person's salvation (</w:t>
       </w:r>
-      <w:hyperlink r:id="rId25">
-        <w:r>
-          <w:rPr>
-            <w:lang w:val="en_US" w:bidi="en_US"/>
-          </w:rPr>
-          <w:rPr>
-            <w:color w:val="0000EE"/>
-            <w:u w:val="single"/>
-          </w:rPr>
-          <w:t>Romans 2:25–27</w:t>
-        </w:r>
-      </w:hyperlink>
+      <w:r>
+        <w:rPr>
+          <w:lang w:val="en_US" w:bidi="en_US"/>
+        </w:rPr>
+        <w:t>Romans 2:25–27</w:t>
+      </w:r>
       <w:r>
         <w:rPr>
           <w:lang w:val="en_US" w:bidi="en_US"/>
         </w:rPr>
         <w:t>). Abraham became a believer and was accepted by God while he was still uncircumcised. So circumcision has nothing to do with his salvation (</w:t>
       </w:r>
-      <w:hyperlink r:id="rId26">
-        <w:r>
-          <w:rPr>
-            <w:lang w:val="en_US" w:bidi="en_US"/>
-          </w:rPr>
-          <w:rPr>
-            <w:color w:val="0000EE"/>
-            <w:u w:val="single"/>
-          </w:rPr>
-          <w:t>Romans 3:30</w:t>
-        </w:r>
-      </w:hyperlink>
+      <w:r>
+        <w:rPr>
+          <w:lang w:val="en_US" w:bidi="en_US"/>
+        </w:rPr>
+        <w:t>Romans 3:30</w:t>
+      </w:r>
       <w:r>
         <w:rPr>
           <w:lang w:val="en_US" w:bidi="en_US"/>
         </w:rPr>
         <w:t xml:space="preserve">; </w:t>
       </w:r>
-      <w:hyperlink r:id="rId27">
-        <w:r>
-          <w:rPr>
-            <w:lang w:val="en_US" w:bidi="en_US"/>
-          </w:rPr>
-          <w:rPr>
-            <w:color w:val="0000EE"/>
-            <w:u w:val="single"/>
-          </w:rPr>
-          <w:t>4:9–12</w:t>
-        </w:r>
-      </w:hyperlink>
+      <w:r>
+        <w:rPr>
+          <w:lang w:val="en_US" w:bidi="en_US"/>
+        </w:rPr>
+        <w:t>4:9–12</w:t>
+      </w:r>
       <w:r>
         <w:rPr>
           <w:lang w:val="en_US" w:bidi="en_US"/>
@@ -1063,90 +973,60 @@
         </w:rPr>
         <w:t>In the past, Gentiles were excluded from being God's people (</w:t>
       </w:r>
-      <w:hyperlink r:id="rId28">
-        <w:r>
-          <w:rPr>
-            <w:lang w:val="en_US" w:bidi="en_US"/>
-          </w:rPr>
-          <w:rPr>
-            <w:color w:val="0000EE"/>
-            <w:u w:val="single"/>
-          </w:rPr>
-          <w:t>Ephesians 2:11–12</w:t>
-        </w:r>
-      </w:hyperlink>
+      <w:r>
+        <w:rPr>
+          <w:lang w:val="en_US" w:bidi="en_US"/>
+        </w:rPr>
+        <w:t>Ephesians 2:11–12</w:t>
+      </w:r>
       <w:r>
         <w:rPr>
           <w:lang w:val="en_US" w:bidi="en_US"/>
         </w:rPr>
         <w:t>). Now, Jewish and Gentile believers have become one people in Jesus Christ (</w:t>
       </w:r>
-      <w:hyperlink r:id="rId29">
-        <w:r>
-          <w:rPr>
-            <w:lang w:val="en_US" w:bidi="en_US"/>
-          </w:rPr>
-          <w:rPr>
-            <w:color w:val="0000EE"/>
-            <w:u w:val="single"/>
-          </w:rPr>
-          <w:t>Galatians 2:7</w:t>
-        </w:r>
-      </w:hyperlink>
+      <w:r>
+        <w:rPr>
+          <w:lang w:val="en_US" w:bidi="en_US"/>
+        </w:rPr>
+        <w:t>Galatians 2:7</w:t>
+      </w:r>
       <w:r>
         <w:rPr>
           <w:lang w:val="en_US" w:bidi="en_US"/>
         </w:rPr>
         <w:t xml:space="preserve">; </w:t>
       </w:r>
-      <w:hyperlink r:id="rId30">
-        <w:r>
-          <w:rPr>
-            <w:lang w:val="en_US" w:bidi="en_US"/>
-          </w:rPr>
-          <w:rPr>
-            <w:color w:val="0000EE"/>
-            <w:u w:val="single"/>
-          </w:rPr>
-          <w:t>5:6</w:t>
-        </w:r>
-      </w:hyperlink>
+      <w:r>
+        <w:rPr>
+          <w:lang w:val="en_US" w:bidi="en_US"/>
+        </w:rPr>
+        <w:t>5:6</w:t>
+      </w:r>
       <w:r>
         <w:rPr>
           <w:lang w:val="en_US" w:bidi="en_US"/>
         </w:rPr>
         <w:t xml:space="preserve">; </w:t>
       </w:r>
-      <w:hyperlink r:id="rId31">
-        <w:r>
-          <w:rPr>
-            <w:lang w:val="en_US" w:bidi="en_US"/>
-          </w:rPr>
-          <w:rPr>
-            <w:color w:val="0000EE"/>
-            <w:u w:val="single"/>
-          </w:rPr>
-          <w:t>6:15</w:t>
-        </w:r>
-      </w:hyperlink>
+      <w:r>
+        <w:rPr>
+          <w:lang w:val="en_US" w:bidi="en_US"/>
+        </w:rPr>
+        <w:t>6:15</w:t>
+      </w:r>
       <w:r>
         <w:rPr>
           <w:lang w:val="en_US" w:bidi="en_US"/>
         </w:rPr>
         <w:t xml:space="preserve">; </w:t>
       </w:r>
-      <w:hyperlink r:id="rId32">
-        <w:r>
-          <w:rPr>
-            <w:lang w:val="en_US" w:bidi="en_US"/>
-          </w:rPr>
-          <w:rPr>
-            <w:color w:val="0000EE"/>
-            <w:u w:val="single"/>
-          </w:rPr>
-          <w:t>Colossians 3:11</w:t>
-        </w:r>
-      </w:hyperlink>
+      <w:r>
+        <w:rPr>
+          <w:lang w:val="en_US" w:bidi="en_US"/>
+        </w:rPr>
+        <w:t>Colossians 3:11</w:t>
+      </w:r>
       <w:r>
         <w:rPr>
           <w:lang w:val="en_US" w:bidi="en_US"/>
@@ -1167,18 +1047,12 @@
         </w:rPr>
         <w:t xml:space="preserve">In </w:t>
       </w:r>
-      <w:hyperlink r:id="rId33">
-        <w:r>
-          <w:rPr>
-            <w:lang w:val="en_US" w:bidi="en_US"/>
-          </w:rPr>
-          <w:rPr>
-            <w:color w:val="0000EE"/>
-            <w:u w:val="single"/>
-          </w:rPr>
-          <w:t>Colossians 2:8–15</w:t>
-        </w:r>
-      </w:hyperlink>
+      <w:r>
+        <w:rPr>
+          <w:lang w:val="en_US" w:bidi="en_US"/>
+        </w:rPr>
+        <w:t>Colossians 2:8–15</w:t>
+      </w:r>
       <w:r>
         <w:rPr>
           <w:lang w:val="en_US" w:bidi="en_US"/>
@@ -1266,18 +1140,12 @@
         </w:rPr>
         <w:t>Unclean spirits are evil spiritual beings that oppose God. In the Bible, they can enter or control people and cause suffering. They are also called demons. Jesus showed his authority over unclean spirits and gave his disciples authority to drive them out (</w:t>
       </w:r>
-      <w:hyperlink r:id="rId34">
-        <w:r>
-          <w:rPr>
-            <w:lang w:val="en_US" w:bidi="en_US"/>
-          </w:rPr>
-          <w:rPr>
-            <w:color w:val="0000EE"/>
-            <w:u w:val="single"/>
-          </w:rPr>
-          <w:t>Matthew 10:1</w:t>
-        </w:r>
-      </w:hyperlink>
+      <w:r>
+        <w:rPr>
+          <w:lang w:val="en_US" w:bidi="en_US"/>
+        </w:rPr>
+        <w:t>Matthew 10:1</w:t>
+      </w:r>
       <w:r>
         <w:rPr>
           <w:lang w:val="en_US" w:bidi="en_US"/>
@@ -1545,36 +1413,24 @@
         </w:rPr>
         <w:t>KJV rendering for an animal called a “wild ox” in the nlt and most modern translations (</w:t>
       </w:r>
-      <w:hyperlink r:id="rId35">
-        <w:r>
-          <w:rPr>
-            <w:lang w:val="en_US" w:bidi="en_US"/>
-          </w:rPr>
-          <w:rPr>
-            <w:color w:val="0000EE"/>
-            <w:u w:val="single"/>
-          </w:rPr>
-          <w:t>Nm 24:8</w:t>
-        </w:r>
-      </w:hyperlink>
+      <w:r>
+        <w:rPr>
+          <w:lang w:val="en_US" w:bidi="en_US"/>
+        </w:rPr>
+        <w:t>Nm 24:8</w:t>
+      </w:r>
       <w:r>
         <w:rPr>
           <w:lang w:val="en_US" w:bidi="en_US"/>
         </w:rPr>
         <w:t xml:space="preserve">; </w:t>
       </w:r>
-      <w:hyperlink r:id="rId36">
-        <w:r>
-          <w:rPr>
-            <w:lang w:val="en_US" w:bidi="en_US"/>
-          </w:rPr>
-          <w:rPr>
-            <w:color w:val="0000EE"/>
-            <w:u w:val="single"/>
-          </w:rPr>
-          <w:t>Dt 33:17</w:t>
-        </w:r>
-      </w:hyperlink>
+      <w:r>
+        <w:rPr>
+          <w:lang w:val="en_US" w:bidi="en_US"/>
+        </w:rPr>
+        <w:t>Dt 33:17</w:t>
+      </w:r>
       <w:r>
         <w:rPr>
           <w:lang w:val="en_US" w:bidi="en_US"/>
@@ -1668,96 +1524,60 @@
         </w:rPr>
         <w:t>By God's command, bread for the Jewish Passover must be unleavened. This applies to most other religious observances, too (</w:t>
       </w:r>
-      <w:hyperlink r:id="rId37">
-        <w:r>
-          <w:rPr>
-            <w:lang w:val="en_US" w:bidi="en_US"/>
-          </w:rPr>
-          <w:rPr>
-            <w:color w:val="0000EE"/>
-            <w:u w:val="single"/>
-          </w:rPr>
-          <w:t>Exodus 12:15</w:t>
-        </w:r>
-      </w:hyperlink>
-      <w:hyperlink r:id="rId37">
-        <w:r>
-          <w:rPr>
-            <w:lang w:val="en_US" w:bidi="en_US"/>
-          </w:rPr>
-          <w:rPr>
-            <w:color w:val="0000EE"/>
-            <w:u w:val="single"/>
-          </w:rPr>
-          <w:t>–</w:t>
-        </w:r>
-      </w:hyperlink>
-      <w:hyperlink r:id="rId37">
-        <w:r>
-          <w:rPr>
-            <w:lang w:val="en_US" w:bidi="en_US"/>
-          </w:rPr>
-          <w:rPr>
-            <w:color w:val="0000EE"/>
-            <w:u w:val="single"/>
-          </w:rPr>
-          <w:t>20</w:t>
-        </w:r>
-      </w:hyperlink>
+      <w:r>
+        <w:rPr>
+          <w:lang w:val="en_US" w:bidi="en_US"/>
+        </w:rPr>
+        <w:t>Exodus 12:15</w:t>
+      </w:r>
+      <w:r>
+        <w:rPr>
+          <w:lang w:val="en_US" w:bidi="en_US"/>
+        </w:rPr>
+        <w:t>–</w:t>
+      </w:r>
+      <w:r>
+        <w:rPr>
+          <w:lang w:val="en_US" w:bidi="en_US"/>
+        </w:rPr>
+        <w:t>20</w:t>
+      </w:r>
       <w:r>
         <w:rPr>
           <w:lang w:val="en_US" w:bidi="en_US"/>
         </w:rPr>
         <w:t xml:space="preserve">; </w:t>
       </w:r>
-      <w:hyperlink r:id="rId38">
-        <w:r>
-          <w:rPr>
-            <w:lang w:val="en_US" w:bidi="en_US"/>
-          </w:rPr>
-          <w:rPr>
-            <w:color w:val="0000EE"/>
-            <w:u w:val="single"/>
-          </w:rPr>
-          <w:t>23:15</w:t>
-        </w:r>
-      </w:hyperlink>
+      <w:r>
+        <w:rPr>
+          <w:lang w:val="en_US" w:bidi="en_US"/>
+        </w:rPr>
+        <w:t>23:15</w:t>
+      </w:r>
       <w:r>
         <w:rPr>
           <w:lang w:val="en_US" w:bidi="en_US"/>
         </w:rPr>
         <w:t>). The people could use leavened bread for spiritual purposes only in certain cases (</w:t>
       </w:r>
-      <w:hyperlink r:id="rId39">
-        <w:r>
-          <w:rPr>
-            <w:lang w:val="en_US" w:bidi="en_US"/>
-          </w:rPr>
-          <w:rPr>
-            <w:color w:val="0000EE"/>
-            <w:u w:val="single"/>
-          </w:rPr>
-          <w:t>Leviticus 7:13</w:t>
-        </w:r>
-      </w:hyperlink>
+      <w:r>
+        <w:rPr>
+          <w:lang w:val="en_US" w:bidi="en_US"/>
+        </w:rPr>
+        <w:t>Leviticus 7:13</w:t>
+      </w:r>
       <w:r>
         <w:rPr>
           <w:lang w:val="en_US" w:bidi="en_US"/>
         </w:rPr>
         <w:t xml:space="preserve">; </w:t>
       </w:r>
-      <w:hyperlink r:id="rId40">
-        <w:r>
-          <w:rPr>
-            <w:lang w:val="en_US" w:bidi="en_US"/>
-          </w:rPr>
-          <w:rPr>
-            <w:color w:val="0000EE"/>
-            <w:u w:val="single"/>
-          </w:rPr>
-          <w:t>23:17</w:t>
-        </w:r>
-      </w:hyperlink>
+      <w:r>
+        <w:rPr>
+          <w:lang w:val="en_US" w:bidi="en_US"/>
+        </w:rPr>
+        <w:t>23:17</w:t>
+      </w:r>
       <w:r>
         <w:rPr>
           <w:lang w:val="en_US" w:bidi="en_US"/>
@@ -1778,18 +1598,12 @@
         </w:rPr>
         <w:t>The New Testament speaks of leaven negatively, except for Jesus' teaching on the kingdom of God (</w:t>
       </w:r>
-      <w:hyperlink r:id="rId41">
-        <w:r>
-          <w:rPr>
-            <w:lang w:val="en_US" w:bidi="en_US"/>
-          </w:rPr>
-          <w:rPr>
-            <w:color w:val="0000EE"/>
-            <w:u w:val="single"/>
-          </w:rPr>
-          <w:t>Matthew 13:33</w:t>
-        </w:r>
-      </w:hyperlink>
+      <w:r>
+        <w:rPr>
+          <w:lang w:val="en_US" w:bidi="en_US"/>
+        </w:rPr>
+        <w:t>Matthew 13:33</w:t>
+      </w:r>
       <w:r>
         <w:rPr>
           <w:lang w:val="en_US" w:bidi="en_US"/>
@@ -1814,18 +1628,12 @@
         </w:rPr>
         <w:t>Jesus warned of the leaven of the Pharisees and Sadducees (</w:t>
       </w:r>
-      <w:hyperlink r:id="rId42">
-        <w:r>
-          <w:rPr>
-            <w:lang w:val="en_US" w:bidi="en_US"/>
-          </w:rPr>
-          <w:rPr>
-            <w:color w:val="0000EE"/>
-            <w:u w:val="single"/>
-          </w:rPr>
-          <w:t>Matthew 16:6</w:t>
-        </w:r>
-      </w:hyperlink>
+      <w:r>
+        <w:rPr>
+          <w:lang w:val="en_US" w:bidi="en_US"/>
+        </w:rPr>
+        <w:t>Matthew 16:6</w:t>
+      </w:r>
       <w:r>
         <w:rPr>
           <w:lang w:val="en_US" w:bidi="en_US"/>
@@ -1850,42 +1658,24 @@
         </w:rPr>
         <w:t>Paul urged believers to guard against unhealthy values. They can spread like yeast in the dough (</w:t>
       </w:r>
-      <w:hyperlink r:id="rId43">
-        <w:r>
-          <w:rPr>
-            <w:lang w:val="en_US" w:bidi="en_US"/>
-          </w:rPr>
-          <w:rPr>
-            <w:color w:val="0000EE"/>
-            <w:u w:val="single"/>
-          </w:rPr>
-          <w:t>1 Corinthians 5:6</w:t>
-        </w:r>
-      </w:hyperlink>
-      <w:hyperlink r:id="rId43">
-        <w:r>
-          <w:rPr>
-            <w:lang w:val="en_US" w:bidi="en_US"/>
-          </w:rPr>
-          <w:rPr>
-            <w:color w:val="0000EE"/>
-            <w:u w:val="single"/>
-          </w:rPr>
-          <w:t>–</w:t>
-        </w:r>
-      </w:hyperlink>
-      <w:hyperlink r:id="rId43">
-        <w:r>
-          <w:rPr>
-            <w:lang w:val="en_US" w:bidi="en_US"/>
-          </w:rPr>
-          <w:rPr>
-            <w:color w:val="0000EE"/>
-            <w:u w:val="single"/>
-          </w:rPr>
-          <w:t>8</w:t>
-        </w:r>
-      </w:hyperlink>
+      <w:r>
+        <w:rPr>
+          <w:lang w:val="en_US" w:bidi="en_US"/>
+        </w:rPr>
+        <w:t>1 Corinthians 5:6</w:t>
+      </w:r>
+      <w:r>
+        <w:rPr>
+          <w:lang w:val="en_US" w:bidi="en_US"/>
+        </w:rPr>
+        <w:t>–</w:t>
+      </w:r>
+      <w:r>
+        <w:rPr>
+          <w:lang w:val="en_US" w:bidi="en_US"/>
+        </w:rPr>
+        <w:t>8</w:t>
+      </w:r>
       <w:r>
         <w:rPr>
           <w:lang w:val="en_US" w:bidi="en_US"/>
@@ -2005,18 +1795,12 @@
         </w:rPr>
         <w:t>One of the musicians that the chief of the Levites chose to sing and play the harp as part of the temple service during David’s reign (</w:t>
       </w:r>
-      <w:hyperlink r:id="rId44">
-        <w:r>
-          <w:rPr>
-            <w:lang w:val="en_US" w:bidi="en_US"/>
-          </w:rPr>
-          <w:rPr>
-            <w:color w:val="0000EE"/>
-            <w:u w:val="single"/>
-          </w:rPr>
-          <w:t>1 Chronicles 15:18–20</w:t>
-        </w:r>
-      </w:hyperlink>
+      <w:r>
+        <w:rPr>
+          <w:lang w:val="en_US" w:bidi="en_US"/>
+        </w:rPr>
+        <w:t>1 Chronicles 15:18–20</w:t>
+      </w:r>
       <w:r>
         <w:rPr>
           <w:lang w:val="en_US" w:bidi="en_US"/>
@@ -2041,18 +1825,12 @@
         </w:rPr>
         <w:t xml:space="preserve">The King James Version's spelling of Unno in </w:t>
       </w:r>
-      <w:hyperlink r:id="rId45">
-        <w:r>
-          <w:rPr>
-            <w:lang w:val="en_US" w:bidi="en_US"/>
-          </w:rPr>
-          <w:rPr>
-            <w:color w:val="0000EE"/>
-            <w:u w:val="single"/>
-          </w:rPr>
-          <w:t>Nehemiah 12:9</w:t>
-        </w:r>
-      </w:hyperlink>
+      <w:r>
+        <w:rPr>
+          <w:lang w:val="en_US" w:bidi="en_US"/>
+        </w:rPr>
+        <w:t>Nehemiah 12:9</w:t>
+      </w:r>
       <w:r>
         <w:rPr>
           <w:lang w:val="en_US" w:bidi="en_US"/>
@@ -2130,20 +1908,14 @@
         <w:rPr>
           <w:lang w:val="en_US" w:bidi="en_US"/>
         </w:rPr>
-        <w:t>One of the Levites who participated in the temple service during the postexilic era (</w:t>
-      </w:r>
-      <w:hyperlink r:id="rId45">
-        <w:r>
-          <w:rPr>
-            <w:lang w:val="en_US" w:bidi="en_US"/>
-          </w:rPr>
-          <w:rPr>
-            <w:color w:val="0000EE"/>
-            <w:u w:val="single"/>
-          </w:rPr>
-          <w:t>Neh 12:9</w:t>
-        </w:r>
-      </w:hyperlink>
+        <w:t>Unno was one of the Levites who participated in the temple service after the exile in Babylon (</w:t>
+      </w:r>
+      <w:r>
+        <w:rPr>
+          <w:lang w:val="en_US" w:bidi="en_US"/>
+        </w:rPr>
+        <w:t>Nehemiah 12:9</w:t>
+      </w:r>
       <w:r>
         <w:rPr>
           <w:lang w:val="en_US" w:bidi="en_US"/>
@@ -2223,54 +1995,36 @@
         </w:rPr>
         <w:t xml:space="preserve">The unpardonable sin must be defined by its context. In </w:t>
       </w:r>
-      <w:hyperlink r:id="rId46">
-        <w:r>
-          <w:rPr>
-            <w:lang w:val="en_US" w:bidi="en_US"/>
-          </w:rPr>
-          <w:rPr>
-            <w:color w:val="0000EE"/>
-            <w:u w:val="single"/>
-          </w:rPr>
-          <w:t>Matthew 12:31–32</w:t>
-        </w:r>
-      </w:hyperlink>
+      <w:r>
+        <w:rPr>
+          <w:lang w:val="en_US" w:bidi="en_US"/>
+        </w:rPr>
+        <w:t>Matthew 12:31–32</w:t>
+      </w:r>
       <w:r>
         <w:rPr>
           <w:lang w:val="en_US" w:bidi="en_US"/>
         </w:rPr>
         <w:t xml:space="preserve"> and </w:t>
       </w:r>
-      <w:hyperlink r:id="rId47">
-        <w:r>
-          <w:rPr>
-            <w:lang w:val="en_US" w:bidi="en_US"/>
-          </w:rPr>
-          <w:rPr>
-            <w:color w:val="0000EE"/>
-            <w:u w:val="single"/>
-          </w:rPr>
-          <w:t>Mark 3:28–30</w:t>
-        </w:r>
-      </w:hyperlink>
+      <w:r>
+        <w:rPr>
+          <w:lang w:val="en_US" w:bidi="en_US"/>
+        </w:rPr>
+        <w:t>Mark 3:28–30</w:t>
+      </w:r>
       <w:r>
         <w:rPr>
           <w:lang w:val="en_US" w:bidi="en_US"/>
         </w:rPr>
         <w:t>, Jesus had just cast a demon from a man who was blind and mute. Unmistakable evidence of God's power had just happened. But the Pharisees, with stubborn unbelief, gave credit for this display of God’s power to Beelzebul, the devil (</w:t>
       </w:r>
-      <w:hyperlink r:id="rId48">
-        <w:r>
-          <w:rPr>
-            <w:lang w:val="en_US" w:bidi="en_US"/>
-          </w:rPr>
-          <w:rPr>
-            <w:color w:val="0000EE"/>
-            <w:u w:val="single"/>
-          </w:rPr>
-          <w:t>Matthew 12:24</w:t>
-        </w:r>
-      </w:hyperlink>
+      <w:r>
+        <w:rPr>
+          <w:lang w:val="en_US" w:bidi="en_US"/>
+        </w:rPr>
+        <w:t>Matthew 12:24</w:t>
+      </w:r>
       <w:r>
         <w:rPr>
           <w:lang w:val="en_US" w:bidi="en_US"/>
@@ -2291,90 +2045,60 @@
         </w:rPr>
         <w:t>Other scriptures record this kind of response from many Jews. The suspicion was that Jesus was performing miracles by the power of the devil (</w:t>
       </w:r>
-      <w:hyperlink r:id="rId49">
-        <w:r>
-          <w:rPr>
-            <w:lang w:val="en_US" w:bidi="en_US"/>
-          </w:rPr>
-          <w:rPr>
-            <w:color w:val="0000EE"/>
-            <w:u w:val="single"/>
-          </w:rPr>
-          <w:t>Matthew 9:34</w:t>
-        </w:r>
-      </w:hyperlink>
+      <w:r>
+        <w:rPr>
+          <w:lang w:val="en_US" w:bidi="en_US"/>
+        </w:rPr>
+        <w:t>Matthew 9:34</w:t>
+      </w:r>
       <w:r>
         <w:rPr>
           <w:lang w:val="en_US" w:bidi="en_US"/>
         </w:rPr>
         <w:t xml:space="preserve">; </w:t>
       </w:r>
-      <w:hyperlink r:id="rId50">
-        <w:r>
-          <w:rPr>
-            <w:lang w:val="en_US" w:bidi="en_US"/>
-          </w:rPr>
-          <w:rPr>
-            <w:color w:val="0000EE"/>
-            <w:u w:val="single"/>
-          </w:rPr>
-          <w:t>Luke 11:14–20</w:t>
-        </w:r>
-      </w:hyperlink>
+      <w:r>
+        <w:rPr>
+          <w:lang w:val="en_US" w:bidi="en_US"/>
+        </w:rPr>
+        <w:t>Luke 11:14–20</w:t>
+      </w:r>
       <w:r>
         <w:rPr>
           <w:lang w:val="en_US" w:bidi="en_US"/>
         </w:rPr>
         <w:t xml:space="preserve">; </w:t>
       </w:r>
-      <w:hyperlink r:id="rId51">
-        <w:r>
-          <w:rPr>
-            <w:lang w:val="en_US" w:bidi="en_US"/>
-          </w:rPr>
-          <w:rPr>
-            <w:color w:val="0000EE"/>
-            <w:u w:val="single"/>
-          </w:rPr>
-          <w:t>John 7:20</w:t>
-        </w:r>
-      </w:hyperlink>
+      <w:r>
+        <w:rPr>
+          <w:lang w:val="en_US" w:bidi="en_US"/>
+        </w:rPr>
+        <w:t>John 7:20</w:t>
+      </w:r>
       <w:r>
         <w:rPr>
           <w:lang w:val="en_US" w:bidi="en_US"/>
         </w:rPr>
         <w:t xml:space="preserve">; </w:t>
       </w:r>
-      <w:hyperlink r:id="rId52">
-        <w:r>
-          <w:rPr>
-            <w:lang w:val="en_US" w:bidi="en_US"/>
-          </w:rPr>
-          <w:rPr>
-            <w:color w:val="0000EE"/>
-            <w:u w:val="single"/>
-          </w:rPr>
-          <w:t>8:48, 52</w:t>
-        </w:r>
-      </w:hyperlink>
+      <w:r>
+        <w:rPr>
+          <w:lang w:val="en_US" w:bidi="en_US"/>
+        </w:rPr>
+        <w:t>8:48, 52</w:t>
+      </w:r>
       <w:r>
         <w:rPr>
           <w:lang w:val="en_US" w:bidi="en_US"/>
         </w:rPr>
         <w:t xml:space="preserve">; </w:t>
       </w:r>
-      <w:hyperlink r:id="rId53">
-        <w:r>
-          <w:rPr>
-            <w:lang w:val="en_US" w:bidi="en_US"/>
-          </w:rPr>
-          <w:rPr>
-            <w:color w:val="0000EE"/>
-            <w:u w:val="single"/>
-          </w:rPr>
-          <w:t>10:20</w:t>
-        </w:r>
-      </w:hyperlink>
+      <w:r>
+        <w:rPr>
+          <w:lang w:val="en_US" w:bidi="en_US"/>
+        </w:rPr>
+        <w:t>10:20</w:t>
+      </w:r>
       <w:r>
         <w:rPr>
           <w:lang w:val="en_US" w:bidi="en_US"/>
@@ -2447,90 +2171,60 @@
         </w:rPr>
         <w:t>The "sin unto death" mentioned by John (</w:t>
       </w:r>
-      <w:hyperlink r:id="rId54">
-        <w:r>
-          <w:rPr>
-            <w:lang w:val="en_US" w:bidi="en_US"/>
-          </w:rPr>
-          <w:rPr>
-            <w:color w:val="0000EE"/>
-            <w:u w:val="single"/>
-          </w:rPr>
-          <w:t>1 John 5:16–17</w:t>
-        </w:r>
-      </w:hyperlink>
+      <w:r>
+        <w:rPr>
+          <w:lang w:val="en_US" w:bidi="en_US"/>
+        </w:rPr>
+        <w:t>1 John 5:16–17</w:t>
+      </w:r>
       <w:r>
         <w:rPr>
           <w:lang w:val="en_US" w:bidi="en_US"/>
         </w:rPr>
         <w:t>) is not the unpardonable sin. A redeemed and forgiven person (</w:t>
       </w:r>
-      <w:hyperlink r:id="rId55">
-        <w:r>
-          <w:rPr>
-            <w:lang w:val="en_US" w:bidi="en_US"/>
-          </w:rPr>
-          <w:rPr>
-            <w:color w:val="0000EE"/>
-            <w:u w:val="single"/>
-          </w:rPr>
-          <w:t>Ephesians 1:7</w:t>
-        </w:r>
-      </w:hyperlink>
+      <w:r>
+        <w:rPr>
+          <w:lang w:val="en_US" w:bidi="en_US"/>
+        </w:rPr>
+        <w:t>Ephesians 1:7</w:t>
+      </w:r>
       <w:r>
         <w:rPr>
           <w:lang w:val="en_US" w:bidi="en_US"/>
         </w:rPr>
         <w:t>) has cleansing for present and future sin (</w:t>
       </w:r>
-      <w:hyperlink r:id="rId56">
-        <w:r>
-          <w:rPr>
-            <w:lang w:val="en_US" w:bidi="en_US"/>
-          </w:rPr>
-          <w:rPr>
-            <w:color w:val="0000EE"/>
-            <w:u w:val="single"/>
-          </w:rPr>
-          <w:t>1 John 1:7</w:t>
-        </w:r>
-      </w:hyperlink>
+      <w:r>
+        <w:rPr>
+          <w:lang w:val="en_US" w:bidi="en_US"/>
+        </w:rPr>
+        <w:t>1 John 1:7</w:t>
+      </w:r>
       <w:r>
         <w:rPr>
           <w:lang w:val="en_US" w:bidi="en_US"/>
         </w:rPr>
         <w:t>) and eternal life (</w:t>
       </w:r>
-      <w:hyperlink r:id="rId57">
-        <w:r>
-          <w:rPr>
-            <w:lang w:val="en_US" w:bidi="en_US"/>
-          </w:rPr>
-          <w:rPr>
-            <w:color w:val="0000EE"/>
-            <w:u w:val="single"/>
-          </w:rPr>
-          <w:t>John 3:16</w:t>
-        </w:r>
-      </w:hyperlink>
+      <w:r>
+        <w:rPr>
+          <w:lang w:val="en_US" w:bidi="en_US"/>
+        </w:rPr>
+        <w:t>John 3:16</w:t>
+      </w:r>
       <w:r>
         <w:rPr>
           <w:lang w:val="en_US" w:bidi="en_US"/>
         </w:rPr>
         <w:t xml:space="preserve">). This person cannot commit an unpardonable sin. But those who commit the "sin unto death" are all Christians. </w:t>
       </w:r>
-      <w:hyperlink r:id="rId58">
-        <w:r>
-          <w:rPr>
-            <w:lang w:val="en_US" w:bidi="en_US"/>
-          </w:rPr>
-          <w:rPr>
-            <w:color w:val="0000EE"/>
-            <w:u w:val="single"/>
-          </w:rPr>
-          <w:t>First John 5:16</w:t>
-        </w:r>
-      </w:hyperlink>
+      <w:r>
+        <w:rPr>
+          <w:lang w:val="en_US" w:bidi="en_US"/>
+        </w:rPr>
+        <w:t>First John 5:16</w:t>
+      </w:r>
       <w:r>
         <w:rPr>
           <w:lang w:val="en_US" w:bidi="en_US"/>
@@ -2563,18 +2257,12 @@
         </w:rPr>
         <w:t xml:space="preserve"> (</w:t>
       </w:r>
-      <w:hyperlink r:id="rId59">
-        <w:r>
-          <w:rPr>
-            <w:lang w:val="en_US" w:bidi="en_US"/>
-          </w:rPr>
-          <w:rPr>
-            <w:color w:val="0000EE"/>
-            <w:u w:val="single"/>
-          </w:rPr>
-          <w:t>Matthew 12:32</w:t>
-        </w:r>
-      </w:hyperlink>
+      <w:r>
+        <w:rPr>
+          <w:lang w:val="en_US" w:bidi="en_US"/>
+        </w:rPr>
+        <w:t>Matthew 12:32</w:t>
+      </w:r>
       <w:r>
         <w:rPr>
           <w:lang w:val="en_US" w:bidi="en_US"/>
@@ -2595,72 +2283,48 @@
         </w:rPr>
         <w:t>Many passages repeat the warning that unbelief in the Savior results in eternal death (</w:t>
       </w:r>
-      <w:hyperlink r:id="rId60">
-        <w:r>
-          <w:rPr>
-            <w:lang w:val="en_US" w:bidi="en_US"/>
-          </w:rPr>
-          <w:rPr>
-            <w:color w:val="0000EE"/>
-            <w:u w:val="single"/>
-          </w:rPr>
-          <w:t>John 3:18, 36</w:t>
-        </w:r>
-      </w:hyperlink>
+      <w:r>
+        <w:rPr>
+          <w:lang w:val="en_US" w:bidi="en_US"/>
+        </w:rPr>
+        <w:t>John 3:18, 36</w:t>
+      </w:r>
       <w:r>
         <w:rPr>
           <w:lang w:val="en_US" w:bidi="en_US"/>
         </w:rPr>
         <w:t xml:space="preserve">; </w:t>
       </w:r>
-      <w:hyperlink r:id="rId61">
-        <w:r>
-          <w:rPr>
-            <w:lang w:val="en_US" w:bidi="en_US"/>
-          </w:rPr>
-          <w:rPr>
-            <w:color w:val="0000EE"/>
-            <w:u w:val="single"/>
-          </w:rPr>
-          <w:t>1 John 5:12</w:t>
-        </w:r>
-      </w:hyperlink>
+      <w:r>
+        <w:rPr>
+          <w:lang w:val="en_US" w:bidi="en_US"/>
+        </w:rPr>
+        <w:t>1 John 5:12</w:t>
+      </w:r>
       <w:r>
         <w:rPr>
           <w:lang w:val="en_US" w:bidi="en_US"/>
         </w:rPr>
         <w:t xml:space="preserve">; </w:t>
       </w:r>
-      <w:hyperlink r:id="rId62">
-        <w:r>
-          <w:rPr>
-            <w:lang w:val="en_US" w:bidi="en_US"/>
-          </w:rPr>
-          <w:rPr>
-            <w:color w:val="0000EE"/>
-            <w:u w:val="single"/>
-          </w:rPr>
-          <w:t>Revelation 20:15</w:t>
-        </w:r>
-      </w:hyperlink>
+      <w:r>
+        <w:rPr>
+          <w:lang w:val="en_US" w:bidi="en_US"/>
+        </w:rPr>
+        <w:t>Revelation 20:15</w:t>
+      </w:r>
       <w:r>
         <w:rPr>
           <w:lang w:val="en_US" w:bidi="en_US"/>
         </w:rPr>
         <w:t xml:space="preserve">; </w:t>
       </w:r>
-      <w:hyperlink r:id="rId63">
-        <w:r>
-          <w:rPr>
-            <w:lang w:val="en_US" w:bidi="en_US"/>
-          </w:rPr>
-          <w:rPr>
-            <w:color w:val="0000EE"/>
-            <w:u w:val="single"/>
-          </w:rPr>
-          <w:t>21:8</w:t>
-        </w:r>
-      </w:hyperlink>
+      <w:r>
+        <w:rPr>
+          <w:lang w:val="en_US" w:bidi="en_US"/>
+        </w:rPr>
+        <w:t>21:8</w:t>
+      </w:r>
       <w:r>
         <w:rPr>
           <w:lang w:val="en_US" w:bidi="en_US"/>
@@ -2772,18 +2436,12 @@
         </w:rPr>
         <w:t xml:space="preserve">An Aramaic word translated in the King James Version as "divided" in </w:t>
       </w:r>
-      <w:hyperlink r:id="rId64">
-        <w:r>
-          <w:rPr>
-            <w:lang w:val="en_US" w:bidi="en_US"/>
-          </w:rPr>
-          <w:rPr>
-            <w:color w:val="0000EE"/>
-            <w:u w:val="single"/>
-          </w:rPr>
-          <w:t>Daniel 5:25</w:t>
-        </w:r>
-      </w:hyperlink>
+      <w:r>
+        <w:rPr>
+          <w:lang w:val="en_US" w:bidi="en_US"/>
+        </w:rPr>
+        <w:t>Daniel 5:25</w:t>
+      </w:r>
       <w:r>
         <w:rPr>
           <w:lang w:val="en_US" w:bidi="en_US"/>
@@ -2863,36 +2521,24 @@
         </w:rPr>
         <w:t>A region well known for its gold (</w:t>
       </w:r>
-      <w:hyperlink r:id="rId65">
-        <w:r>
-          <w:rPr>
-            <w:lang w:val="en_US" w:bidi="en_US"/>
-          </w:rPr>
-          <w:rPr>
-            <w:color w:val="0000EE"/>
-            <w:u w:val="single"/>
-          </w:rPr>
-          <w:t>Jeremiah 10:9</w:t>
-        </w:r>
-      </w:hyperlink>
+      <w:r>
+        <w:rPr>
+          <w:lang w:val="en_US" w:bidi="en_US"/>
+        </w:rPr>
+        <w:t>Jeremiah 10:9</w:t>
+      </w:r>
       <w:r>
         <w:rPr>
           <w:lang w:val="en_US" w:bidi="en_US"/>
         </w:rPr>
         <w:t xml:space="preserve">; </w:t>
       </w:r>
-      <w:hyperlink r:id="rId66">
-        <w:r>
-          <w:rPr>
-            <w:lang w:val="en_US" w:bidi="en_US"/>
-          </w:rPr>
-          <w:rPr>
-            <w:color w:val="0000EE"/>
-            <w:u w:val="single"/>
-          </w:rPr>
-          <w:t>Daniel 10:5</w:t>
-        </w:r>
-      </w:hyperlink>
+      <w:r>
+        <w:rPr>
+          <w:lang w:val="en_US" w:bidi="en_US"/>
+        </w:rPr>
+        <w:t>Daniel 10:5</w:t>
+      </w:r>
       <w:r>
         <w:rPr>
           <w:lang w:val="en_US" w:bidi="en_US"/>
@@ -2980,72 +2626,48 @@
         </w:rPr>
         <w:t>One of the gates leading to the temple mount in Jerusalem. It was built by Jotham (</w:t>
       </w:r>
-      <w:hyperlink r:id="rId67">
-        <w:r>
-          <w:rPr>
-            <w:lang w:val="en_US" w:bidi="en_US"/>
-          </w:rPr>
-          <w:rPr>
-            <w:color w:val="0000EE"/>
-            <w:u w:val="single"/>
-          </w:rPr>
-          <w:t>2 Kgs 15:35</w:t>
-        </w:r>
-      </w:hyperlink>
+      <w:r>
+        <w:rPr>
+          <w:lang w:val="en_US" w:bidi="en_US"/>
+        </w:rPr>
+        <w:t>2 Kgs 15:35</w:t>
+      </w:r>
       <w:r>
         <w:rPr>
           <w:lang w:val="en_US" w:bidi="en_US"/>
         </w:rPr>
         <w:t xml:space="preserve">; </w:t>
       </w:r>
-      <w:hyperlink r:id="rId68">
-        <w:r>
-          <w:rPr>
-            <w:lang w:val="en_US" w:bidi="en_US"/>
-          </w:rPr>
-          <w:rPr>
-            <w:color w:val="0000EE"/>
-            <w:u w:val="single"/>
-          </w:rPr>
-          <w:t>2 Chr 27:3</w:t>
-        </w:r>
-      </w:hyperlink>
+      <w:r>
+        <w:rPr>
+          <w:lang w:val="en_US" w:bidi="en_US"/>
+        </w:rPr>
+        <w:t>2 Chr 27:3</w:t>
+      </w:r>
       <w:r>
         <w:rPr>
           <w:lang w:val="en_US" w:bidi="en_US"/>
         </w:rPr>
         <w:t>) and served as the principal access between the royal palace and the temple area (</w:t>
       </w:r>
-      <w:hyperlink r:id="rId69">
-        <w:r>
-          <w:rPr>
-            <w:lang w:val="en_US" w:bidi="en_US"/>
-          </w:rPr>
-          <w:rPr>
-            <w:color w:val="0000EE"/>
-            <w:u w:val="single"/>
-          </w:rPr>
-          <w:t>2 Chr 23:20</w:t>
-        </w:r>
-      </w:hyperlink>
+      <w:r>
+        <w:rPr>
+          <w:lang w:val="en_US" w:bidi="en_US"/>
+        </w:rPr>
+        <w:t>2 Chr 23:20</w:t>
+      </w:r>
       <w:r>
         <w:rPr>
           <w:lang w:val="en_US" w:bidi="en_US"/>
         </w:rPr>
         <w:t xml:space="preserve">; </w:t>
       </w:r>
-      <w:hyperlink r:id="rId70">
-        <w:r>
-          <w:rPr>
-            <w:lang w:val="en_US" w:bidi="en_US"/>
-          </w:rPr>
-          <w:rPr>
-            <w:color w:val="0000EE"/>
-            <w:u w:val="single"/>
-          </w:rPr>
-          <w:t>Ez 9:2</w:t>
-        </w:r>
-      </w:hyperlink>
+      <w:r>
+        <w:rPr>
+          <w:lang w:val="en_US" w:bidi="en_US"/>
+        </w:rPr>
+        <w:t>Ez 9:2</w:t>
+      </w:r>
       <w:r>
         <w:rPr>
           <w:lang w:val="en_US" w:bidi="en_US"/>
@@ -3114,54 +2736,36 @@
         </w:rPr>
         <w:t>Some upper rooms could accommodate large gatherings of people. In at least one example, the room was on the third story (</w:t>
       </w:r>
-      <w:hyperlink r:id="rId71">
-        <w:r>
-          <w:rPr>
-            <w:lang w:val="en_US" w:bidi="en_US"/>
-          </w:rPr>
-          <w:rPr>
-            <w:color w:val="0000EE"/>
-            <w:u w:val="single"/>
-          </w:rPr>
-          <w:t>Acts 20:8</w:t>
-        </w:r>
-      </w:hyperlink>
+      <w:r>
+        <w:rPr>
+          <w:lang w:val="en_US" w:bidi="en_US"/>
+        </w:rPr>
+        <w:t>Acts 20:8</w:t>
+      </w:r>
       <w:r>
         <w:rPr>
           <w:lang w:val="en_US" w:bidi="en_US"/>
         </w:rPr>
         <w:t xml:space="preserve">). Eutychus, sitting in the window, went to sleep and fell three stories to the street below (verses </w:t>
       </w:r>
-      <w:hyperlink r:id="rId72">
-        <w:r>
-          <w:rPr>
-            <w:lang w:val="en_US" w:bidi="en_US"/>
-          </w:rPr>
-          <w:rPr>
-            <w:color w:val="0000EE"/>
-            <w:u w:val="single"/>
-          </w:rPr>
-          <w:t>9–10</w:t>
-        </w:r>
-      </w:hyperlink>
+      <w:r>
+        <w:rPr>
+          <w:lang w:val="en_US" w:bidi="en_US"/>
+        </w:rPr>
+        <w:t>9–10</w:t>
+      </w:r>
       <w:r>
         <w:rPr>
           <w:lang w:val="en_US" w:bidi="en_US"/>
         </w:rPr>
         <w:t>). It may have been a similar type of accident that caused Ahaziah’s fatal injury when he fell through the latticework of his upper room (</w:t>
       </w:r>
-      <w:hyperlink r:id="rId73">
-        <w:r>
-          <w:rPr>
-            <w:lang w:val="en_US" w:bidi="en_US"/>
-          </w:rPr>
-          <w:rPr>
-            <w:color w:val="0000EE"/>
-            <w:u w:val="single"/>
-          </w:rPr>
-          <w:t>2 Kings 1:2</w:t>
-        </w:r>
-      </w:hyperlink>
+      <w:r>
+        <w:rPr>
+          <w:lang w:val="en_US" w:bidi="en_US"/>
+        </w:rPr>
+        <w:t>2 Kings 1:2</w:t>
+      </w:r>
       <w:r>
         <w:rPr>
           <w:lang w:val="en_US" w:bidi="en_US"/>
@@ -3182,54 +2786,36 @@
         </w:rPr>
         <w:t>Elijah took the dead son of the widow of Zarephath to an upper room where he had been staying and raised him from the dead (</w:t>
       </w:r>
-      <w:hyperlink r:id="rId74">
-        <w:r>
-          <w:rPr>
-            <w:lang w:val="en_US" w:bidi="en_US"/>
-          </w:rPr>
-          <w:rPr>
-            <w:color w:val="0000EE"/>
-            <w:u w:val="single"/>
-          </w:rPr>
-          <w:t>1 Kings 17:19–23</w:t>
-        </w:r>
-      </w:hyperlink>
+      <w:r>
+        <w:rPr>
+          <w:lang w:val="en_US" w:bidi="en_US"/>
+        </w:rPr>
+        <w:t>1 Kings 17:19–23</w:t>
+      </w:r>
       <w:r>
         <w:rPr>
           <w:lang w:val="en_US" w:bidi="en_US"/>
         </w:rPr>
         <w:t>). David went to an upper room for privacy to mourn the death of Absalom (</w:t>
       </w:r>
-      <w:hyperlink r:id="rId75">
-        <w:r>
-          <w:rPr>
-            <w:lang w:val="en_US" w:bidi="en_US"/>
-          </w:rPr>
-          <w:rPr>
-            <w:color w:val="0000EE"/>
-            <w:u w:val="single"/>
-          </w:rPr>
-          <w:t>2 Samuel 18:33</w:t>
-        </w:r>
-      </w:hyperlink>
+      <w:r>
+        <w:rPr>
+          <w:lang w:val="en_US" w:bidi="en_US"/>
+        </w:rPr>
+        <w:t>2 Samuel 18:33</w:t>
+      </w:r>
       <w:r>
         <w:rPr>
           <w:lang w:val="en_US" w:bidi="en_US"/>
         </w:rPr>
         <w:t>). The kings of Judah built strange altars near the upper room of Ahaz, which Josiah pulled down as part of his reform program (</w:t>
       </w:r>
-      <w:hyperlink r:id="rId76">
-        <w:r>
-          <w:rPr>
-            <w:lang w:val="en_US" w:bidi="en_US"/>
-          </w:rPr>
-          <w:rPr>
-            <w:color w:val="0000EE"/>
-            <w:u w:val="single"/>
-          </w:rPr>
-          <w:t>2 Kings 23:12</w:t>
-        </w:r>
-      </w:hyperlink>
+      <w:r>
+        <w:rPr>
+          <w:lang w:val="en_US" w:bidi="en_US"/>
+        </w:rPr>
+        <w:t>2 Kings 23:12</w:t>
+      </w:r>
       <w:r>
         <w:rPr>
           <w:lang w:val="en_US" w:bidi="en_US"/>
@@ -3250,72 +2836,48 @@
         </w:rPr>
         <w:t>Jesus ate the Passover supper in an upper room with his disciples (</w:t>
       </w:r>
-      <w:hyperlink r:id="rId77">
-        <w:r>
-          <w:rPr>
-            <w:lang w:val="en_US" w:bidi="en_US"/>
-          </w:rPr>
-          <w:rPr>
-            <w:color w:val="0000EE"/>
-            <w:u w:val="single"/>
-          </w:rPr>
-          <w:t>Mark 14:15</w:t>
-        </w:r>
-      </w:hyperlink>
+      <w:r>
+        <w:rPr>
+          <w:lang w:val="en_US" w:bidi="en_US"/>
+        </w:rPr>
+        <w:t>Mark 14:15</w:t>
+      </w:r>
       <w:r>
         <w:rPr>
           <w:lang w:val="en_US" w:bidi="en_US"/>
         </w:rPr>
         <w:t xml:space="preserve">; </w:t>
       </w:r>
-      <w:hyperlink r:id="rId78">
-        <w:r>
-          <w:rPr>
-            <w:lang w:val="en_US" w:bidi="en_US"/>
-          </w:rPr>
-          <w:rPr>
-            <w:color w:val="0000EE"/>
-            <w:u w:val="single"/>
-          </w:rPr>
-          <w:t>Luke 22:12</w:t>
-        </w:r>
-      </w:hyperlink>
+      <w:r>
+        <w:rPr>
+          <w:lang w:val="en_US" w:bidi="en_US"/>
+        </w:rPr>
+        <w:t>Luke 22:12</w:t>
+      </w:r>
       <w:r>
         <w:rPr>
           <w:lang w:val="en_US" w:bidi="en_US"/>
         </w:rPr>
         <w:t>). Following the ascension of Jesus, the disciples went to the upper room where they all stayed before. This reference again shows the potentially large size of some upper rooms. The congregation attending the meeting in Troas was not a small one either (</w:t>
       </w:r>
-      <w:hyperlink r:id="rId71">
-        <w:r>
-          <w:rPr>
-            <w:lang w:val="en_US" w:bidi="en_US"/>
-          </w:rPr>
-          <w:rPr>
-            <w:color w:val="0000EE"/>
-            <w:u w:val="single"/>
-          </w:rPr>
-          <w:t>Acts 20:8</w:t>
-        </w:r>
-      </w:hyperlink>
+      <w:r>
+        <w:rPr>
+          <w:lang w:val="en_US" w:bidi="en_US"/>
+        </w:rPr>
+        <w:t>Acts 20:8</w:t>
+      </w:r>
       <w:r>
         <w:rPr>
           <w:lang w:val="en_US" w:bidi="en_US"/>
         </w:rPr>
         <w:t>). Dorcas was laid in an upper room after she had died. Later, Peter was taken up to the same room to pray for her restoration to life (</w:t>
       </w:r>
-      <w:hyperlink r:id="rId79">
-        <w:r>
-          <w:rPr>
-            <w:lang w:val="en_US" w:bidi="en_US"/>
-          </w:rPr>
-          <w:rPr>
-            <w:color w:val="0000EE"/>
-            <w:u w:val="single"/>
-          </w:rPr>
-          <w:t>Acts 9:36–41</w:t>
-        </w:r>
-      </w:hyperlink>
+      <w:r>
+        <w:rPr>
+          <w:lang w:val="en_US" w:bidi="en_US"/>
+        </w:rPr>
+        <w:t>Acts 9:36–41</w:t>
+      </w:r>
       <w:r>
         <w:rPr>
           <w:lang w:val="en_US" w:bidi="en_US"/>
@@ -3415,36 +2977,24 @@
         </w:rPr>
         <w:t>The father of Eliphal, one of the mighty men of King David (</w:t>
       </w:r>
-      <w:hyperlink r:id="rId80">
-        <w:r>
-          <w:rPr>
-            <w:lang w:val="en_US" w:bidi="en_US"/>
-          </w:rPr>
-          <w:rPr>
-            <w:color w:val="0000EE"/>
-            <w:u w:val="single"/>
-          </w:rPr>
-          <w:t>1 Chronicles 11:35</w:t>
-        </w:r>
-      </w:hyperlink>
+      <w:r>
+        <w:rPr>
+          <w:lang w:val="en_US" w:bidi="en_US"/>
+        </w:rPr>
+        <w:t>1 Chronicles 11:35</w:t>
+      </w:r>
       <w:r>
         <w:rPr>
           <w:lang w:val="en_US" w:bidi="en_US"/>
         </w:rPr>
         <w:t>). Ur is probably the same person as Ahasbai in the parallel passage (</w:t>
       </w:r>
-      <w:hyperlink r:id="rId81">
-        <w:r>
-          <w:rPr>
-            <w:lang w:val="en_US" w:bidi="en_US"/>
-          </w:rPr>
-          <w:rPr>
-            <w:color w:val="0000EE"/>
-            <w:u w:val="single"/>
-          </w:rPr>
-          <w:t>2 Samuel 23:34</w:t>
-        </w:r>
-      </w:hyperlink>
+      <w:r>
+        <w:rPr>
+          <w:lang w:val="en_US" w:bidi="en_US"/>
+        </w:rPr>
+        <w:t>2 Samuel 23:34</w:t>
+      </w:r>
       <w:r>
         <w:rPr>
           <w:lang w:val="en_US" w:bidi="en_US"/>
@@ -3499,54 +3049,36 @@
         </w:rPr>
         <w:t>Hometown of Terah, the father of Abraham, and the birthplace of Abraham and Sarah. It is mentioned by name only four times in the Bible (</w:t>
       </w:r>
-      <w:hyperlink r:id="rId82">
-        <w:r>
-          <w:rPr>
-            <w:lang w:val="en_US" w:bidi="en_US"/>
-          </w:rPr>
-          <w:rPr>
-            <w:color w:val="0000EE"/>
-            <w:u w:val="single"/>
-          </w:rPr>
-          <w:t>Gn 11:28, 31</w:t>
-        </w:r>
-      </w:hyperlink>
+      <w:r>
+        <w:rPr>
+          <w:lang w:val="en_US" w:bidi="en_US"/>
+        </w:rPr>
+        <w:t>Gn 11:28, 31</w:t>
+      </w:r>
       <w:r>
         <w:rPr>
           <w:lang w:val="en_US" w:bidi="en_US"/>
         </w:rPr>
         <w:t xml:space="preserve">; </w:t>
       </w:r>
-      <w:hyperlink r:id="rId83">
-        <w:r>
-          <w:rPr>
-            <w:lang w:val="en_US" w:bidi="en_US"/>
-          </w:rPr>
-          <w:rPr>
-            <w:color w:val="0000EE"/>
-            <w:u w:val="single"/>
-          </w:rPr>
-          <w:t>15:7</w:t>
-        </w:r>
-      </w:hyperlink>
+      <w:r>
+        <w:rPr>
+          <w:lang w:val="en_US" w:bidi="en_US"/>
+        </w:rPr>
+        <w:t>15:7</w:t>
+      </w:r>
       <w:r>
         <w:rPr>
           <w:lang w:val="en_US" w:bidi="en_US"/>
         </w:rPr>
         <w:t xml:space="preserve">; </w:t>
       </w:r>
-      <w:hyperlink r:id="rId84">
-        <w:r>
-          <w:rPr>
-            <w:lang w:val="en_US" w:bidi="en_US"/>
-          </w:rPr>
-          <w:rPr>
-            <w:color w:val="0000EE"/>
-            <w:u w:val="single"/>
-          </w:rPr>
-          <w:t>Neh 9:7</w:t>
-        </w:r>
-      </w:hyperlink>
+      <w:r>
+        <w:rPr>
+          <w:lang w:val="en_US" w:bidi="en_US"/>
+        </w:rPr>
+        <w:t>Neh 9:7</w:t>
+      </w:r>
       <w:r>
         <w:rPr>
           <w:lang w:val="en_US" w:bidi="en_US"/>
@@ -3641,20 +3173,14 @@
         <w:rPr>
           <w:lang w:val="en_US" w:bidi="en_US"/>
         </w:rPr>
-        <w:t>Believer greeted as one of Paul’s coworkers in Christ (</w:t>
-      </w:r>
-      <w:hyperlink r:id="rId85">
-        <w:r>
-          <w:rPr>
-            <w:lang w:val="en_US" w:bidi="en_US"/>
-          </w:rPr>
-          <w:rPr>
-            <w:color w:val="0000EE"/>
-            <w:u w:val="single"/>
-          </w:rPr>
-          <w:t>Rom 16:9</w:t>
-        </w:r>
-      </w:hyperlink>
+        <w:t>Urbanus was a Christian in Rome whom Paul greeted as his coworker in Christ (</w:t>
+      </w:r>
+      <w:r>
+        <w:rPr>
+          <w:lang w:val="en_US" w:bidi="en_US"/>
+        </w:rPr>
+        <w:t>Romans 16:9</w:t>
+      </w:r>
       <w:r>
         <w:rPr>
           <w:lang w:val="en_US" w:bidi="en_US"/>
@@ -3717,90 +3243,60 @@
         </w:rPr>
         <w:t>The father of Bezalel from Judah’s tribe, and a builder of the tabernacle (</w:t>
       </w:r>
-      <w:hyperlink r:id="rId86">
-        <w:r>
-          <w:rPr>
-            <w:lang w:val="en_US" w:bidi="en_US"/>
-          </w:rPr>
-          <w:rPr>
-            <w:color w:val="0000EE"/>
-            <w:u w:val="single"/>
-          </w:rPr>
-          <w:t>Exodus 31:2</w:t>
-        </w:r>
-      </w:hyperlink>
+      <w:r>
+        <w:rPr>
+          <w:lang w:val="en_US" w:bidi="en_US"/>
+        </w:rPr>
+        <w:t>Exodus 31:2</w:t>
+      </w:r>
       <w:r>
         <w:rPr>
           <w:lang w:val="en_US" w:bidi="en_US"/>
         </w:rPr>
         <w:t xml:space="preserve">; </w:t>
       </w:r>
-      <w:hyperlink r:id="rId87">
-        <w:r>
-          <w:rPr>
-            <w:lang w:val="en_US" w:bidi="en_US"/>
-          </w:rPr>
-          <w:rPr>
-            <w:color w:val="0000EE"/>
-            <w:u w:val="single"/>
-          </w:rPr>
-          <w:t>35:30</w:t>
-        </w:r>
-      </w:hyperlink>
+      <w:r>
+        <w:rPr>
+          <w:lang w:val="en_US" w:bidi="en_US"/>
+        </w:rPr>
+        <w:t>35:30</w:t>
+      </w:r>
       <w:r>
         <w:rPr>
           <w:lang w:val="en_US" w:bidi="en_US"/>
         </w:rPr>
         <w:t xml:space="preserve">; </w:t>
       </w:r>
-      <w:hyperlink r:id="rId88">
-        <w:r>
-          <w:rPr>
-            <w:lang w:val="en_US" w:bidi="en_US"/>
-          </w:rPr>
-          <w:rPr>
-            <w:color w:val="0000EE"/>
-            <w:u w:val="single"/>
-          </w:rPr>
-          <w:t>38:22</w:t>
-        </w:r>
-      </w:hyperlink>
+      <w:r>
+        <w:rPr>
+          <w:lang w:val="en_US" w:bidi="en_US"/>
+        </w:rPr>
+        <w:t>38:22</w:t>
+      </w:r>
       <w:r>
         <w:rPr>
           <w:lang w:val="en_US" w:bidi="en_US"/>
         </w:rPr>
         <w:t xml:space="preserve">; </w:t>
       </w:r>
-      <w:hyperlink r:id="rId89">
-        <w:r>
-          <w:rPr>
-            <w:lang w:val="en_US" w:bidi="en_US"/>
-          </w:rPr>
-          <w:rPr>
-            <w:color w:val="0000EE"/>
-            <w:u w:val="single"/>
-          </w:rPr>
-          <w:t>1 Chronicles 2:20</w:t>
-        </w:r>
-      </w:hyperlink>
+      <w:r>
+        <w:rPr>
+          <w:lang w:val="en_US" w:bidi="en_US"/>
+        </w:rPr>
+        <w:t>1 Chronicles 2:20</w:t>
+      </w:r>
       <w:r>
         <w:rPr>
           <w:lang w:val="en_US" w:bidi="en_US"/>
         </w:rPr>
         <w:t xml:space="preserve">; </w:t>
       </w:r>
-      <w:hyperlink r:id="rId90">
-        <w:r>
-          <w:rPr>
-            <w:lang w:val="en_US" w:bidi="en_US"/>
-          </w:rPr>
-          <w:rPr>
-            <w:color w:val="0000EE"/>
-            <w:u w:val="single"/>
-          </w:rPr>
-          <w:t>2 Chronicles 1:5</w:t>
-        </w:r>
-      </w:hyperlink>
+      <w:r>
+        <w:rPr>
+          <w:lang w:val="en_US" w:bidi="en_US"/>
+        </w:rPr>
+        <w:t>2 Chronicles 1:5</w:t>
+      </w:r>
       <w:r>
         <w:rPr>
           <w:lang w:val="en_US" w:bidi="en_US"/>
@@ -3825,18 +3321,12 @@
         </w:rPr>
         <w:t>The father of Geber, one of Solomon’s officers in Gilead (</w:t>
       </w:r>
-      <w:hyperlink r:id="rId91">
-        <w:r>
-          <w:rPr>
-            <w:lang w:val="en_US" w:bidi="en_US"/>
-          </w:rPr>
-          <w:rPr>
-            <w:color w:val="0000EE"/>
-            <w:u w:val="single"/>
-          </w:rPr>
-          <w:t>1 Kings 4:19</w:t>
-        </w:r>
-      </w:hyperlink>
+      <w:r>
+        <w:rPr>
+          <w:lang w:val="en_US" w:bidi="en_US"/>
+        </w:rPr>
+        <w:t>1 Kings 4:19</w:t>
+      </w:r>
       <w:r>
         <w:rPr>
           <w:lang w:val="en_US" w:bidi="en_US"/>
@@ -3861,18 +3351,12 @@
         </w:rPr>
         <w:t>One of the temple gatekeepers who divorced his non-Jewish wife at Ezra’s request (</w:t>
       </w:r>
-      <w:hyperlink r:id="rId92">
-        <w:r>
-          <w:rPr>
-            <w:lang w:val="en_US" w:bidi="en_US"/>
-          </w:rPr>
-          <w:rPr>
-            <w:color w:val="0000EE"/>
-            <w:u w:val="single"/>
-          </w:rPr>
-          <w:t>Ezra 10:24</w:t>
-        </w:r>
-      </w:hyperlink>
+      <w:r>
+        <w:rPr>
+          <w:lang w:val="en_US" w:bidi="en_US"/>
+        </w:rPr>
+        <w:t>Ezra 10:24</w:t>
+      </w:r>
       <w:r>
         <w:rPr>
           <w:lang w:val="en_US" w:bidi="en_US"/>
@@ -3935,36 +3419,24 @@
         </w:rPr>
         <w:t>A Hittite who joined Israel, became a leader in David's army, and was listed among the king's mighty men (</w:t>
       </w:r>
-      <w:hyperlink r:id="rId93">
-        <w:r>
-          <w:rPr>
-            <w:lang w:val="en_US" w:bidi="en_US"/>
-          </w:rPr>
-          <w:rPr>
-            <w:color w:val="0000EE"/>
-            <w:u w:val="single"/>
-          </w:rPr>
-          <w:t>2 Samuel 23:39</w:t>
-        </w:r>
-      </w:hyperlink>
+      <w:r>
+        <w:rPr>
+          <w:lang w:val="en_US" w:bidi="en_US"/>
+        </w:rPr>
+        <w:t>2 Samuel 23:39</w:t>
+      </w:r>
       <w:r>
         <w:rPr>
           <w:lang w:val="en_US" w:bidi="en_US"/>
         </w:rPr>
         <w:t xml:space="preserve">; </w:t>
       </w:r>
-      <w:hyperlink r:id="rId94">
-        <w:r>
-          <w:rPr>
-            <w:lang w:val="en_US" w:bidi="en_US"/>
-          </w:rPr>
-          <w:rPr>
-            <w:color w:val="0000EE"/>
-            <w:u w:val="single"/>
-          </w:rPr>
-          <w:t>1 Chronicles 11:41</w:t>
-        </w:r>
-      </w:hyperlink>
+      <w:r>
+        <w:rPr>
+          <w:lang w:val="en_US" w:bidi="en_US"/>
+        </w:rPr>
+        <w:t>1 Chronicles 11:41</w:t>
+      </w:r>
       <w:r>
         <w:rPr>
           <w:lang w:val="en_US" w:bidi="en_US"/>
@@ -3978,36 +3450,24 @@
         </w:rPr>
         <w:t>The second night David again tried to entice him to sleep with his wife. Uriah, despite a drunken stupor, would not go home. So, he spent the night at the palace. To deepen the intrigue, David sent Uriah back to the battle. He ordered Uriah to a vulnerable spot, where he was killed (</w:t>
       </w:r>
-      <w:hyperlink r:id="rId95">
-        <w:r>
-          <w:rPr>
-            <w:lang w:val="en_US" w:bidi="en_US"/>
-          </w:rPr>
-          <w:rPr>
-            <w:color w:val="0000EE"/>
-            <w:u w:val="single"/>
-          </w:rPr>
-          <w:t>2 Samuel 11</w:t>
-        </w:r>
-      </w:hyperlink>
+      <w:r>
+        <w:rPr>
+          <w:lang w:val="en_US" w:bidi="en_US"/>
+        </w:rPr>
+        <w:t>2 Samuel 11</w:t>
+      </w:r>
       <w:r>
         <w:rPr>
           <w:lang w:val="en_US" w:bidi="en_US"/>
         </w:rPr>
         <w:t xml:space="preserve">; </w:t>
       </w:r>
-      <w:hyperlink r:id="rId96">
-        <w:r>
-          <w:rPr>
-            <w:lang w:val="en_US" w:bidi="en_US"/>
-          </w:rPr>
-          <w:rPr>
-            <w:color w:val="0000EE"/>
-            <w:u w:val="single"/>
-          </w:rPr>
-          <w:t>Matthew 1:6</w:t>
-        </w:r>
-      </w:hyperlink>
+      <w:r>
+        <w:rPr>
+          <w:lang w:val="en_US" w:bidi="en_US"/>
+        </w:rPr>
+        <w:t>Matthew 1:6</w:t>
+      </w:r>
       <w:r>
         <w:rPr>
           <w:lang w:val="en_US" w:bidi="en_US"/>
@@ -4070,42 +3530,24 @@
         </w:rPr>
         <w:t>A priest who built an altar at Jerusalem in imitation of an Assyrian model at King Ahaz of Judah’s request (</w:t>
       </w:r>
-      <w:hyperlink r:id="rId97">
-        <w:r>
-          <w:rPr>
-            <w:lang w:val="en_US" w:bidi="en_US"/>
-          </w:rPr>
-          <w:rPr>
-            <w:color w:val="0000EE"/>
-            <w:u w:val="single"/>
-          </w:rPr>
-          <w:t>2 Kings 16:10</w:t>
-        </w:r>
-      </w:hyperlink>
-      <w:hyperlink r:id="rId97">
-        <w:r>
-          <w:rPr>
-            <w:lang w:val="en_US" w:bidi="en_US"/>
-          </w:rPr>
-          <w:rPr>
-            <w:color w:val="0000EE"/>
-            <w:u w:val="single"/>
-          </w:rPr>
-          <w:t>–</w:t>
-        </w:r>
-      </w:hyperlink>
-      <w:hyperlink r:id="rId97">
-        <w:r>
-          <w:rPr>
-            <w:lang w:val="en_US" w:bidi="en_US"/>
-          </w:rPr>
-          <w:rPr>
-            <w:color w:val="0000EE"/>
-            <w:u w:val="single"/>
-          </w:rPr>
-          <w:t>16</w:t>
-        </w:r>
-      </w:hyperlink>
+      <w:r>
+        <w:rPr>
+          <w:lang w:val="en_US" w:bidi="en_US"/>
+        </w:rPr>
+        <w:t>2 Kings 16:10</w:t>
+      </w:r>
+      <w:r>
+        <w:rPr>
+          <w:lang w:val="en_US" w:bidi="en_US"/>
+        </w:rPr>
+        <w:t>–</w:t>
+      </w:r>
+      <w:r>
+        <w:rPr>
+          <w:lang w:val="en_US" w:bidi="en_US"/>
+        </w:rPr>
+        <w:t>16</w:t>
+      </w:r>
       <w:r>
         <w:rPr>
           <w:lang w:val="en_US" w:bidi="en_US"/>
@@ -4130,36 +3572,24 @@
         </w:rPr>
         <w:t>A priest who was the father of Meremoth. Meremoth weighed the silver, gold, and vessels for the temple (</w:t>
       </w:r>
-      <w:hyperlink r:id="rId98">
-        <w:r>
-          <w:rPr>
-            <w:lang w:val="en_US" w:bidi="en_US"/>
-          </w:rPr>
-          <w:rPr>
-            <w:color w:val="0000EE"/>
-            <w:u w:val="single"/>
-          </w:rPr>
-          <w:t>Ezra 8:33</w:t>
-        </w:r>
-      </w:hyperlink>
+      <w:r>
+        <w:rPr>
+          <w:lang w:val="en_US" w:bidi="en_US"/>
+        </w:rPr>
+        <w:t>Ezra 8:33</w:t>
+      </w:r>
       <w:r>
         <w:rPr>
           <w:lang w:val="en_US" w:bidi="en_US"/>
         </w:rPr>
         <w:t>) and built parts of the Jerusalem wall during the days of Nehemiah (</w:t>
       </w:r>
-      <w:hyperlink r:id="rId99">
-        <w:r>
-          <w:rPr>
-            <w:lang w:val="en_US" w:bidi="en_US"/>
-          </w:rPr>
-          <w:rPr>
-            <w:color w:val="0000EE"/>
-            <w:u w:val="single"/>
-          </w:rPr>
-          <w:t>Nehemiah 3:4, 21</w:t>
-        </w:r>
-      </w:hyperlink>
+      <w:r>
+        <w:rPr>
+          <w:lang w:val="en_US" w:bidi="en_US"/>
+        </w:rPr>
+        <w:t>Nehemiah 3:4, 21</w:t>
+      </w:r>
       <w:r>
         <w:rPr>
           <w:lang w:val="en_US" w:bidi="en_US"/>
@@ -4184,18 +3614,12 @@
         </w:rPr>
         <w:t>One of the men who stood to Ezra’s right when Ezra read the law to the people (</w:t>
       </w:r>
-      <w:hyperlink r:id="rId100">
-        <w:r>
-          <w:rPr>
-            <w:lang w:val="en_US" w:bidi="en_US"/>
-          </w:rPr>
-          <w:rPr>
-            <w:color w:val="0000EE"/>
-            <w:u w:val="single"/>
-          </w:rPr>
-          <w:t>Nehemiah 8:4</w:t>
-        </w:r>
-      </w:hyperlink>
+      <w:r>
+        <w:rPr>
+          <w:lang w:val="en_US" w:bidi="en_US"/>
+        </w:rPr>
+        <w:t>Nehemiah 8:4</w:t>
+      </w:r>
       <w:r>
         <w:rPr>
           <w:lang w:val="en_US" w:bidi="en_US"/>
@@ -4220,18 +3644,12 @@
         </w:rPr>
         <w:t>A priest whom Isaiah took as a witness (</w:t>
       </w:r>
-      <w:hyperlink r:id="rId101">
-        <w:r>
-          <w:rPr>
-            <w:lang w:val="en_US" w:bidi="en_US"/>
-          </w:rPr>
-          <w:rPr>
-            <w:color w:val="0000EE"/>
-            <w:u w:val="single"/>
-          </w:rPr>
-          <w:t>Isaiah 8:2</w:t>
-        </w:r>
-      </w:hyperlink>
+      <w:r>
+        <w:rPr>
+          <w:lang w:val="en_US" w:bidi="en_US"/>
+        </w:rPr>
+        <w:t>Isaiah 8:2</w:t>
+      </w:r>
       <w:r>
         <w:rPr>
           <w:lang w:val="en_US" w:bidi="en_US"/>
@@ -4256,42 +3674,24 @@
         </w:rPr>
         <w:t>A prophet and Shemaiah’s son from Kiriath-jearim. Uriah angered King Jehoiakim by prophesying against Judah and Jerusalem. Fearing for his life, Uriah fled to Egypt but was eventually abducted and brought back to King Jehoiakim, who put him to death (</w:t>
       </w:r>
-      <w:hyperlink r:id="rId102">
-        <w:r>
-          <w:rPr>
-            <w:lang w:val="en_US" w:bidi="en_US"/>
-          </w:rPr>
-          <w:rPr>
-            <w:color w:val="0000EE"/>
-            <w:u w:val="single"/>
-          </w:rPr>
-          <w:t>Jeremiah 26:20</w:t>
-        </w:r>
-      </w:hyperlink>
-      <w:hyperlink r:id="rId102">
-        <w:r>
-          <w:rPr>
-            <w:lang w:val="en_US" w:bidi="en_US"/>
-          </w:rPr>
-          <w:rPr>
-            <w:color w:val="0000EE"/>
-            <w:u w:val="single"/>
-          </w:rPr>
-          <w:t>–</w:t>
-        </w:r>
-      </w:hyperlink>
-      <w:hyperlink r:id="rId102">
-        <w:r>
-          <w:rPr>
-            <w:lang w:val="en_US" w:bidi="en_US"/>
-          </w:rPr>
-          <w:rPr>
-            <w:color w:val="0000EE"/>
-            <w:u w:val="single"/>
-          </w:rPr>
-          <w:t>23</w:t>
-        </w:r>
-      </w:hyperlink>
+      <w:r>
+        <w:rPr>
+          <w:lang w:val="en_US" w:bidi="en_US"/>
+        </w:rPr>
+        <w:t>Jeremiah 26:20</w:t>
+      </w:r>
+      <w:r>
+        <w:rPr>
+          <w:lang w:val="en_US" w:bidi="en_US"/>
+        </w:rPr>
+        <w:t>–</w:t>
+      </w:r>
+      <w:r>
+        <w:rPr>
+          <w:lang w:val="en_US" w:bidi="en_US"/>
+        </w:rPr>
+        <w:t>23</w:t>
+      </w:r>
       <w:r>
         <w:rPr>
           <w:lang w:val="en_US" w:bidi="en_US"/>
@@ -4346,18 +3746,12 @@
         </w:rPr>
         <w:t xml:space="preserve">The King James Version spelling (in </w:t>
       </w:r>
-      <w:hyperlink r:id="rId96">
-        <w:r>
-          <w:rPr>
-            <w:lang w:val="en_US" w:bidi="en_US"/>
-          </w:rPr>
-          <w:rPr>
-            <w:color w:val="0000EE"/>
-            <w:u w:val="single"/>
-          </w:rPr>
-          <w:t>Matthew 1:6</w:t>
-        </w:r>
-      </w:hyperlink>
+      <w:r>
+        <w:rPr>
+          <w:lang w:val="en_US" w:bidi="en_US"/>
+        </w:rPr>
+        <w:t>Matthew 1:6</w:t>
+      </w:r>
       <w:r>
         <w:rPr>
           <w:lang w:val="en_US" w:bidi="en_US"/>
@@ -4453,18 +3847,12 @@
         </w:rPr>
         <w:t>A member of the Levite tribe, the people who served in God's temple. He belonged to a family group called the Kohathites. His father was Tahath, and his son was Uzziah (</w:t>
       </w:r>
-      <w:hyperlink r:id="rId103">
-        <w:r>
-          <w:rPr>
-            <w:lang w:val="en_US" w:bidi="en_US"/>
-          </w:rPr>
-          <w:rPr>
-            <w:color w:val="0000EE"/>
-            <w:u w:val="single"/>
-          </w:rPr>
-          <w:t>1 Chronicles 6:24</w:t>
-        </w:r>
-      </w:hyperlink>
+      <w:r>
+        <w:rPr>
+          <w:lang w:val="en_US" w:bidi="en_US"/>
+        </w:rPr>
+        <w:t>1 Chronicles 6:24</w:t>
+      </w:r>
       <w:r>
         <w:rPr>
           <w:lang w:val="en_US" w:bidi="en_US"/>
@@ -4489,18 +3877,12 @@
         </w:rPr>
         <w:t>A Levite who watched over the moving of the ark from the house of Obed-edom to Jerusalem (</w:t>
       </w:r>
-      <w:hyperlink r:id="rId104">
-        <w:r>
-          <w:rPr>
-            <w:lang w:val="en_US" w:bidi="en_US"/>
-          </w:rPr>
-          <w:rPr>
-            <w:color w:val="0000EE"/>
-            <w:u w:val="single"/>
-          </w:rPr>
-          <w:t>1 Chronicles 15:5–11</w:t>
-        </w:r>
-      </w:hyperlink>
+      <w:r>
+        <w:rPr>
+          <w:lang w:val="en_US" w:bidi="en_US"/>
+        </w:rPr>
+        <w:t>1 Chronicles 15:5–11</w:t>
+      </w:r>
       <w:r>
         <w:rPr>
           <w:lang w:val="en_US" w:bidi="en_US"/>
@@ -4538,36 +3920,24 @@
         </w:rPr>
         <w:t>), the favorite wife of Rehoboam (</w:t>
       </w:r>
-      <w:hyperlink r:id="rId105">
-        <w:r>
-          <w:rPr>
-            <w:lang w:val="en_US" w:bidi="en_US"/>
-          </w:rPr>
-          <w:rPr>
-            <w:color w:val="0000EE"/>
-            <w:u w:val="single"/>
-          </w:rPr>
-          <w:t>2 Chronicles 13:2</w:t>
-        </w:r>
-      </w:hyperlink>
+      <w:r>
+        <w:rPr>
+          <w:lang w:val="en_US" w:bidi="en_US"/>
+        </w:rPr>
+        <w:t>2 Chronicles 13:2</w:t>
+      </w:r>
       <w:r>
         <w:rPr>
           <w:lang w:val="en_US" w:bidi="en_US"/>
         </w:rPr>
         <w:t>). There is some question about Maacah's family history. One Bible passage says her father was Uriel, but another says her father was Absalom (</w:t>
       </w:r>
-      <w:hyperlink r:id="rId106">
-        <w:r>
-          <w:rPr>
-            <w:lang w:val="en_US" w:bidi="en_US"/>
-          </w:rPr>
-          <w:rPr>
-            <w:color w:val="0000EE"/>
-            <w:u w:val="single"/>
-          </w:rPr>
-          <w:t>Second Chronicles 11:20</w:t>
-        </w:r>
-      </w:hyperlink>
+      <w:r>
+        <w:rPr>
+          <w:lang w:val="en_US" w:bidi="en_US"/>
+        </w:rPr>
+        <w:t>Second Chronicles 11:20</w:t>
+      </w:r>
       <w:r>
         <w:rPr>
           <w:lang w:val="en_US" w:bidi="en_US"/>
@@ -4747,18 +4117,12 @@
         </w:rPr>
         <w:t>The Urim and Thummim were special objects used by the ancient high priests of Israel to discover God's will. (</w:t>
       </w:r>
-      <w:hyperlink r:id="rId107">
-        <w:r>
-          <w:rPr>
-            <w:lang w:val="en_US" w:bidi="en_US"/>
-          </w:rPr>
-          <w:rPr>
-            <w:color w:val="0000EE"/>
-            <w:u w:val="single"/>
-          </w:rPr>
-          <w:t>Numbers 27:21</w:t>
-        </w:r>
-      </w:hyperlink>
+      <w:r>
+        <w:rPr>
+          <w:lang w:val="en_US" w:bidi="en_US"/>
+        </w:rPr>
+        <w:t>Numbers 27:21</w:t>
+      </w:r>
       <w:r>
         <w:rPr>
           <w:lang w:val="en_US" w:bidi="en_US"/>
@@ -4779,72 +4143,48 @@
         </w:rPr>
         <w:t xml:space="preserve">According to </w:t>
       </w:r>
-      <w:hyperlink r:id="rId108">
-        <w:r>
-          <w:rPr>
-            <w:lang w:val="en_US" w:bidi="en_US"/>
-          </w:rPr>
-          <w:rPr>
-            <w:color w:val="0000EE"/>
-            <w:u w:val="single"/>
-          </w:rPr>
-          <w:t>Exodus 28:30</w:t>
-        </w:r>
-      </w:hyperlink>
+      <w:r>
+        <w:rPr>
+          <w:lang w:val="en_US" w:bidi="en_US"/>
+        </w:rPr>
+        <w:t>Exodus 28:30</w:t>
+      </w:r>
       <w:r>
         <w:rPr>
           <w:lang w:val="en_US" w:bidi="en_US"/>
         </w:rPr>
         <w:t>, the high priest kept these objects on or in his breastpiece. The Bible does not mention their use from the time of King Saul (</w:t>
       </w:r>
-      <w:hyperlink r:id="rId109">
-        <w:r>
-          <w:rPr>
-            <w:lang w:val="en_US" w:bidi="en_US"/>
-          </w:rPr>
-          <w:rPr>
-            <w:color w:val="0000EE"/>
-            <w:u w:val="single"/>
-          </w:rPr>
-          <w:t>1 Samuel 28:6</w:t>
-        </w:r>
-      </w:hyperlink>
+      <w:r>
+        <w:rPr>
+          <w:lang w:val="en_US" w:bidi="en_US"/>
+        </w:rPr>
+        <w:t>1 Samuel 28:6</w:t>
+      </w:r>
       <w:r>
         <w:rPr>
           <w:lang w:val="en_US" w:bidi="en_US"/>
         </w:rPr>
         <w:t>) until the time of Ezra and Nehemiah (</w:t>
       </w:r>
-      <w:hyperlink r:id="rId110">
-        <w:r>
-          <w:rPr>
-            <w:lang w:val="en_US" w:bidi="en_US"/>
-          </w:rPr>
-          <w:rPr>
-            <w:color w:val="0000EE"/>
-            <w:u w:val="single"/>
-          </w:rPr>
-          <w:t>Ezra 2:63</w:t>
-        </w:r>
-      </w:hyperlink>
+      <w:r>
+        <w:rPr>
+          <w:lang w:val="en_US" w:bidi="en_US"/>
+        </w:rPr>
+        <w:t>Ezra 2:63</w:t>
+      </w:r>
       <w:r>
         <w:rPr>
           <w:lang w:val="en_US" w:bidi="en_US"/>
         </w:rPr>
         <w:t xml:space="preserve">; </w:t>
       </w:r>
-      <w:hyperlink r:id="rId111">
-        <w:r>
-          <w:rPr>
-            <w:lang w:val="en_US" w:bidi="en_US"/>
-          </w:rPr>
-          <w:rPr>
-            <w:color w:val="0000EE"/>
-            <w:u w:val="single"/>
-          </w:rPr>
-          <w:t>Nehemiah 7:65</w:t>
-        </w:r>
-      </w:hyperlink>
+      <w:r>
+        <w:rPr>
+          <w:lang w:val="en_US" w:bidi="en_US"/>
+        </w:rPr>
+        <w:t>Nehemiah 7:65</w:t>
+      </w:r>
       <w:r>
         <w:rPr>
           <w:lang w:val="en_US" w:bidi="en_US"/>
@@ -4865,18 +4205,12 @@
         </w:rPr>
         <w:t xml:space="preserve">In </w:t>
       </w:r>
-      <w:hyperlink r:id="rId112">
-        <w:r>
-          <w:rPr>
-            <w:lang w:val="en_US" w:bidi="en_US"/>
-          </w:rPr>
-          <w:rPr>
-            <w:color w:val="0000EE"/>
-            <w:u w:val="single"/>
-          </w:rPr>
-          <w:t>1 Samuel 14:41</w:t>
-        </w:r>
-      </w:hyperlink>
+      <w:r>
+        <w:rPr>
+          <w:lang w:val="en_US" w:bidi="en_US"/>
+        </w:rPr>
+        <w:t>1 Samuel 14:41</w:t>
+      </w:r>
       <w:r>
         <w:rPr>
           <w:lang w:val="en_US" w:bidi="en_US"/>
@@ -4986,18 +4320,12 @@
         </w:rPr>
         <w:t>One who returned to Israel after the exile in Babylon. He is listed as the son of Ammihud from the Perez branch of the tribe of Judah (</w:t>
       </w:r>
-      <w:hyperlink r:id="rId113">
-        <w:r>
-          <w:rPr>
-            <w:lang w:val="en_US" w:bidi="en_US"/>
-          </w:rPr>
-          <w:rPr>
-            <w:color w:val="0000EE"/>
-            <w:u w:val="single"/>
-          </w:rPr>
-          <w:t>1 Chronicles 9:4</w:t>
-        </w:r>
-      </w:hyperlink>
+      <w:r>
+        <w:rPr>
+          <w:lang w:val="en_US" w:bidi="en_US"/>
+        </w:rPr>
+        <w:t>1 Chronicles 9:4</w:t>
+      </w:r>
       <w:r>
         <w:rPr>
           <w:lang w:val="en_US" w:bidi="en_US"/>
@@ -5022,18 +4350,12 @@
         </w:rPr>
         <w:t>One of Bigvai’s sons who returned to Jerusalem with Ezra (</w:t>
       </w:r>
-      <w:hyperlink r:id="rId114">
-        <w:r>
-          <w:rPr>
-            <w:lang w:val="en_US" w:bidi="en_US"/>
-          </w:rPr>
-          <w:rPr>
-            <w:color w:val="0000EE"/>
-            <w:u w:val="single"/>
-          </w:rPr>
-          <w:t>Ezra 8:14</w:t>
-        </w:r>
-      </w:hyperlink>
+      <w:r>
+        <w:rPr>
+          <w:lang w:val="en_US" w:bidi="en_US"/>
+        </w:rPr>
+        <w:t>Ezra 8:14</w:t>
+      </w:r>
       <w:r>
         <w:rPr>
           <w:lang w:val="en_US" w:bidi="en_US"/>
@@ -5088,36 +4410,24 @@
         </w:rPr>
         <w:t>1. Aram’s firstborn son and a descendant of Shem (</w:t>
       </w:r>
-      <w:hyperlink r:id="rId115">
-        <w:r>
-          <w:rPr>
-            <w:lang w:val="en_US" w:bidi="en_US"/>
-          </w:rPr>
-          <w:rPr>
-            <w:color w:val="0000EE"/>
-            <w:u w:val="single"/>
-          </w:rPr>
-          <w:t>Gn 10:23</w:t>
-        </w:r>
-      </w:hyperlink>
+      <w:r>
+        <w:rPr>
+          <w:lang w:val="en_US" w:bidi="en_US"/>
+        </w:rPr>
+        <w:t>Gn 10:23</w:t>
+      </w:r>
       <w:r>
         <w:rPr>
           <w:lang w:val="en_US" w:bidi="en_US"/>
         </w:rPr>
         <w:t xml:space="preserve">). In the parallel passage in </w:t>
       </w:r>
-      <w:hyperlink r:id="rId116">
-        <w:r>
-          <w:rPr>
-            <w:lang w:val="en_US" w:bidi="en_US"/>
-          </w:rPr>
-          <w:rPr>
-            <w:color w:val="0000EE"/>
-            <w:u w:val="single"/>
-          </w:rPr>
-          <w:t>1 Chronicles 1:17</w:t>
-        </w:r>
-      </w:hyperlink>
+      <w:r>
+        <w:rPr>
+          <w:lang w:val="en_US" w:bidi="en_US"/>
+        </w:rPr>
+        <w:t>1 Chronicles 1:17</w:t>
+      </w:r>
       <w:r>
         <w:rPr>
           <w:lang w:val="en_US" w:bidi="en_US"/>
@@ -5138,18 +4448,12 @@
         </w:rPr>
         <w:t>2. Firstborn son of Abraham’s brother Nahor by his concubine, Milcah (</w:t>
       </w:r>
-      <w:hyperlink r:id="rId117">
-        <w:r>
-          <w:rPr>
-            <w:lang w:val="en_US" w:bidi="en_US"/>
-          </w:rPr>
-          <w:rPr>
-            <w:color w:val="0000EE"/>
-            <w:u w:val="single"/>
-          </w:rPr>
-          <w:t>Gn 22:21</w:t>
-        </w:r>
-      </w:hyperlink>
+      <w:r>
+        <w:rPr>
+          <w:lang w:val="en_US" w:bidi="en_US"/>
+        </w:rPr>
+        <w:t>Gn 22:21</w:t>
+      </w:r>
       <w:r>
         <w:rPr>
           <w:lang w:val="en_US" w:bidi="en_US"/>
@@ -5170,36 +4474,24 @@
         </w:rPr>
         <w:t>3. Son of Dishan and the grandson of Seir the Horite (</w:t>
       </w:r>
-      <w:hyperlink r:id="rId118">
-        <w:r>
-          <w:rPr>
-            <w:lang w:val="en_US" w:bidi="en_US"/>
-          </w:rPr>
-          <w:rPr>
-            <w:color w:val="0000EE"/>
-            <w:u w:val="single"/>
-          </w:rPr>
-          <w:t>Gn 36:28</w:t>
-        </w:r>
-      </w:hyperlink>
+      <w:r>
+        <w:rPr>
+          <w:lang w:val="en_US" w:bidi="en_US"/>
+        </w:rPr>
+        <w:t>Gn 36:28</w:t>
+      </w:r>
       <w:r>
         <w:rPr>
           <w:lang w:val="en_US" w:bidi="en_US"/>
         </w:rPr>
         <w:t xml:space="preserve">; </w:t>
       </w:r>
-      <w:hyperlink r:id="rId119">
-        <w:r>
-          <w:rPr>
-            <w:lang w:val="en_US" w:bidi="en_US"/>
-          </w:rPr>
-          <w:rPr>
-            <w:color w:val="0000EE"/>
-            <w:u w:val="single"/>
-          </w:rPr>
-          <w:t>1 Chr 1:42</w:t>
-        </w:r>
-      </w:hyperlink>
+      <w:r>
+        <w:rPr>
+          <w:lang w:val="en_US" w:bidi="en_US"/>
+        </w:rPr>
+        <w:t>1 Chr 1:42</w:t>
+      </w:r>
       <w:r>
         <w:rPr>
           <w:lang w:val="en_US" w:bidi="en_US"/>
@@ -5254,90 +4546,60 @@
         </w:rPr>
         <w:t>Homeland of Job (</w:t>
       </w:r>
-      <w:hyperlink r:id="rId120">
-        <w:r>
-          <w:rPr>
-            <w:lang w:val="en_US" w:bidi="en_US"/>
-          </w:rPr>
-          <w:rPr>
-            <w:color w:val="0000EE"/>
-            <w:u w:val="single"/>
-          </w:rPr>
-          <w:t>Jb 1:1</w:t>
-        </w:r>
-      </w:hyperlink>
+      <w:r>
+        <w:rPr>
+          <w:lang w:val="en_US" w:bidi="en_US"/>
+        </w:rPr>
+        <w:t>Jb 1:1</w:t>
+      </w:r>
       <w:r>
         <w:rPr>
           <w:lang w:val="en_US" w:bidi="en_US"/>
         </w:rPr>
         <w:t>). The name appears in parallels with Edom and is associated with the Uz in the family tree of the original Horites in Seir (</w:t>
       </w:r>
-      <w:hyperlink r:id="rId121">
-        <w:r>
-          <w:rPr>
-            <w:lang w:val="en_US" w:bidi="en_US"/>
-          </w:rPr>
-          <w:rPr>
-            <w:color w:val="0000EE"/>
-            <w:u w:val="single"/>
-          </w:rPr>
-          <w:t>Lam 4:21</w:t>
-        </w:r>
-      </w:hyperlink>
+      <w:r>
+        <w:rPr>
+          <w:lang w:val="en_US" w:bidi="en_US"/>
+        </w:rPr>
+        <w:t>Lam 4:21</w:t>
+      </w:r>
       <w:r>
         <w:rPr>
           <w:lang w:val="en_US" w:bidi="en_US"/>
         </w:rPr>
         <w:t>). The book of Job does not locate the land of Uz, but it does say that the sons of the East (Kedem) lived there (</w:t>
       </w:r>
-      <w:hyperlink r:id="rId122">
-        <w:r>
-          <w:rPr>
-            <w:lang w:val="en_US" w:bidi="en_US"/>
-          </w:rPr>
-          <w:rPr>
-            <w:color w:val="0000EE"/>
-            <w:u w:val="single"/>
-          </w:rPr>
-          <w:t>Jb 1:3</w:t>
-        </w:r>
-      </w:hyperlink>
+      <w:r>
+        <w:rPr>
+          <w:lang w:val="en_US" w:bidi="en_US"/>
+        </w:rPr>
+        <w:t>Jb 1:3</w:t>
+      </w:r>
       <w:r>
         <w:rPr>
           <w:lang w:val="en_US" w:bidi="en_US"/>
         </w:rPr>
         <w:t xml:space="preserve">). Uz is also said to be close to the desert (v </w:t>
       </w:r>
-      <w:hyperlink r:id="rId123">
-        <w:r>
-          <w:rPr>
-            <w:lang w:val="en_US" w:bidi="en_US"/>
-          </w:rPr>
-          <w:rPr>
-            <w:color w:val="0000EE"/>
-            <w:u w:val="single"/>
-          </w:rPr>
-          <w:t>15</w:t>
-        </w:r>
-      </w:hyperlink>
+      <w:r>
+        <w:rPr>
+          <w:lang w:val="en_US" w:bidi="en_US"/>
+        </w:rPr>
+        <w:t>15</w:t>
+      </w:r>
       <w:r>
         <w:rPr>
           <w:lang w:val="en_US" w:bidi="en_US"/>
         </w:rPr>
         <w:t xml:space="preserve">) and to the Chasdim (v </w:t>
       </w:r>
-      <w:hyperlink r:id="rId124">
-        <w:r>
-          <w:rPr>
-            <w:lang w:val="en_US" w:bidi="en_US"/>
-          </w:rPr>
-          <w:rPr>
-            <w:color w:val="0000EE"/>
-            <w:u w:val="single"/>
-          </w:rPr>
-          <w:t>17</w:t>
-        </w:r>
-      </w:hyperlink>
+      <w:r>
+        <w:rPr>
+          <w:lang w:val="en_US" w:bidi="en_US"/>
+        </w:rPr>
+        <w:t>17</w:t>
+      </w:r>
       <w:r>
         <w:rPr>
           <w:lang w:val="en_US" w:bidi="en_US"/>
@@ -5371,18 +4633,12 @@
         </w:rPr>
         <w:t xml:space="preserve"> 1.6.4), with reference to the Uz of the Aramean genealogy (</w:t>
       </w:r>
-      <w:hyperlink r:id="rId115">
-        <w:r>
-          <w:rPr>
-            <w:lang w:val="en_US" w:bidi="en_US"/>
-          </w:rPr>
-          <w:rPr>
-            <w:color w:val="0000EE"/>
-            <w:u w:val="single"/>
-          </w:rPr>
-          <w:t>Gn 10:23</w:t>
-        </w:r>
-      </w:hyperlink>
+      <w:r>
+        <w:rPr>
+          <w:lang w:val="en_US" w:bidi="en_US"/>
+        </w:rPr>
+        <w:t>Gn 10:23</w:t>
+      </w:r>
       <w:r>
         <w:rPr>
           <w:lang w:val="en_US" w:bidi="en_US"/>
@@ -5435,20 +4691,14 @@
         <w:rPr>
           <w:lang w:val="en_US" w:bidi="en_US"/>
         </w:rPr>
-        <w:t>Father of Palal, a repairer of the Jerusalem wall during Nehemiah’s day (</w:t>
-      </w:r>
-      <w:hyperlink r:id="rId125">
-        <w:r>
-          <w:rPr>
-            <w:lang w:val="en_US" w:bidi="en_US"/>
-          </w:rPr>
-          <w:rPr>
-            <w:color w:val="0000EE"/>
-            <w:u w:val="single"/>
-          </w:rPr>
-          <w:t>Neh 3:25</w:t>
-        </w:r>
-      </w:hyperlink>
+        <w:t>Uzai was the father of Palal. Palal repaired the wall of Jerusalem during the time of Nehemiah (</w:t>
+      </w:r>
+      <w:r>
+        <w:rPr>
+          <w:lang w:val="en_US" w:bidi="en_US"/>
+        </w:rPr>
+        <w:t>Nehemiah 3:25</w:t>
+      </w:r>
       <w:r>
         <w:rPr>
           <w:lang w:val="en_US" w:bidi="en_US"/>
@@ -5501,38 +4751,26 @@
         <w:rPr>
           <w:lang w:val="en_US" w:bidi="en_US"/>
         </w:rPr>
-        <w:t>Son of Joktan, a descendant of Eber through Shem’s line (</w:t>
-      </w:r>
-      <w:hyperlink r:id="rId126">
-        <w:r>
-          <w:rPr>
-            <w:lang w:val="en_US" w:bidi="en_US"/>
-          </w:rPr>
-          <w:rPr>
-            <w:color w:val="0000EE"/>
-            <w:u w:val="single"/>
-          </w:rPr>
-          <w:t>Gn 10:27</w:t>
-        </w:r>
-      </w:hyperlink>
+        <w:t>Uzal was a son of Joktan. He was a descendant of Eber through the family line of Shem, son of Noah (</w:t>
+      </w:r>
+      <w:r>
+        <w:rPr>
+          <w:lang w:val="en_US" w:bidi="en_US"/>
+        </w:rPr>
+        <w:t>Genesis 10:27</w:t>
+      </w:r>
       <w:r>
         <w:rPr>
           <w:lang w:val="en_US" w:bidi="en_US"/>
         </w:rPr>
         <w:t xml:space="preserve">; </w:t>
       </w:r>
-      <w:hyperlink r:id="rId127">
-        <w:r>
-          <w:rPr>
-            <w:lang w:val="en_US" w:bidi="en_US"/>
-          </w:rPr>
-          <w:rPr>
-            <w:color w:val="0000EE"/>
-            <w:u w:val="single"/>
-          </w:rPr>
-          <w:t>1 Chr 1:21</w:t>
-        </w:r>
-      </w:hyperlink>
+      <w:r>
+        <w:rPr>
+          <w:lang w:val="en_US" w:bidi="en_US"/>
+        </w:rPr>
+        <w:t>1 Chronicles 1:21</w:t>
+      </w:r>
       <w:r>
         <w:rPr>
           <w:lang w:val="en_US" w:bidi="en_US"/>
@@ -5587,18 +4825,12 @@
         </w:rPr>
         <w:t>Place mentioned with Dan and Javan in an obscure passage (</w:t>
       </w:r>
-      <w:hyperlink r:id="rId128">
-        <w:r>
-          <w:rPr>
-            <w:lang w:val="en_US" w:bidi="en_US"/>
-          </w:rPr>
-          <w:rPr>
-            <w:color w:val="0000EE"/>
-            <w:u w:val="single"/>
-          </w:rPr>
-          <w:t>Ez 27:19</w:t>
-        </w:r>
-      </w:hyperlink>
+      <w:r>
+        <w:rPr>
+          <w:lang w:val="en_US" w:bidi="en_US"/>
+        </w:rPr>
+        <w:t>Ez 27:19</w:t>
+      </w:r>
       <w:r>
         <w:rPr>
           <w:lang w:val="en_US" w:bidi="en_US"/>
@@ -5653,18 +4885,12 @@
         </w:rPr>
         <w:t>1. Owner or initial planter of a garden that served as the burial place for kings Manasseh and Amon of Judah (</w:t>
       </w:r>
-      <w:hyperlink r:id="rId129">
-        <w:r>
-          <w:rPr>
-            <w:lang w:val="en_US" w:bidi="en_US"/>
-          </w:rPr>
-          <w:rPr>
-            <w:color w:val="0000EE"/>
-            <w:u w:val="single"/>
-          </w:rPr>
-          <w:t>2 Kgs 21:18, 26</w:t>
-        </w:r>
-      </w:hyperlink>
+      <w:r>
+        <w:rPr>
+          <w:lang w:val="en_US" w:bidi="en_US"/>
+        </w:rPr>
+        <w:t>2 Kgs 21:18, 26</w:t>
+      </w:r>
       <w:r>
         <w:rPr>
           <w:lang w:val="en_US" w:bidi="en_US"/>
@@ -5685,18 +4911,12 @@
         </w:rPr>
         <w:t xml:space="preserve">2. KJV spelling for Uzzah, Shimei’s son, in </w:t>
       </w:r>
-      <w:hyperlink r:id="rId130">
-        <w:r>
-          <w:rPr>
-            <w:lang w:val="en_US" w:bidi="en_US"/>
-          </w:rPr>
-          <w:rPr>
-            <w:color w:val="0000EE"/>
-            <w:u w:val="single"/>
-          </w:rPr>
-          <w:t>1 Chronicles 6:29</w:t>
-        </w:r>
-      </w:hyperlink>
+      <w:r>
+        <w:rPr>
+          <w:lang w:val="en_US" w:bidi="en_US"/>
+        </w:rPr>
+        <w:t>1 Chronicles 6:29</w:t>
+      </w:r>
       <w:r>
         <w:rPr>
           <w:lang w:val="en_US" w:bidi="en_US"/>
@@ -5742,18 +4962,12 @@
         </w:rPr>
         <w:t>3. Son or descendant of Ehud from Benjamin’s tribe (</w:t>
       </w:r>
-      <w:hyperlink r:id="rId131">
-        <w:r>
-          <w:rPr>
-            <w:lang w:val="en_US" w:bidi="en_US"/>
-          </w:rPr>
-          <w:rPr>
-            <w:color w:val="0000EE"/>
-            <w:u w:val="single"/>
-          </w:rPr>
-          <w:t>1 Chr 8:7</w:t>
-        </w:r>
-      </w:hyperlink>
+      <w:r>
+        <w:rPr>
+          <w:lang w:val="en_US" w:bidi="en_US"/>
+        </w:rPr>
+        <w:t>1 Chr 8:7</w:t>
+      </w:r>
       <w:r>
         <w:rPr>
           <w:lang w:val="en_US" w:bidi="en_US"/>
@@ -5774,18 +4988,12 @@
         </w:rPr>
         <w:t xml:space="preserve">4. KJV spelling for Uzzah, Abinadab’s son, in </w:t>
       </w:r>
-      <w:hyperlink r:id="rId132">
-        <w:r>
-          <w:rPr>
-            <w:lang w:val="en_US" w:bidi="en_US"/>
-          </w:rPr>
-          <w:rPr>
-            <w:color w:val="0000EE"/>
-            <w:u w:val="single"/>
-          </w:rPr>
-          <w:t>1 Chronicles 13:7–11</w:t>
-        </w:r>
-      </w:hyperlink>
+      <w:r>
+        <w:rPr>
+          <w:lang w:val="en_US" w:bidi="en_US"/>
+        </w:rPr>
+        <w:t>1 Chronicles 13:7–11</w:t>
+      </w:r>
       <w:r>
         <w:rPr>
           <w:lang w:val="en_US" w:bidi="en_US"/>
@@ -5831,36 +5039,24 @@
         </w:rPr>
         <w:t>5. Forefather of a family of temple servants who returned to Jerusalem with Zerubbabel following the exile (</w:t>
       </w:r>
-      <w:hyperlink r:id="rId133">
-        <w:r>
-          <w:rPr>
-            <w:lang w:val="en_US" w:bidi="en_US"/>
-          </w:rPr>
-          <w:rPr>
-            <w:color w:val="0000EE"/>
-            <w:u w:val="single"/>
-          </w:rPr>
-          <w:t>Ezr 2:49</w:t>
-        </w:r>
-      </w:hyperlink>
+      <w:r>
+        <w:rPr>
+          <w:lang w:val="en_US" w:bidi="en_US"/>
+        </w:rPr>
+        <w:t>Ezr 2:49</w:t>
+      </w:r>
       <w:r>
         <w:rPr>
           <w:lang w:val="en_US" w:bidi="en_US"/>
         </w:rPr>
         <w:t xml:space="preserve">; </w:t>
       </w:r>
-      <w:hyperlink r:id="rId134">
-        <w:r>
-          <w:rPr>
-            <w:lang w:val="en_US" w:bidi="en_US"/>
-          </w:rPr>
-          <w:rPr>
-            <w:color w:val="0000EE"/>
-            <w:u w:val="single"/>
-          </w:rPr>
-          <w:t>Neh 7:51</w:t>
-        </w:r>
-      </w:hyperlink>
+      <w:r>
+        <w:rPr>
+          <w:lang w:val="en_US" w:bidi="en_US"/>
+        </w:rPr>
+        <w:t>Neh 7:51</w:t>
+      </w:r>
       <w:r>
         <w:rPr>
           <w:lang w:val="en_US" w:bidi="en_US"/>
@@ -5923,54 +5119,36 @@
         </w:rPr>
         <w:t>A son of Abinadab who died while helping transport the ark of the covenant when it was returned from the Philistines (</w:t>
       </w:r>
-      <w:hyperlink r:id="rId135">
-        <w:r>
-          <w:rPr>
-            <w:lang w:val="en_US" w:bidi="en_US"/>
-          </w:rPr>
-          <w:rPr>
-            <w:color w:val="0000EE"/>
-            <w:u w:val="single"/>
-          </w:rPr>
-          <w:t>2 Samuel 6:1–8</w:t>
-        </w:r>
-      </w:hyperlink>
+      <w:r>
+        <w:rPr>
+          <w:lang w:val="en_US" w:bidi="en_US"/>
+        </w:rPr>
+        <w:t>2 Samuel 6:1–8</w:t>
+      </w:r>
       <w:r>
         <w:rPr>
           <w:lang w:val="en_US" w:bidi="en_US"/>
         </w:rPr>
         <w:t xml:space="preserve">; </w:t>
       </w:r>
-      <w:hyperlink r:id="rId132">
-        <w:r>
-          <w:rPr>
-            <w:lang w:val="en_US" w:bidi="en_US"/>
-          </w:rPr>
-          <w:rPr>
-            <w:color w:val="0000EE"/>
-            <w:u w:val="single"/>
-          </w:rPr>
-          <w:t>1 Chronicles 13:7–11</w:t>
-        </w:r>
-      </w:hyperlink>
+      <w:r>
+        <w:rPr>
+          <w:lang w:val="en_US" w:bidi="en_US"/>
+        </w:rPr>
+        <w:t>1 Chronicles 13:7–11</w:t>
+      </w:r>
       <w:r>
         <w:rPr>
           <w:lang w:val="en_US" w:bidi="en_US"/>
         </w:rPr>
         <w:t xml:space="preserve">). Uzzah was struck dead by the Lord because he reached out and took hold of the ark when he tried to steady it. This action went against the instructions of </w:t>
       </w:r>
-      <w:hyperlink r:id="rId136">
-        <w:r>
-          <w:rPr>
-            <w:lang w:val="en_US" w:bidi="en_US"/>
-          </w:rPr>
-          <w:rPr>
-            <w:color w:val="0000EE"/>
-            <w:u w:val="single"/>
-          </w:rPr>
-          <w:t>Numbers 4:15</w:t>
-        </w:r>
-      </w:hyperlink>
+      <w:r>
+        <w:rPr>
+          <w:lang w:val="en_US" w:bidi="en_US"/>
+        </w:rPr>
+        <w:t>Numbers 4:15</w:t>
+      </w:r>
       <w:r>
         <w:rPr>
           <w:lang w:val="en_US" w:bidi="en_US"/>
@@ -5995,18 +5173,12 @@
         </w:rPr>
         <w:t xml:space="preserve">A Levite from the clan of Merari. </w:t>
       </w:r>
-      <w:hyperlink r:id="rId130">
-        <w:r>
-          <w:rPr>
-            <w:lang w:val="en_US" w:bidi="en_US"/>
-          </w:rPr>
-          <w:rPr>
-            <w:color w:val="0000EE"/>
-            <w:u w:val="single"/>
-          </w:rPr>
-          <w:t>1 Chronicles 6:29</w:t>
-        </w:r>
-      </w:hyperlink>
+      <w:r>
+        <w:rPr>
+          <w:lang w:val="en_US" w:bidi="en_US"/>
+        </w:rPr>
+        <w:t>1 Chronicles 6:29</w:t>
+      </w:r>
       <w:r>
         <w:rPr>
           <w:lang w:val="en_US" w:bidi="en_US"/>
@@ -6061,18 +5233,12 @@
         </w:rPr>
         <w:t>A town built by Sheerah, who was either the daughter or granddaughter of Ephraim (</w:t>
       </w:r>
-      <w:hyperlink r:id="rId137">
-        <w:r>
-          <w:rPr>
-            <w:lang w:val="en_US" w:bidi="en_US"/>
-          </w:rPr>
-          <w:rPr>
-            <w:color w:val="0000EE"/>
-            <w:u w:val="single"/>
-          </w:rPr>
-          <w:t>1 Chronicles 7:24</w:t>
-        </w:r>
-      </w:hyperlink>
+      <w:r>
+        <w:rPr>
+          <w:lang w:val="en_US" w:bidi="en_US"/>
+        </w:rPr>
+        <w:t>1 Chronicles 7:24</w:t>
+      </w:r>
       <w:r>
         <w:rPr>
           <w:lang w:val="en_US" w:bidi="en_US"/>
@@ -6135,36 +5301,24 @@
         </w:rPr>
         <w:t>A descendant of Eliezer, a direct ancestor of the high priests. Though, he never served as a high priest (</w:t>
       </w:r>
-      <w:hyperlink r:id="rId138">
-        <w:r>
-          <w:rPr>
-            <w:lang w:val="en_US" w:bidi="en_US"/>
-          </w:rPr>
-          <w:rPr>
-            <w:color w:val="0000EE"/>
-            <w:u w:val="single"/>
-          </w:rPr>
-          <w:t>1 Chronicles 6:5–6, 51</w:t>
-        </w:r>
-      </w:hyperlink>
+      <w:r>
+        <w:rPr>
+          <w:lang w:val="en_US" w:bidi="en_US"/>
+        </w:rPr>
+        <w:t>1 Chronicles 6:5–6, 51</w:t>
+      </w:r>
       <w:r>
         <w:rPr>
           <w:lang w:val="en_US" w:bidi="en_US"/>
         </w:rPr>
         <w:t>). He is listed as the son of Bukki and the father of Zerahiah. He was an ancestor of Zadok and later Ezra (</w:t>
       </w:r>
-      <w:hyperlink r:id="rId139">
-        <w:r>
-          <w:rPr>
-            <w:lang w:val="en_US" w:bidi="en_US"/>
-          </w:rPr>
-          <w:rPr>
-            <w:color w:val="0000EE"/>
-            <w:u w:val="single"/>
-          </w:rPr>
-          <w:t>Ezra 7:4</w:t>
-        </w:r>
-      </w:hyperlink>
+      <w:r>
+        <w:rPr>
+          <w:lang w:val="en_US" w:bidi="en_US"/>
+        </w:rPr>
+        <w:t>Ezra 7:4</w:t>
+      </w:r>
       <w:r>
         <w:rPr>
           <w:lang w:val="en_US" w:bidi="en_US"/>
@@ -6189,18 +5343,12 @@
         </w:rPr>
         <w:t>A clan chief and mighty warrior of the tribe of Issachar. He was one of the six sons of Tola and the father of Izrahiah, who was clan chief after him (</w:t>
       </w:r>
-      <w:hyperlink r:id="rId140">
-        <w:r>
-          <w:rPr>
-            <w:lang w:val="en_US" w:bidi="en_US"/>
-          </w:rPr>
-          <w:rPr>
-            <w:color w:val="0000EE"/>
-            <w:u w:val="single"/>
-          </w:rPr>
-          <w:t>1 Chronicles 7:2–3</w:t>
-        </w:r>
-      </w:hyperlink>
+      <w:r>
+        <w:rPr>
+          <w:lang w:val="en_US" w:bidi="en_US"/>
+        </w:rPr>
+        <w:t>1 Chronicles 7:2–3</w:t>
+      </w:r>
       <w:r>
         <w:rPr>
           <w:lang w:val="en_US" w:bidi="en_US"/>
@@ -6225,18 +5373,12 @@
         </w:rPr>
         <w:t>A clan chief and mighty warrior of the tribe of Benjamin, listed as one of the sons of Bela (</w:t>
       </w:r>
-      <w:hyperlink r:id="rId141">
-        <w:r>
-          <w:rPr>
-            <w:lang w:val="en_US" w:bidi="en_US"/>
-          </w:rPr>
-          <w:rPr>
-            <w:color w:val="0000EE"/>
-            <w:u w:val="single"/>
-          </w:rPr>
-          <w:t>1 Chronicles 7:7</w:t>
-        </w:r>
-      </w:hyperlink>
+      <w:r>
+        <w:rPr>
+          <w:lang w:val="en_US" w:bidi="en_US"/>
+        </w:rPr>
+        <w:t>1 Chronicles 7:7</w:t>
+      </w:r>
       <w:r>
         <w:rPr>
           <w:lang w:val="en_US" w:bidi="en_US"/>
@@ -6261,18 +5403,12 @@
         </w:rPr>
         <w:t>The head of one of the Benjaminite clans that returned from Babylon, listed as the son of Micri and the father of Elah (</w:t>
       </w:r>
-      <w:hyperlink r:id="rId142">
-        <w:r>
-          <w:rPr>
-            <w:lang w:val="en_US" w:bidi="en_US"/>
-          </w:rPr>
-          <w:rPr>
-            <w:color w:val="0000EE"/>
-            <w:u w:val="single"/>
-          </w:rPr>
-          <w:t>1 Chronicles 9:8</w:t>
-        </w:r>
-      </w:hyperlink>
+      <w:r>
+        <w:rPr>
+          <w:lang w:val="en_US" w:bidi="en_US"/>
+        </w:rPr>
+        <w:t>1 Chronicles 9:8</w:t>
+      </w:r>
       <w:r>
         <w:rPr>
           <w:lang w:val="en_US" w:bidi="en_US"/>
@@ -6297,18 +5433,12 @@
         </w:rPr>
         <w:t>One of the leaders of the Levites in Jerusalem, listed as the son of Bani from the clan of Asaph (</w:t>
       </w:r>
-      <w:hyperlink r:id="rId143">
-        <w:r>
-          <w:rPr>
-            <w:lang w:val="en_US" w:bidi="en_US"/>
-          </w:rPr>
-          <w:rPr>
-            <w:color w:val="0000EE"/>
-            <w:u w:val="single"/>
-          </w:rPr>
-          <w:t>Nehemiah 11:22</w:t>
-        </w:r>
-      </w:hyperlink>
+      <w:r>
+        <w:rPr>
+          <w:lang w:val="en_US" w:bidi="en_US"/>
+        </w:rPr>
+        <w:t>Nehemiah 11:22</w:t>
+      </w:r>
       <w:r>
         <w:rPr>
           <w:lang w:val="en_US" w:bidi="en_US"/>
@@ -6333,18 +5463,12 @@
         </w:rPr>
         <w:t>The head of the priestly house of Jedaiah during the days of Joiakim the high priest (</w:t>
       </w:r>
-      <w:hyperlink r:id="rId144">
-        <w:r>
-          <w:rPr>
-            <w:lang w:val="en_US" w:bidi="en_US"/>
-          </w:rPr>
-          <w:rPr>
-            <w:color w:val="0000EE"/>
-            <w:u w:val="single"/>
-          </w:rPr>
-          <w:t>Nehemiah 12:19</w:t>
-        </w:r>
-      </w:hyperlink>
+      <w:r>
+        <w:rPr>
+          <w:lang w:val="en_US" w:bidi="en_US"/>
+        </w:rPr>
+        <w:t>Nehemiah 12:19</w:t>
+      </w:r>
       <w:r>
         <w:rPr>
           <w:lang w:val="en_US" w:bidi="en_US"/>
@@ -6369,18 +5493,12 @@
         </w:rPr>
         <w:t>One of the priests (or Levites) who helped dedicate the rebuilt temple (</w:t>
       </w:r>
-      <w:hyperlink r:id="rId145">
-        <w:r>
-          <w:rPr>
-            <w:lang w:val="en_US" w:bidi="en_US"/>
-          </w:rPr>
-          <w:rPr>
-            <w:color w:val="0000EE"/>
-            <w:u w:val="single"/>
-          </w:rPr>
-          <w:t>Nehemiah 12:42</w:t>
-        </w:r>
-      </w:hyperlink>
+      <w:r>
+        <w:rPr>
+          <w:lang w:val="en_US" w:bidi="en_US"/>
+        </w:rPr>
+        <w:t>Nehemiah 12:42</w:t>
+      </w:r>
       <w:r>
         <w:rPr>
           <w:lang w:val="en_US" w:bidi="en_US"/>
@@ -6435,18 +5553,12 @@
         </w:rPr>
         <w:t>One of David’s mighty men (</w:t>
       </w:r>
-      <w:hyperlink r:id="rId146">
-        <w:r>
-          <w:rPr>
-            <w:lang w:val="en_US" w:bidi="en_US"/>
-          </w:rPr>
-          <w:rPr>
-            <w:color w:val="0000EE"/>
-            <w:u w:val="single"/>
-          </w:rPr>
-          <w:t>1 Chronicles 11:44</w:t>
-        </w:r>
-      </w:hyperlink>
+      <w:r>
+        <w:rPr>
+          <w:lang w:val="en_US" w:bidi="en_US"/>
+        </w:rPr>
+        <w:t>1 Chronicles 11:44</w:t>
+      </w:r>
       <w:r>
         <w:rPr>
           <w:lang w:val="en_US" w:bidi="en_US"/>
@@ -6501,54 +5613,36 @@
         </w:rPr>
         <w:t xml:space="preserve">1. Judah’s king from around 792 to 740 BC (cf. </w:t>
       </w:r>
-      <w:hyperlink r:id="rId147">
-        <w:r>
-          <w:rPr>
-            <w:lang w:val="en_US" w:bidi="en_US"/>
-          </w:rPr>
-          <w:rPr>
-            <w:color w:val="0000EE"/>
-            <w:u w:val="single"/>
-          </w:rPr>
-          <w:t>2 Kgs 14:21–22</w:t>
-        </w:r>
-      </w:hyperlink>
+      <w:r>
+        <w:rPr>
+          <w:lang w:val="en_US" w:bidi="en_US"/>
+        </w:rPr>
+        <w:t>2 Kgs 14:21–22</w:t>
+      </w:r>
       <w:r>
         <w:rPr>
           <w:lang w:val="en_US" w:bidi="en_US"/>
         </w:rPr>
         <w:t xml:space="preserve">; </w:t>
       </w:r>
-      <w:hyperlink r:id="rId148">
-        <w:r>
-          <w:rPr>
-            <w:lang w:val="en_US" w:bidi="en_US"/>
-          </w:rPr>
-          <w:rPr>
-            <w:color w:val="0000EE"/>
-            <w:u w:val="single"/>
-          </w:rPr>
-          <w:t>15:1–7</w:t>
-        </w:r>
-      </w:hyperlink>
+      <w:r>
+        <w:rPr>
+          <w:lang w:val="en_US" w:bidi="en_US"/>
+        </w:rPr>
+        <w:t>15:1–7</w:t>
+      </w:r>
       <w:r>
         <w:rPr>
           <w:lang w:val="en_US" w:bidi="en_US"/>
         </w:rPr>
         <w:t xml:space="preserve">; </w:t>
       </w:r>
-      <w:hyperlink r:id="rId149">
-        <w:r>
-          <w:rPr>
-            <w:lang w:val="en_US" w:bidi="en_US"/>
-          </w:rPr>
-          <w:rPr>
-            <w:color w:val="0000EE"/>
-            <w:u w:val="single"/>
-          </w:rPr>
-          <w:t>2 Chr 26:1–23</w:t>
-        </w:r>
-      </w:hyperlink>
+      <w:r>
+        <w:rPr>
+          <w:lang w:val="en_US" w:bidi="en_US"/>
+        </w:rPr>
+        <w:t>2 Chr 26:1–23</w:t>
+      </w:r>
       <w:r>
         <w:rPr>
           <w:lang w:val="en_US" w:bidi="en_US"/>
@@ -6569,54 +5663,36 @@
         </w:rPr>
         <w:t>Uzziah was a capable, energetic, and well-organized person, with many diverse interests. The Lord blessed him in all of his undertakings, so that he prospered. He is characterized as one who “did what was right in the eyes of the Lord” (</w:t>
       </w:r>
-      <w:hyperlink r:id="rId150">
-        <w:r>
-          <w:rPr>
-            <w:lang w:val="en_US" w:bidi="en_US"/>
-          </w:rPr>
-          <w:rPr>
-            <w:color w:val="0000EE"/>
-            <w:u w:val="single"/>
-          </w:rPr>
-          <w:t>2 Kgs 15:3</w:t>
-        </w:r>
-      </w:hyperlink>
+      <w:r>
+        <w:rPr>
+          <w:lang w:val="en_US" w:bidi="en_US"/>
+        </w:rPr>
+        <w:t>2 Kgs 15:3</w:t>
+      </w:r>
       <w:r>
         <w:rPr>
           <w:lang w:val="en_US" w:bidi="en_US"/>
         </w:rPr>
         <w:t xml:space="preserve">; </w:t>
       </w:r>
-      <w:hyperlink r:id="rId151">
-        <w:r>
-          <w:rPr>
-            <w:lang w:val="en_US" w:bidi="en_US"/>
-          </w:rPr>
-          <w:rPr>
-            <w:color w:val="0000EE"/>
-            <w:u w:val="single"/>
-          </w:rPr>
-          <w:t>2 Chr 26:4</w:t>
-        </w:r>
-      </w:hyperlink>
+      <w:r>
+        <w:rPr>
+          <w:lang w:val="en_US" w:bidi="en_US"/>
+        </w:rPr>
+        <w:t>2 Chr 26:4</w:t>
+      </w:r>
       <w:r>
         <w:rPr>
           <w:lang w:val="en_US" w:bidi="en_US"/>
         </w:rPr>
         <w:t>). He determined to seek God and went to Zechariah (not the postexilic prophet) for spiritual instruction. Consequently, “as long as he sought the Lord, God made him prosper” (</w:t>
       </w:r>
-      <w:hyperlink r:id="rId152">
-        <w:r>
-          <w:rPr>
-            <w:lang w:val="en_US" w:bidi="en_US"/>
-          </w:rPr>
-          <w:rPr>
-            <w:color w:val="0000EE"/>
-            <w:u w:val="single"/>
-          </w:rPr>
-          <w:t>2 Chr 26:5</w:t>
-        </w:r>
-      </w:hyperlink>
+      <w:r>
+        <w:rPr>
+          <w:lang w:val="en_US" w:bidi="en_US"/>
+        </w:rPr>
+        <w:t>2 Chr 26:5</w:t>
+      </w:r>
       <w:r>
         <w:rPr>
           <w:lang w:val="en_US" w:bidi="en_US"/>
@@ -6637,108 +5713,72 @@
         </w:rPr>
         <w:t>The prophets of the Lord were active during his reign. Isaiah, Hosea, and Amos began their prophetic work in the time of Uzziah (</w:t>
       </w:r>
-      <w:hyperlink r:id="rId153">
-        <w:r>
-          <w:rPr>
-            <w:lang w:val="en_US" w:bidi="en_US"/>
-          </w:rPr>
-          <w:rPr>
-            <w:color w:val="0000EE"/>
-            <w:u w:val="single"/>
-          </w:rPr>
-          <w:t>Is 1:1</w:t>
-        </w:r>
-      </w:hyperlink>
+      <w:r>
+        <w:rPr>
+          <w:lang w:val="en_US" w:bidi="en_US"/>
+        </w:rPr>
+        <w:t>Is 1:1</w:t>
+      </w:r>
       <w:r>
         <w:rPr>
           <w:lang w:val="en_US" w:bidi="en_US"/>
         </w:rPr>
         <w:t xml:space="preserve">; </w:t>
       </w:r>
-      <w:hyperlink r:id="rId154">
-        <w:r>
-          <w:rPr>
-            <w:lang w:val="en_US" w:bidi="en_US"/>
-          </w:rPr>
-          <w:rPr>
-            <w:color w:val="0000EE"/>
-            <w:u w:val="single"/>
-          </w:rPr>
-          <w:t>Hos 1:1</w:t>
-        </w:r>
-      </w:hyperlink>
+      <w:r>
+        <w:rPr>
+          <w:lang w:val="en_US" w:bidi="en_US"/>
+        </w:rPr>
+        <w:t>Hos 1:1</w:t>
+      </w:r>
       <w:r>
         <w:rPr>
           <w:lang w:val="en_US" w:bidi="en_US"/>
         </w:rPr>
         <w:t xml:space="preserve">; </w:t>
       </w:r>
-      <w:hyperlink r:id="rId155">
-        <w:r>
-          <w:rPr>
-            <w:lang w:val="en_US" w:bidi="en_US"/>
-          </w:rPr>
-          <w:rPr>
-            <w:color w:val="0000EE"/>
-            <w:u w:val="single"/>
-          </w:rPr>
-          <w:t>Am 1:1</w:t>
-        </w:r>
-      </w:hyperlink>
+      <w:r>
+        <w:rPr>
+          <w:lang w:val="en_US" w:bidi="en_US"/>
+        </w:rPr>
+        <w:t>Am 1:1</w:t>
+      </w:r>
       <w:r>
         <w:rPr>
           <w:lang w:val="en_US" w:bidi="en_US"/>
         </w:rPr>
         <w:t>). Uzziah was also active with military campaigns. His primary success was against Israel’s strong historical enemy, the Philistines. He broke down the walls of Gath, Jabneh, and Ashdod and built his own cities in Philistia. He also built many fortifications, such as fortified towers in Jerusalem and in the wilderness. He defeated some Arabs and also the Meunites, and he brought the Ammonites under tribute (</w:t>
       </w:r>
-      <w:hyperlink r:id="rId156">
-        <w:r>
-          <w:rPr>
-            <w:lang w:val="en_US" w:bidi="en_US"/>
-          </w:rPr>
-          <w:rPr>
-            <w:color w:val="0000EE"/>
-            <w:u w:val="single"/>
-          </w:rPr>
-          <w:t>2 Chr 27:5–8</w:t>
-        </w:r>
-      </w:hyperlink>
+      <w:r>
+        <w:rPr>
+          <w:lang w:val="en_US" w:bidi="en_US"/>
+        </w:rPr>
+        <w:t>2 Chr 27:5–8</w:t>
+      </w:r>
       <w:r>
         <w:rPr>
           <w:lang w:val="en_US" w:bidi="en_US"/>
         </w:rPr>
         <w:t>). Uzziah had an army “fit for war,” which was drafted according to census and organized into divisions. There were 2,600 officers and 307,500 fighting men who could wage war with mighty power. The army was well outfitted, with weapons, such as spears, bows, and sling stones, and with defensive equipment, including shields, helmets, and coats of armor (</w:t>
       </w:r>
-      <w:hyperlink r:id="rId157">
-        <w:r>
-          <w:rPr>
-            <w:lang w:val="en_US" w:bidi="en_US"/>
-          </w:rPr>
-          <w:rPr>
-            <w:color w:val="0000EE"/>
-            <w:u w:val="single"/>
-          </w:rPr>
-          <w:t>2 Chr 26:14</w:t>
-        </w:r>
-      </w:hyperlink>
+      <w:r>
+        <w:rPr>
+          <w:lang w:val="en_US" w:bidi="en_US"/>
+        </w:rPr>
+        <w:t>2 Chr 26:14</w:t>
+      </w:r>
       <w:r>
         <w:rPr>
           <w:lang w:val="en_US" w:bidi="en_US"/>
         </w:rPr>
         <w:t xml:space="preserve">). </w:t>
       </w:r>
-      <w:hyperlink r:id="rId158">
-        <w:r>
-          <w:rPr>
-            <w:lang w:val="en_US" w:bidi="en_US"/>
-          </w:rPr>
-          <w:rPr>
-            <w:color w:val="0000EE"/>
-            <w:u w:val="single"/>
-          </w:rPr>
-          <w:t>Second Chronicles 26:15</w:t>
-        </w:r>
-      </w:hyperlink>
+      <w:r>
+        <w:rPr>
+          <w:lang w:val="en_US" w:bidi="en_US"/>
+        </w:rPr>
+        <w:t>Second Chronicles 26:15</w:t>
+      </w:r>
       <w:r>
         <w:rPr>
           <w:lang w:val="en_US" w:bidi="en_US"/>
@@ -6759,18 +5799,12 @@
         </w:rPr>
         <w:t xml:space="preserve">But Uzziah had a sad downfall. As </w:t>
       </w:r>
-      <w:hyperlink r:id="rId159">
-        <w:r>
-          <w:rPr>
-            <w:lang w:val="en_US" w:bidi="en_US"/>
-          </w:rPr>
-          <w:rPr>
-            <w:color w:val="0000EE"/>
-            <w:u w:val="single"/>
-          </w:rPr>
-          <w:t>Proverbs 16:18</w:t>
-        </w:r>
-      </w:hyperlink>
+      <w:r>
+        <w:rPr>
+          <w:lang w:val="en_US" w:bidi="en_US"/>
+        </w:rPr>
+        <w:t>Proverbs 16:18</w:t>
+      </w:r>
       <w:r>
         <w:rPr>
           <w:lang w:val="en_US" w:bidi="en_US"/>
@@ -6791,18 +5825,12 @@
         </w:rPr>
         <w:t>2. Kohathite Levite and forefather of Samuel (</w:t>
       </w:r>
-      <w:hyperlink r:id="rId103">
-        <w:r>
-          <w:rPr>
-            <w:lang w:val="en_US" w:bidi="en_US"/>
-          </w:rPr>
-          <w:rPr>
-            <w:color w:val="0000EE"/>
-            <w:u w:val="single"/>
-          </w:rPr>
-          <w:t>1 Chr 6:24</w:t>
-        </w:r>
-      </w:hyperlink>
+      <w:r>
+        <w:rPr>
+          <w:lang w:val="en_US" w:bidi="en_US"/>
+        </w:rPr>
+        <w:t>1 Chr 6:24</w:t>
+      </w:r>
       <w:r>
         <w:rPr>
           <w:lang w:val="en_US" w:bidi="en_US"/>
@@ -6823,18 +5851,12 @@
         </w:rPr>
         <w:t>3. Father of Jonathan, David’s treasurer (</w:t>
       </w:r>
-      <w:hyperlink r:id="rId160">
-        <w:r>
-          <w:rPr>
-            <w:lang w:val="en_US" w:bidi="en_US"/>
-          </w:rPr>
-          <w:rPr>
-            <w:color w:val="0000EE"/>
-            <w:u w:val="single"/>
-          </w:rPr>
-          <w:t>1 Chr 27:25</w:t>
-        </w:r>
-      </w:hyperlink>
+      <w:r>
+        <w:rPr>
+          <w:lang w:val="en_US" w:bidi="en_US"/>
+        </w:rPr>
+        <w:t>1 Chr 27:25</w:t>
+      </w:r>
       <w:r>
         <w:rPr>
           <w:lang w:val="en_US" w:bidi="en_US"/>
@@ -6855,41 +5877,17 @@
         </w:rPr>
         <w:t>4. One of Harim’s five sons who was encouraged by Ezra to divorce his foreign wife during the postexilic period (</w:t>
       </w:r>
-      <w:hyperlink r:id="rId161">
-        <w:r>
-          <w:rPr>
-            <w:lang w:val="en_US" w:bidi="en_US"/>
-          </w:rPr>
-          <w:rPr>
-            <w:color w:val="0000EE"/>
-            <w:u w:val="single"/>
-          </w:rPr>
-          <w:t>Ezr 10:21</w:t>
-        </w:r>
-      </w:hyperlink>
-      <w:r>
-        <w:rPr>
-          <w:lang w:val="en_US" w:bidi="en_US"/>
-        </w:rPr>
-        <w:t xml:space="preserve">; </w:t>
-      </w:r>
-      <w:hyperlink r:id="rId162">
-        <w:r>
-          <w:rPr>
-            <w:lang w:val="en_US" w:bidi="en_US"/>
-          </w:rPr>
-          <w:rPr>
-            <w:color w:val="0000EE"/>
-            <w:u w:val="single"/>
-          </w:rPr>
-          <w:t>1 Esd 9:21</w:t>
-        </w:r>
-      </w:hyperlink>
-      <w:r>
-        <w:rPr>
-          <w:lang w:val="en_US" w:bidi="en_US"/>
-        </w:rPr>
-        <w:t>).</w:t>
+      <w:r>
+        <w:rPr>
+          <w:lang w:val="en_US" w:bidi="en_US"/>
+        </w:rPr>
+        <w:t>Ezr 10:21</w:t>
+      </w:r>
+      <w:r>
+        <w:rPr>
+          <w:lang w:val="en_US" w:bidi="en_US"/>
+        </w:rPr>
+        <w:t>; 1 Esd 9:21).</w:t>
       </w:r>
     </w:p>
     <w:p>
@@ -6905,18 +5903,12 @@
         </w:rPr>
         <w:t>5. Descendant of Perez from Judah’s tribe (</w:t>
       </w:r>
-      <w:hyperlink r:id="rId163">
-        <w:r>
-          <w:rPr>
-            <w:lang w:val="en_US" w:bidi="en_US"/>
-          </w:rPr>
-          <w:rPr>
-            <w:color w:val="0000EE"/>
-            <w:u w:val="single"/>
-          </w:rPr>
-          <w:t>Neh 11:4</w:t>
-        </w:r>
-      </w:hyperlink>
+      <w:r>
+        <w:rPr>
+          <w:lang w:val="en_US" w:bidi="en_US"/>
+        </w:rPr>
+        <w:t>Neh 11:4</w:t>
+      </w:r>
       <w:r>
         <w:rPr>
           <w:lang w:val="en_US" w:bidi="en_US"/>
@@ -6979,126 +5971,84 @@
         </w:rPr>
         <w:t>The youngest son of Kohath from the tribe of Levi. Uzziel became the leader of the Uzzielite family group within the larger Kohathite clan (</w:t>
       </w:r>
-      <w:hyperlink r:id="rId164">
-        <w:r>
-          <w:rPr>
-            <w:lang w:val="en_US" w:bidi="en_US"/>
-          </w:rPr>
-          <w:rPr>
-            <w:color w:val="0000EE"/>
-            <w:u w:val="single"/>
-          </w:rPr>
-          <w:t>Exodus 6:18</w:t>
-        </w:r>
-      </w:hyperlink>
+      <w:r>
+        <w:rPr>
+          <w:lang w:val="en_US" w:bidi="en_US"/>
+        </w:rPr>
+        <w:t>Exodus 6:18</w:t>
+      </w:r>
       <w:r>
         <w:rPr>
           <w:lang w:val="en_US" w:bidi="en_US"/>
         </w:rPr>
         <w:t xml:space="preserve">; </w:t>
       </w:r>
-      <w:hyperlink r:id="rId165">
-        <w:r>
-          <w:rPr>
-            <w:lang w:val="en_US" w:bidi="en_US"/>
-          </w:rPr>
-          <w:rPr>
-            <w:color w:val="0000EE"/>
-            <w:u w:val="single"/>
-          </w:rPr>
-          <w:t>Numbers 3:19, 27, 30</w:t>
-        </w:r>
-      </w:hyperlink>
+      <w:r>
+        <w:rPr>
+          <w:lang w:val="en_US" w:bidi="en_US"/>
+        </w:rPr>
+        <w:t>Numbers 3:19, 27, 30</w:t>
+      </w:r>
       <w:r>
         <w:rPr>
           <w:lang w:val="en_US" w:bidi="en_US"/>
         </w:rPr>
         <w:t xml:space="preserve">; </w:t>
       </w:r>
-      <w:hyperlink r:id="rId166">
-        <w:r>
-          <w:rPr>
-            <w:lang w:val="en_US" w:bidi="en_US"/>
-          </w:rPr>
-          <w:rPr>
-            <w:color w:val="0000EE"/>
-            <w:u w:val="single"/>
-          </w:rPr>
-          <w:t>1 Chronicles 26:23</w:t>
-        </w:r>
-      </w:hyperlink>
+      <w:r>
+        <w:rPr>
+          <w:lang w:val="en_US" w:bidi="en_US"/>
+        </w:rPr>
+        <w:t>1 Chronicles 26:23</w:t>
+      </w:r>
       <w:r>
         <w:rPr>
           <w:lang w:val="en_US" w:bidi="en_US"/>
         </w:rPr>
         <w:t>). He was the uncle of Aaron, and his sons Mishael and Elzaphan carried the bodies of Nadab and Abihu outside the camp after they disobeyed Aaron's authority (</w:t>
       </w:r>
-      <w:hyperlink r:id="rId167">
-        <w:r>
-          <w:rPr>
-            <w:lang w:val="en_US" w:bidi="en_US"/>
-          </w:rPr>
-          <w:rPr>
-            <w:color w:val="0000EE"/>
-            <w:u w:val="single"/>
-          </w:rPr>
-          <w:t>Exodus 6:22</w:t>
-        </w:r>
-      </w:hyperlink>
+      <w:r>
+        <w:rPr>
+          <w:lang w:val="en_US" w:bidi="en_US"/>
+        </w:rPr>
+        <w:t>Exodus 6:22</w:t>
+      </w:r>
       <w:r>
         <w:rPr>
           <w:lang w:val="en_US" w:bidi="en_US"/>
         </w:rPr>
         <w:t xml:space="preserve">; </w:t>
       </w:r>
-      <w:hyperlink r:id="rId168">
-        <w:r>
-          <w:rPr>
-            <w:lang w:val="en_US" w:bidi="en_US"/>
-          </w:rPr>
-          <w:rPr>
-            <w:color w:val="0000EE"/>
-            <w:u w:val="single"/>
-          </w:rPr>
-          <w:t>Leviticus 10:4</w:t>
-        </w:r>
-      </w:hyperlink>
+      <w:r>
+        <w:rPr>
+          <w:lang w:val="en_US" w:bidi="en_US"/>
+        </w:rPr>
+        <w:t>Leviticus 10:4</w:t>
+      </w:r>
       <w:r>
         <w:rPr>
           <w:lang w:val="en_US" w:bidi="en_US"/>
         </w:rPr>
         <w:t>). Several of his descendants were important in Israel's history. Amminadab led the ceremony when David moved the ark to Jerusalem (</w:t>
       </w:r>
-      <w:hyperlink r:id="rId169">
-        <w:r>
-          <w:rPr>
-            <w:lang w:val="en_US" w:bidi="en_US"/>
-          </w:rPr>
-          <w:rPr>
-            <w:color w:val="0000EE"/>
-            <w:u w:val="single"/>
-          </w:rPr>
-          <w:t>1 Chronicles 15:10</w:t>
-        </w:r>
-      </w:hyperlink>
+      <w:r>
+        <w:rPr>
+          <w:lang w:val="en_US" w:bidi="en_US"/>
+        </w:rPr>
+        <w:t>1 Chronicles 15:10</w:t>
+      </w:r>
       <w:r>
         <w:rPr>
           <w:lang w:val="en_US" w:bidi="en_US"/>
         </w:rPr>
         <w:t>). Micah and Isshiah were leaders among the Levites during King Solomon's reign (</w:t>
       </w:r>
-      <w:hyperlink r:id="rId170">
-        <w:r>
-          <w:rPr>
-            <w:lang w:val="en_US" w:bidi="en_US"/>
-          </w:rPr>
-          <w:rPr>
-            <w:color w:val="0000EE"/>
-            <w:u w:val="single"/>
-          </w:rPr>
-          <w:t>1 Chronicles 23:20</w:t>
-        </w:r>
-      </w:hyperlink>
+      <w:r>
+        <w:rPr>
+          <w:lang w:val="en_US" w:bidi="en_US"/>
+        </w:rPr>
+        <w:t>1 Chronicles 23:20</w:t>
+      </w:r>
       <w:r>
         <w:rPr>
           <w:lang w:val="en_US" w:bidi="en_US"/>
@@ -7123,18 +6073,12 @@
         </w:rPr>
         <w:t>The son of Ishi who was one of the leaders of the Simeonite warriors. These warriors defeated the Amalekites at Seir during the time when Hezekiah was king (</w:t>
       </w:r>
-      <w:hyperlink r:id="rId171">
-        <w:r>
-          <w:rPr>
-            <w:lang w:val="en_US" w:bidi="en_US"/>
-          </w:rPr>
-          <w:rPr>
-            <w:color w:val="0000EE"/>
-            <w:u w:val="single"/>
-          </w:rPr>
-          <w:t>1 Chronicles 4:42</w:t>
-        </w:r>
-      </w:hyperlink>
+      <w:r>
+        <w:rPr>
+          <w:lang w:val="en_US" w:bidi="en_US"/>
+        </w:rPr>
+        <w:t>1 Chronicles 4:42</w:t>
+      </w:r>
       <w:r>
         <w:rPr>
           <w:lang w:val="en_US" w:bidi="en_US"/>
@@ -7159,18 +6103,12 @@
         </w:rPr>
         <w:t>A Benjaminite clan chief who is listed as the son of Bela, the son of Benjamin (</w:t>
       </w:r>
-      <w:hyperlink r:id="rId141">
-        <w:r>
-          <w:rPr>
-            <w:lang w:val="en_US" w:bidi="en_US"/>
-          </w:rPr>
-          <w:rPr>
-            <w:color w:val="0000EE"/>
-            <w:u w:val="single"/>
-          </w:rPr>
-          <w:t>1 Chronicles 7:7</w:t>
-        </w:r>
-      </w:hyperlink>
+      <w:r>
+        <w:rPr>
+          <w:lang w:val="en_US" w:bidi="en_US"/>
+        </w:rPr>
+        <w:t>1 Chronicles 7:7</w:t>
+      </w:r>
       <w:r>
         <w:rPr>
           <w:lang w:val="en_US" w:bidi="en_US"/>
@@ -7195,36 +6133,24 @@
         </w:rPr>
         <w:t>The son of Heman of the Levite clan of Asaph (</w:t>
       </w:r>
-      <w:hyperlink r:id="rId172">
-        <w:r>
-          <w:rPr>
-            <w:lang w:val="en_US" w:bidi="en_US"/>
-          </w:rPr>
-          <w:rPr>
-            <w:color w:val="0000EE"/>
-            <w:u w:val="single"/>
-          </w:rPr>
-          <w:t>1 Chronicles 25:4</w:t>
-        </w:r>
-      </w:hyperlink>
+      <w:r>
+        <w:rPr>
+          <w:lang w:val="en_US" w:bidi="en_US"/>
+        </w:rPr>
+        <w:t>1 Chronicles 25:4</w:t>
+      </w:r>
       <w:r>
         <w:rPr>
           <w:lang w:val="en_US" w:bidi="en_US"/>
         </w:rPr>
         <w:t>). He is also called Azarel (</w:t>
       </w:r>
-      <w:hyperlink r:id="rId173">
-        <w:r>
-          <w:rPr>
-            <w:lang w:val="en_US" w:bidi="en_US"/>
-          </w:rPr>
-          <w:rPr>
-            <w:color w:val="0000EE"/>
-            <w:u w:val="single"/>
-          </w:rPr>
-          <w:t>1 Chronicles 25:18</w:t>
-        </w:r>
-      </w:hyperlink>
+      <w:r>
+        <w:rPr>
+          <w:lang w:val="en_US" w:bidi="en_US"/>
+        </w:rPr>
+        <w:t>1 Chronicles 25:18</w:t>
+      </w:r>
       <w:r>
         <w:rPr>
           <w:lang w:val="en_US" w:bidi="en_US"/>
@@ -7249,18 +6175,12 @@
         </w:rPr>
         <w:t>A Levite who helped with the reconsecration (the ceremony to make holy again) of the temple during King Hezekiah's time (</w:t>
       </w:r>
-      <w:hyperlink r:id="rId174">
-        <w:r>
-          <w:rPr>
-            <w:lang w:val="en_US" w:bidi="en_US"/>
-          </w:rPr>
-          <w:rPr>
-            <w:color w:val="0000EE"/>
-            <w:u w:val="single"/>
-          </w:rPr>
-          <w:t>2 Chronicles 29:14</w:t>
-        </w:r>
-      </w:hyperlink>
+      <w:r>
+        <w:rPr>
+          <w:lang w:val="en_US" w:bidi="en_US"/>
+        </w:rPr>
+        <w:t>2 Chronicles 29:14</w:t>
+      </w:r>
       <w:r>
         <w:rPr>
           <w:lang w:val="en_US" w:bidi="en_US"/>
@@ -7285,36 +6205,24 @@
         </w:rPr>
         <w:t>A goldsmith who worked on rebuilding the gates of Jerusalem (</w:t>
       </w:r>
-      <w:hyperlink r:id="rId175">
-        <w:r>
-          <w:rPr>
-            <w:lang w:val="en_US" w:bidi="en_US"/>
-          </w:rPr>
-          <w:rPr>
-            <w:color w:val="0000EE"/>
-            <w:u w:val="single"/>
-          </w:rPr>
-          <w:t>Nehemiah 3:8</w:t>
-        </w:r>
-      </w:hyperlink>
+      <w:r>
+        <w:rPr>
+          <w:lang w:val="en_US" w:bidi="en_US"/>
+        </w:rPr>
+        <w:t>Nehemiah 3:8</w:t>
+      </w:r>
       <w:r>
         <w:rPr>
           <w:lang w:val="en_US" w:bidi="en_US"/>
         </w:rPr>
         <w:t xml:space="preserve">). His name suggests he was probably a priest who had the job of making and repairing the instruments and containers used in the temple (compare </w:t>
       </w:r>
-      <w:hyperlink r:id="rId176">
-        <w:r>
-          <w:rPr>
-            <w:lang w:val="en_US" w:bidi="en_US"/>
-          </w:rPr>
-          <w:rPr>
-            <w:color w:val="0000EE"/>
-            <w:u w:val="single"/>
-          </w:rPr>
-          <w:t>1 Chronicles 9:29</w:t>
-        </w:r>
-      </w:hyperlink>
+      <w:r>
+        <w:rPr>
+          <w:lang w:val="en_US" w:bidi="en_US"/>
+        </w:rPr>
+        <w:t>1 Chronicles 9:29</w:t>
+      </w:r>
       <w:r>
         <w:rPr>
           <w:lang w:val="en_US" w:bidi="en_US"/>
